--- a/AA_DOCUS/TFG-M-Plantilla_sinPortada-3.docx
+++ b/AA_DOCUS/TFG-M-Plantilla_sinPortada-3.docx
@@ -4,28 +4,65 @@
   <w:body>
     <w:p>
       <w:pPr>
-        <w:pStyle w:val="Title"/>
-      </w:pPr>
-      <w:r>
-        <w:t xml:space="preserve">Resumen </w:t>
-      </w:r>
-    </w:p>
-    <w:p>
-      <w:pPr>
         <w:spacing w:before="0" w:after="200" w:line="276" w:lineRule="auto"/>
         <w:jc w:val="left"/>
-      </w:pPr>
-      <w:r>
-        <w:t>La memoria del TFG</w:t>
-      </w:r>
-      <w:r>
-        <w:t>/TFM</w:t>
-      </w:r>
-      <w:r>
-        <w:t xml:space="preserve"> empieza con un breve resumen de entre 150 y 200 palabras, escrito en castellano, valenciano e inglés. </w:t>
-      </w:r>
-      <w:r>
-        <w:t>Estas páginas van sin numerar.</w:t>
+        <w:rPr>
+          <w:rFonts w:eastAsiaTheme="majorEastAsia" w:cstheme="majorBidi"/>
+          <w:b/>
+          <w:spacing w:val="5"/>
+          <w:kern w:val="28"/>
+          <w:sz w:val="28"/>
+          <w:szCs w:val="52"/>
+        </w:rPr>
+      </w:pPr>
+      <w:r>
+        <w:drawing>
+          <wp:inline distT="0" distB="0" distL="0" distR="0" wp14:anchorId="6BA34F54" wp14:editId="1C7A97F2">
+            <wp:extent cx="5400040" cy="3746500"/>
+            <wp:effectExtent l="0" t="0" r="0" b="6350"/>
+            <wp:docPr id="1588034468" name="Picture 1"/>
+            <wp:cNvGraphicFramePr>
+              <a:graphicFrameLocks xmlns:a="http://schemas.openxmlformats.org/drawingml/2006/main" noChangeAspect="1"/>
+            </wp:cNvGraphicFramePr>
+            <a:graphic xmlns:a="http://schemas.openxmlformats.org/drawingml/2006/main">
+              <a:graphicData uri="http://schemas.openxmlformats.org/drawingml/2006/picture">
+                <pic:pic xmlns:pic="http://schemas.openxmlformats.org/drawingml/2006/picture">
+                  <pic:nvPicPr>
+                    <pic:cNvPr id="1588034468" name=""/>
+                    <pic:cNvPicPr/>
+                  </pic:nvPicPr>
+                  <pic:blipFill>
+                    <a:blip r:embed="rId8"/>
+                    <a:stretch>
+                      <a:fillRect/>
+                    </a:stretch>
+                  </pic:blipFill>
+                  <pic:spPr>
+                    <a:xfrm>
+                      <a:off x="0" y="0"/>
+                      <a:ext cx="5400040" cy="3746500"/>
+                    </a:xfrm>
+                    <a:prstGeom prst="rect">
+                      <a:avLst/>
+                    </a:prstGeom>
+                  </pic:spPr>
+                </pic:pic>
+              </a:graphicData>
+            </a:graphic>
+          </wp:inline>
+        </w:drawing>
+      </w:r>
+      <w:r>
+        <w:br w:type="page"/>
+      </w:r>
+    </w:p>
+    <w:p>
+      <w:pPr>
+        <w:pStyle w:val="Title"/>
+      </w:pPr>
+      <w:r>
+        <w:lastRenderedPageBreak/>
+        <w:t xml:space="preserve">Resumen </w:t>
       </w:r>
     </w:p>
     <w:p>
@@ -33,230 +70,254 @@
         <w:spacing w:before="0" w:after="200" w:line="276" w:lineRule="auto"/>
         <w:jc w:val="left"/>
       </w:pPr>
-    </w:p>
-    <w:p>
-      <w:pPr>
-        <w:pStyle w:val="Title"/>
-      </w:pPr>
-      <w:proofErr w:type="spellStart"/>
-      <w:r>
-        <w:t>Resum</w:t>
-      </w:r>
-      <w:proofErr w:type="spellEnd"/>
-    </w:p>
-    <w:p>
-      <w:pPr>
-        <w:rPr>
-          <w:lang w:val="en-US"/>
-        </w:rPr>
-      </w:pPr>
-      <w:r>
-        <w:t xml:space="preserve">La memoria del </w:t>
-      </w:r>
-      <w:r>
-        <w:t>TFG/TFM</w:t>
-      </w:r>
-      <w:r>
-        <w:t xml:space="preserve"> </w:t>
-      </w:r>
-      <w:proofErr w:type="spellStart"/>
-      <w:r>
-        <w:t>comença</w:t>
-      </w:r>
-      <w:proofErr w:type="spellEnd"/>
-      <w:r>
-        <w:t xml:space="preserve"> </w:t>
-      </w:r>
-      <w:proofErr w:type="spellStart"/>
-      <w:r>
-        <w:t>amb</w:t>
-      </w:r>
-      <w:proofErr w:type="spellEnd"/>
-      <w:r>
-        <w:t xml:space="preserve"> un </w:t>
-      </w:r>
-      <w:proofErr w:type="spellStart"/>
-      <w:r>
-        <w:t>breu</w:t>
-      </w:r>
-      <w:proofErr w:type="spellEnd"/>
-      <w:r>
-        <w:t xml:space="preserve"> </w:t>
-      </w:r>
-      <w:proofErr w:type="spellStart"/>
-      <w:r>
-        <w:t>resum</w:t>
-      </w:r>
-      <w:proofErr w:type="spellEnd"/>
-      <w:r>
-        <w:t xml:space="preserve"> </w:t>
-      </w:r>
-      <w:proofErr w:type="spellStart"/>
-      <w:r>
-        <w:t>d’entre</w:t>
-      </w:r>
-      <w:proofErr w:type="spellEnd"/>
-      <w:r>
-        <w:t xml:space="preserve"> 150 i 200 </w:t>
-      </w:r>
-      <w:proofErr w:type="spellStart"/>
-      <w:r>
-        <w:t>paraules</w:t>
-      </w:r>
-      <w:proofErr w:type="spellEnd"/>
-      <w:r>
-        <w:t xml:space="preserve">, </w:t>
-      </w:r>
-      <w:proofErr w:type="spellStart"/>
-      <w:r>
-        <w:t>escrit</w:t>
-      </w:r>
-      <w:proofErr w:type="spellEnd"/>
-      <w:r>
-        <w:t xml:space="preserve"> en </w:t>
-      </w:r>
-      <w:proofErr w:type="spellStart"/>
-      <w:r>
-        <w:t>castellà</w:t>
-      </w:r>
-      <w:proofErr w:type="spellEnd"/>
-      <w:r>
-        <w:t xml:space="preserve">, </w:t>
-      </w:r>
-      <w:proofErr w:type="spellStart"/>
-      <w:r>
-        <w:t>valencià</w:t>
-      </w:r>
-      <w:proofErr w:type="spellEnd"/>
-      <w:r>
-        <w:t xml:space="preserve"> i </w:t>
-      </w:r>
-      <w:proofErr w:type="spellStart"/>
-      <w:r>
-        <w:t>anglès</w:t>
-      </w:r>
-      <w:proofErr w:type="spellEnd"/>
-      <w:r>
-        <w:t xml:space="preserve">. </w:t>
-      </w:r>
-      <w:proofErr w:type="spellStart"/>
-      <w:r>
-        <w:rPr>
-          <w:lang w:val="en-US"/>
-        </w:rPr>
-        <w:t>Aquestes</w:t>
-      </w:r>
-      <w:proofErr w:type="spellEnd"/>
-      <w:r>
-        <w:rPr>
-          <w:lang w:val="en-US"/>
-        </w:rPr>
-        <w:t xml:space="preserve"> </w:t>
-      </w:r>
-      <w:proofErr w:type="spellStart"/>
-      <w:r>
-        <w:rPr>
-          <w:lang w:val="en-US"/>
-        </w:rPr>
-        <w:t>pàgines</w:t>
-      </w:r>
-      <w:proofErr w:type="spellEnd"/>
-      <w:r>
-        <w:rPr>
-          <w:lang w:val="en-US"/>
-        </w:rPr>
-        <w:t xml:space="preserve"> van sense </w:t>
-      </w:r>
-      <w:proofErr w:type="spellStart"/>
-      <w:r>
-        <w:rPr>
-          <w:lang w:val="en-US"/>
-        </w:rPr>
-        <w:t>numerar</w:t>
-      </w:r>
-      <w:proofErr w:type="spellEnd"/>
-      <w:r>
-        <w:rPr>
-          <w:lang w:val="en-US"/>
-        </w:rPr>
-        <w:t>.</w:t>
+      <w:r>
+        <w:t>Este Trabajo Final de Grado (TFG) tiene como objetivo desarrollar e implementar un sistema que permita la distribución de vídeo con la menor latencia posible en una red local, apoyándose en herramientas web para la visualización, emisión y control de los flujos, y MediaMTX como servidor de contenidos.</w:t>
       </w:r>
     </w:p>
     <w:p>
       <w:pPr>
         <w:spacing w:before="0" w:after="200" w:line="276" w:lineRule="auto"/>
         <w:jc w:val="left"/>
-        <w:rPr>
-          <w:lang w:val="en-US"/>
-        </w:rPr>
-      </w:pPr>
-    </w:p>
-    <w:p>
-      <w:pPr>
-        <w:pStyle w:val="Title"/>
-        <w:rPr>
-          <w:lang w:val="en-US"/>
-        </w:rPr>
-      </w:pPr>
-      <w:r>
-        <w:rPr>
-          <w:lang w:val="en-US"/>
-        </w:rPr>
-        <w:t>Abstract</w:t>
-      </w:r>
-    </w:p>
-    <w:p>
-      <w:pPr>
-        <w:rPr>
-          <w:lang w:val="en-US"/>
-        </w:rPr>
-      </w:pPr>
-      <w:r>
-        <w:rPr>
-          <w:lang w:val="en-US"/>
-        </w:rPr>
-        <w:t xml:space="preserve">The thesis begins with a short abstract (between 150 and 200 words) </w:t>
-      </w:r>
-      <w:r>
-        <w:rPr>
-          <w:lang w:val="en-US"/>
-        </w:rPr>
-        <w:t xml:space="preserve">written in Spanish, Valencian, and English. </w:t>
-      </w:r>
-      <w:r>
-        <w:rPr>
-          <w:lang w:val="en-US"/>
-        </w:rPr>
-        <w:t xml:space="preserve">The cover page and the pages containing the three versions of the abstract </w:t>
-      </w:r>
-      <w:r>
-        <w:rPr>
-          <w:lang w:val="en-US"/>
-        </w:rPr>
-        <w:t>are not numbered.</w:t>
+      </w:pPr>
+      <w:r>
+        <w:t>La arquitectura desarrollada cubre todas las etapas del video: captura, codificación, publicación, enrutado y distribución, ya sea para grabación, visualización o composición para realización.</w:t>
       </w:r>
     </w:p>
     <w:p>
       <w:pPr>
         <w:spacing w:before="0" w:after="200" w:line="276" w:lineRule="auto"/>
         <w:jc w:val="left"/>
-        <w:rPr>
-          <w:lang w:val="en-US"/>
-        </w:rPr>
-      </w:pPr>
+      </w:pPr>
+      <w:r>
+        <w:t>Además, se utilizarán los protocolos WHIP (WebRTC-HTTP Ingestion Protocol) para la contribución de señal y WHEP (WebRTC-HTTP Egress Protocol) para la entrega a clientes web, aprovechando la arquitectura y tecnologías web implementadas y buscando la latencia mínima.</w:t>
+      </w:r>
     </w:p>
     <w:p>
       <w:pPr>
         <w:spacing w:before="0" w:after="200" w:line="276" w:lineRule="auto"/>
         <w:jc w:val="left"/>
+      </w:pPr>
+      <w:r>
+        <w:t xml:space="preserve">Todo el sistema se despliega a través de contenedores Docker, incluyendo un </w:t>
+      </w:r>
+      <w:proofErr w:type="spellStart"/>
+      <w:r>
+        <w:t>backend</w:t>
+      </w:r>
+      <w:proofErr w:type="spellEnd"/>
+      <w:r>
+        <w:t xml:space="preserve"> sencillo de Node.js para servir las herramientas web y gestionar las comunicaciones API de clientes con MediaMTX.</w:t>
+      </w:r>
+    </w:p>
+    <w:p>
+      <w:pPr>
+        <w:spacing w:before="0" w:after="200" w:line="276" w:lineRule="auto"/>
+        <w:jc w:val="left"/>
+      </w:pPr>
+    </w:p>
+    <w:p>
+      <w:pPr>
+        <w:pStyle w:val="Title"/>
+        <w:rPr>
+          <w:lang w:val="en-GB"/>
+        </w:rPr>
+      </w:pPr>
+      <w:proofErr w:type="spellStart"/>
+      <w:r>
+        <w:rPr>
+          <w:lang w:val="en-GB"/>
+        </w:rPr>
+        <w:t>Resum</w:t>
+      </w:r>
+      <w:proofErr w:type="spellEnd"/>
+    </w:p>
+    <w:p>
+      <w:pPr>
+        <w:rPr>
+          <w:lang w:val="en-GB"/>
+        </w:rPr>
+      </w:pPr>
+      <w:r>
+        <w:rPr>
+          <w:lang w:val="en-GB"/>
+        </w:rPr>
+        <w:t xml:space="preserve">This </w:t>
+      </w:r>
+      <w:proofErr w:type="gramStart"/>
+      <w:r>
+        <w:rPr>
+          <w:lang w:val="en-GB"/>
+        </w:rPr>
+        <w:t>Bachelor's</w:t>
+      </w:r>
+      <w:proofErr w:type="gramEnd"/>
+      <w:r>
+        <w:rPr>
+          <w:lang w:val="en-GB"/>
+        </w:rPr>
+        <w:t xml:space="preserve"> Thesis aims to develop and implement a system that enables video distribution with the lowest possible latency over a local network, relying on web tools for stream viewing, publishing, and control, and on MediaMTX as the content server.</w:t>
+      </w:r>
+    </w:p>
+    <w:p>
+      <w:pPr>
+        <w:rPr>
+          <w:lang w:val="en-GB"/>
+        </w:rPr>
+      </w:pPr>
+      <w:r>
+        <w:rPr>
+          <w:lang w:val="en-GB"/>
+        </w:rPr>
+        <w:t>The developed architecture covers all video stages: capture, encoding, publishing, routing, and distribution, whether for recording, monitoring, or composition for live production.</w:t>
+      </w:r>
+    </w:p>
+    <w:p>
+      <w:pPr>
+        <w:rPr>
+          <w:lang w:val="en-GB"/>
+        </w:rPr>
+      </w:pPr>
+      <w:r>
+        <w:rPr>
+          <w:lang w:val="en-GB"/>
+        </w:rPr>
+        <w:t>In addition, the WHIP (WebRTC-HTTP Ingestion Protocol) and WHEP (WebRTC-HTTP Egress Protocol) protocols will be used for signal contribution and delivery to web clients, leveraging the implemented web architecture and technologies while targeting minimum latency.</w:t>
+      </w:r>
+    </w:p>
+    <w:p>
+      <w:pPr>
+        <w:rPr>
+          <w:lang w:val="en-GB"/>
+        </w:rPr>
+      </w:pPr>
+      <w:r>
+        <w:rPr>
+          <w:lang w:val="en-GB"/>
+        </w:rPr>
+        <w:t>The entire system is deployed through Docker containers, including a simple Node.js backend to serve the web tools and manage client API communications with MediaMTX.</w:t>
+      </w:r>
+    </w:p>
+    <w:p>
+      <w:pPr>
+        <w:spacing w:before="0" w:after="200" w:line="276" w:lineRule="auto"/>
+        <w:jc w:val="left"/>
+        <w:rPr>
+          <w:lang w:val="en-GB"/>
+        </w:rPr>
+      </w:pPr>
+    </w:p>
+    <w:p>
+      <w:pPr>
+        <w:pStyle w:val="Title"/>
         <w:rPr>
           <w:lang w:val="en-US"/>
         </w:rPr>
+      </w:pPr>
+      <w:r>
+        <w:rPr>
+          <w:lang w:val="en-US"/>
+        </w:rPr>
+        <w:t>Abstract</w:t>
+      </w:r>
+    </w:p>
+    <w:p>
+      <w:pPr>
+        <w:rPr>
+          <w:lang w:val="en-GB"/>
+        </w:rPr>
+      </w:pPr>
+      <w:r>
+        <w:rPr>
+          <w:lang w:val="en-GB"/>
+        </w:rPr>
+        <w:t xml:space="preserve">This </w:t>
+      </w:r>
+      <w:proofErr w:type="gramStart"/>
+      <w:r>
+        <w:rPr>
+          <w:lang w:val="en-GB"/>
+        </w:rPr>
+        <w:t>Bachelor's</w:t>
+      </w:r>
+      <w:proofErr w:type="gramEnd"/>
+      <w:r>
+        <w:rPr>
+          <w:lang w:val="en-GB"/>
+        </w:rPr>
+        <w:t xml:space="preserve"> Thesis aims to develop and implement a system that enables video distribution with the lowest possible latency over a local network, relying on web tools for stream viewing, publishing, and control, and on MediaMTX as the content server.</w:t>
+      </w:r>
+    </w:p>
+    <w:p>
+      <w:pPr>
+        <w:rPr>
+          <w:lang w:val="en-GB"/>
+        </w:rPr>
+      </w:pPr>
+    </w:p>
+    <w:p>
+      <w:pPr>
+        <w:rPr>
+          <w:lang w:val="en-GB"/>
+        </w:rPr>
+      </w:pPr>
+      <w:r>
+        <w:rPr>
+          <w:lang w:val="en-GB"/>
+        </w:rPr>
+        <w:t>The developed architecture covers all video stages: capture, encoding, publishing, routing, and distribution, whether for recording, monitoring, or composition for live production.</w:t>
+      </w:r>
+    </w:p>
+    <w:p>
+      <w:pPr>
+        <w:rPr>
+          <w:lang w:val="en-GB"/>
+        </w:rPr>
+      </w:pPr>
+    </w:p>
+    <w:p>
+      <w:pPr>
+        <w:rPr>
+          <w:lang w:val="en-GB"/>
+        </w:rPr>
+      </w:pPr>
+      <w:r>
+        <w:rPr>
+          <w:lang w:val="en-GB"/>
+        </w:rPr>
+        <w:lastRenderedPageBreak/>
+        <w:t>In addition, the WHIP (WebRTC-HTTP Ingestion Protocol) and WHEP (WebRTC-HTTP Egress Protocol) protocols will be used for signal contribution and delivery to web clients, leveraging the implemented web architecture and technologies while targeting minimum latency.</w:t>
+      </w:r>
+    </w:p>
+    <w:p>
+      <w:pPr>
+        <w:rPr>
+          <w:lang w:val="en-GB"/>
+        </w:rPr>
+      </w:pPr>
+    </w:p>
+    <w:p>
+      <w:pPr>
+        <w:rPr>
+          <w:lang w:val="en-GB"/>
+        </w:rPr>
+      </w:pPr>
+      <w:r>
+        <w:rPr>
+          <w:lang w:val="en-GB"/>
+        </w:rPr>
+        <w:t>The entire system is deployed through Docker containers, including a simple Node.js backend to serve the web tools and manage client API communications with MediaMTX.</w:t>
+      </w:r>
+    </w:p>
+    <w:p>
+      <w:pPr>
+        <w:rPr>
+          <w:lang w:val="en-GB"/>
+        </w:rPr>
         <w:sectPr>
-          <w:headerReference w:type="default" r:id="rId8"/>
-          <w:footerReference w:type="default" r:id="rId9"/>
-          <w:headerReference w:type="first" r:id="rId10"/>
-          <w:footerReference w:type="first" r:id="rId11"/>
+          <w:headerReference w:type="default" r:id="rId9"/>
+          <w:footerReference w:type="default" r:id="rId10"/>
+          <w:headerReference w:type="first" r:id="rId11"/>
+          <w:footerReference w:type="first" r:id="rId12"/>
           <w:type w:val="continuous"/>
           <w:pgSz w:w="11906" w:h="16838"/>
           <w:pgMar w:top="2041" w:right="1701" w:bottom="1418" w:left="1701" w:header="567" w:footer="709" w:gutter="0"/>
@@ -1870,11 +1931,7 @@
     </w:p>
     <w:sdt>
       <w:sdtPr>
-        <w:rPr>
-          <w:b/>
-          <w:bCs/>
-        </w:rPr>
-        <w:id w:val="1221796782"/>
+        <w:id w:val="-49002382"/>
         <w:docPartObj>
           <w:docPartGallery w:val="Table of Contents"/>
           <w:docPartUnique/>
@@ -1882,64 +1939,157 @@
       </w:sdtPr>
       <w:sdtEndPr>
         <w:rPr>
-          <w:b w:val="0"/>
-          <w:bCs w:val="0"/>
+          <w:rFonts w:ascii="Times New Roman" w:eastAsiaTheme="minorHAnsi" w:hAnsi="Times New Roman" w:cs="Times New Roman"/>
+          <w:noProof/>
+          <w:color w:val="auto"/>
+          <w:sz w:val="22"/>
+          <w:szCs w:val="24"/>
         </w:rPr>
       </w:sdtEndPr>
       <w:sdtContent>
         <w:p>
           <w:pPr>
+            <w:pStyle w:val="TOCHeading"/>
+          </w:pPr>
+          <w:proofErr w:type="spellStart"/>
+          <w:r>
+            <w:t>Contents</w:t>
+          </w:r>
+          <w:proofErr w:type="spellEnd"/>
+        </w:p>
+        <w:p>
+          <w:pPr>
             <w:pStyle w:val="TOC1"/>
             <w:tabs>
-              <w:tab w:val="left" w:pos="1320"/>
+              <w:tab w:val="left" w:pos="1440"/>
               <w:tab w:val="right" w:leader="dot" w:pos="8494"/>
             </w:tabs>
             <w:rPr>
-              <w:rFonts w:asciiTheme="majorHAnsi" w:eastAsiaTheme="majorEastAsia" w:hAnsiTheme="majorHAnsi" w:cstheme="majorBidi"/>
-              <w:szCs w:val="28"/>
+              <w:rFonts w:asciiTheme="minorHAnsi" w:eastAsiaTheme="minorEastAsia" w:hAnsiTheme="minorHAnsi" w:cstheme="minorBidi"/>
+              <w:noProof/>
+              <w:kern w:val="2"/>
+              <w:sz w:val="24"/>
+              <w:lang w:val="en-GB" w:eastAsia="en-GB"/>
+              <w14:ligatures w14:val="standardContextual"/>
             </w:rPr>
           </w:pPr>
           <w:r>
-            <w:rPr>
-              <w:rStyle w:val="Hyperlink"/>
-              <w:noProof/>
-            </w:rPr>
             <w:fldChar w:fldCharType="begin"/>
           </w:r>
           <w:r>
-            <w:rPr>
-              <w:rStyle w:val="Hyperlink"/>
-              <w:noProof/>
-            </w:rPr>
             <w:instrText xml:space="preserve"> TOC \o "1-3" \h \z \u </w:instrText>
           </w:r>
           <w:r>
-            <w:rPr>
-              <w:rStyle w:val="Hyperlink"/>
-              <w:noProof/>
-            </w:rPr>
             <w:fldChar w:fldCharType="separate"/>
           </w:r>
-          <w:hyperlink w:anchor="_Toc98196061" w:history="1">
+          <w:hyperlink w:anchor="_Toc226158435" w:history="1">
             <w:r>
               <w:rPr>
                 <w:rStyle w:val="Hyperlink"/>
                 <w:noProof/>
               </w:rPr>
-              <w:t>Capítulo</w:t>
+              <w:t>Capítulo 1.</w:t>
+            </w:r>
+            <w:r>
+              <w:rPr>
+                <w:rFonts w:asciiTheme="minorHAnsi" w:eastAsiaTheme="minorEastAsia" w:hAnsiTheme="minorHAnsi" w:cstheme="minorBidi"/>
+                <w:noProof/>
+                <w:kern w:val="2"/>
+                <w:sz w:val="24"/>
+                <w:lang w:val="en-GB" w:eastAsia="en-GB"/>
+                <w14:ligatures w14:val="standardContextual"/>
+              </w:rPr>
+              <w:tab/>
             </w:r>
             <w:r>
               <w:rPr>
                 <w:rStyle w:val="Hyperlink"/>
                 <w:noProof/>
               </w:rPr>
-              <w:t xml:space="preserve"> 1.</w:t>
+              <w:t>Introducción</w:t>
+            </w:r>
+            <w:r>
+              <w:rPr>
+                <w:noProof/>
+                <w:webHidden/>
+              </w:rPr>
+              <w:tab/>
+            </w:r>
+            <w:r>
+              <w:rPr>
+                <w:noProof/>
+                <w:webHidden/>
+              </w:rPr>
+              <w:fldChar w:fldCharType="begin"/>
+            </w:r>
+            <w:r>
+              <w:rPr>
+                <w:noProof/>
+                <w:webHidden/>
+              </w:rPr>
+              <w:instrText xml:space="preserve"> PAGEREF _Toc226158435 \h </w:instrText>
+            </w:r>
+            <w:r>
+              <w:rPr>
+                <w:noProof/>
+                <w:webHidden/>
+              </w:rPr>
+            </w:r>
+            <w:r>
+              <w:rPr>
+                <w:noProof/>
+                <w:webHidden/>
+              </w:rPr>
+              <w:fldChar w:fldCharType="separate"/>
+            </w:r>
+            <w:r>
+              <w:rPr>
+                <w:noProof/>
+                <w:webHidden/>
+              </w:rPr>
+              <w:t>1</w:t>
+            </w:r>
+            <w:r>
+              <w:rPr>
+                <w:noProof/>
+                <w:webHidden/>
+              </w:rPr>
+              <w:fldChar w:fldCharType="end"/>
+            </w:r>
+          </w:hyperlink>
+        </w:p>
+        <w:p>
+          <w:pPr>
+            <w:pStyle w:val="TOC2"/>
+            <w:tabs>
+              <w:tab w:val="left" w:pos="960"/>
+              <w:tab w:val="right" w:leader="dot" w:pos="8494"/>
+            </w:tabs>
+            <w:rPr>
+              <w:rFonts w:asciiTheme="minorHAnsi" w:eastAsiaTheme="minorEastAsia" w:hAnsiTheme="minorHAnsi" w:cstheme="minorBidi"/>
+              <w:noProof/>
+              <w:kern w:val="2"/>
+              <w:sz w:val="24"/>
+              <w:lang w:val="en-GB" w:eastAsia="en-GB"/>
+              <w14:ligatures w14:val="standardContextual"/>
+            </w:rPr>
+          </w:pPr>
+          <w:hyperlink w:anchor="_Toc226158436" w:history="1">
+            <w:r>
+              <w:rPr>
+                <w:rStyle w:val="Hyperlink"/>
+                <w:noProof/>
+              </w:rPr>
+              <w:t>1.1</w:t>
             </w:r>
             <w:r>
               <w:rPr>
                 <w:rFonts w:asciiTheme="minorHAnsi" w:eastAsiaTheme="minorEastAsia" w:hAnsiTheme="minorHAnsi" w:cstheme="minorBidi"/>
                 <w:noProof/>
-                <w:szCs w:val="22"/>
+                <w:kern w:val="2"/>
+                <w:sz w:val="24"/>
+                <w:lang w:val="en-GB" w:eastAsia="en-GB"/>
+                <w14:ligatures w14:val="standardContextual"/>
               </w:rPr>
               <w:tab/>
             </w:r>
@@ -1948,7 +2098,7 @@
                 <w:rStyle w:val="Hyperlink"/>
                 <w:noProof/>
               </w:rPr>
-              <w:t>Objetivo de este documento</w:t>
+              <w:t>Contexto</w:t>
             </w:r>
             <w:r>
               <w:rPr>
@@ -1969,7 +2119,559 @@
                 <w:noProof/>
                 <w:webHidden/>
               </w:rPr>
-              <w:instrText xml:space="preserve"> PAGEREF _Toc98196061 \h </w:instrText>
+              <w:instrText xml:space="preserve"> PAGEREF _Toc226158436 \h </w:instrText>
+            </w:r>
+            <w:r>
+              <w:rPr>
+                <w:noProof/>
+                <w:webHidden/>
+              </w:rPr>
+            </w:r>
+            <w:r>
+              <w:rPr>
+                <w:noProof/>
+                <w:webHidden/>
+              </w:rPr>
+              <w:fldChar w:fldCharType="separate"/>
+            </w:r>
+            <w:r>
+              <w:rPr>
+                <w:noProof/>
+                <w:webHidden/>
+              </w:rPr>
+              <w:t>1</w:t>
+            </w:r>
+            <w:r>
+              <w:rPr>
+                <w:noProof/>
+                <w:webHidden/>
+              </w:rPr>
+              <w:fldChar w:fldCharType="end"/>
+            </w:r>
+          </w:hyperlink>
+        </w:p>
+        <w:p>
+          <w:pPr>
+            <w:pStyle w:val="TOC2"/>
+            <w:tabs>
+              <w:tab w:val="left" w:pos="960"/>
+              <w:tab w:val="right" w:leader="dot" w:pos="8494"/>
+            </w:tabs>
+            <w:rPr>
+              <w:rFonts w:asciiTheme="minorHAnsi" w:eastAsiaTheme="minorEastAsia" w:hAnsiTheme="minorHAnsi" w:cstheme="minorBidi"/>
+              <w:noProof/>
+              <w:kern w:val="2"/>
+              <w:sz w:val="24"/>
+              <w:lang w:val="en-GB" w:eastAsia="en-GB"/>
+              <w14:ligatures w14:val="standardContextual"/>
+            </w:rPr>
+          </w:pPr>
+          <w:hyperlink w:anchor="_Toc226158437" w:history="1">
+            <w:r>
+              <w:rPr>
+                <w:rStyle w:val="Hyperlink"/>
+                <w:noProof/>
+              </w:rPr>
+              <w:t>1.2</w:t>
+            </w:r>
+            <w:r>
+              <w:rPr>
+                <w:rFonts w:asciiTheme="minorHAnsi" w:eastAsiaTheme="minorEastAsia" w:hAnsiTheme="minorHAnsi" w:cstheme="minorBidi"/>
+                <w:noProof/>
+                <w:kern w:val="2"/>
+                <w:sz w:val="24"/>
+                <w:lang w:val="en-GB" w:eastAsia="en-GB"/>
+                <w14:ligatures w14:val="standardContextual"/>
+              </w:rPr>
+              <w:tab/>
+            </w:r>
+            <w:r>
+              <w:rPr>
+                <w:rStyle w:val="Hyperlink"/>
+                <w:noProof/>
+              </w:rPr>
+              <w:t>Problemas</w:t>
+            </w:r>
+            <w:r>
+              <w:rPr>
+                <w:noProof/>
+                <w:webHidden/>
+              </w:rPr>
+              <w:tab/>
+            </w:r>
+            <w:r>
+              <w:rPr>
+                <w:noProof/>
+                <w:webHidden/>
+              </w:rPr>
+              <w:fldChar w:fldCharType="begin"/>
+            </w:r>
+            <w:r>
+              <w:rPr>
+                <w:noProof/>
+                <w:webHidden/>
+              </w:rPr>
+              <w:instrText xml:space="preserve"> PAGEREF _Toc226158437 \h </w:instrText>
+            </w:r>
+            <w:r>
+              <w:rPr>
+                <w:noProof/>
+                <w:webHidden/>
+              </w:rPr>
+            </w:r>
+            <w:r>
+              <w:rPr>
+                <w:noProof/>
+                <w:webHidden/>
+              </w:rPr>
+              <w:fldChar w:fldCharType="separate"/>
+            </w:r>
+            <w:r>
+              <w:rPr>
+                <w:noProof/>
+                <w:webHidden/>
+              </w:rPr>
+              <w:t>1</w:t>
+            </w:r>
+            <w:r>
+              <w:rPr>
+                <w:noProof/>
+                <w:webHidden/>
+              </w:rPr>
+              <w:fldChar w:fldCharType="end"/>
+            </w:r>
+          </w:hyperlink>
+        </w:p>
+        <w:p>
+          <w:pPr>
+            <w:pStyle w:val="TOC3"/>
+            <w:tabs>
+              <w:tab w:val="left" w:pos="1200"/>
+              <w:tab w:val="right" w:leader="dot" w:pos="8494"/>
+            </w:tabs>
+            <w:rPr>
+              <w:rFonts w:asciiTheme="minorHAnsi" w:eastAsiaTheme="minorEastAsia" w:hAnsiTheme="minorHAnsi" w:cstheme="minorBidi"/>
+              <w:noProof/>
+              <w:kern w:val="2"/>
+              <w:sz w:val="24"/>
+              <w:lang w:val="en-GB" w:eastAsia="en-GB"/>
+              <w14:ligatures w14:val="standardContextual"/>
+            </w:rPr>
+          </w:pPr>
+          <w:hyperlink w:anchor="_Toc226158438" w:history="1">
+            <w:r>
+              <w:rPr>
+                <w:rStyle w:val="Hyperlink"/>
+                <w:noProof/>
+              </w:rPr>
+              <w:t>1.2.1</w:t>
+            </w:r>
+            <w:r>
+              <w:rPr>
+                <w:rFonts w:asciiTheme="minorHAnsi" w:eastAsiaTheme="minorEastAsia" w:hAnsiTheme="minorHAnsi" w:cstheme="minorBidi"/>
+                <w:noProof/>
+                <w:kern w:val="2"/>
+                <w:sz w:val="24"/>
+                <w:lang w:val="en-GB" w:eastAsia="en-GB"/>
+                <w14:ligatures w14:val="standardContextual"/>
+              </w:rPr>
+              <w:tab/>
+            </w:r>
+            <w:r>
+              <w:rPr>
+                <w:rStyle w:val="Hyperlink"/>
+                <w:noProof/>
+              </w:rPr>
+              <w:t>Latencia</w:t>
+            </w:r>
+            <w:r>
+              <w:rPr>
+                <w:noProof/>
+                <w:webHidden/>
+              </w:rPr>
+              <w:tab/>
+            </w:r>
+            <w:r>
+              <w:rPr>
+                <w:noProof/>
+                <w:webHidden/>
+              </w:rPr>
+              <w:fldChar w:fldCharType="begin"/>
+            </w:r>
+            <w:r>
+              <w:rPr>
+                <w:noProof/>
+                <w:webHidden/>
+              </w:rPr>
+              <w:instrText xml:space="preserve"> PAGEREF _Toc226158438 \h </w:instrText>
+            </w:r>
+            <w:r>
+              <w:rPr>
+                <w:noProof/>
+                <w:webHidden/>
+              </w:rPr>
+            </w:r>
+            <w:r>
+              <w:rPr>
+                <w:noProof/>
+                <w:webHidden/>
+              </w:rPr>
+              <w:fldChar w:fldCharType="separate"/>
+            </w:r>
+            <w:r>
+              <w:rPr>
+                <w:noProof/>
+                <w:webHidden/>
+              </w:rPr>
+              <w:t>1</w:t>
+            </w:r>
+            <w:r>
+              <w:rPr>
+                <w:noProof/>
+                <w:webHidden/>
+              </w:rPr>
+              <w:fldChar w:fldCharType="end"/>
+            </w:r>
+          </w:hyperlink>
+        </w:p>
+        <w:p>
+          <w:pPr>
+            <w:pStyle w:val="TOC3"/>
+            <w:tabs>
+              <w:tab w:val="left" w:pos="1200"/>
+              <w:tab w:val="right" w:leader="dot" w:pos="8494"/>
+            </w:tabs>
+            <w:rPr>
+              <w:rFonts w:asciiTheme="minorHAnsi" w:eastAsiaTheme="minorEastAsia" w:hAnsiTheme="minorHAnsi" w:cstheme="minorBidi"/>
+              <w:noProof/>
+              <w:kern w:val="2"/>
+              <w:sz w:val="24"/>
+              <w:lang w:val="en-GB" w:eastAsia="en-GB"/>
+              <w14:ligatures w14:val="standardContextual"/>
+            </w:rPr>
+          </w:pPr>
+          <w:hyperlink w:anchor="_Toc226158439" w:history="1">
+            <w:r>
+              <w:rPr>
+                <w:rStyle w:val="Hyperlink"/>
+                <w:noProof/>
+              </w:rPr>
+              <w:t>1.2.2</w:t>
+            </w:r>
+            <w:r>
+              <w:rPr>
+                <w:rFonts w:asciiTheme="minorHAnsi" w:eastAsiaTheme="minorEastAsia" w:hAnsiTheme="minorHAnsi" w:cstheme="minorBidi"/>
+                <w:noProof/>
+                <w:kern w:val="2"/>
+                <w:sz w:val="24"/>
+                <w:lang w:val="en-GB" w:eastAsia="en-GB"/>
+                <w14:ligatures w14:val="standardContextual"/>
+              </w:rPr>
+              <w:tab/>
+            </w:r>
+            <w:r>
+              <w:rPr>
+                <w:rStyle w:val="Hyperlink"/>
+                <w:noProof/>
+              </w:rPr>
+              <w:t>Inestabilidad</w:t>
+            </w:r>
+            <w:r>
+              <w:rPr>
+                <w:noProof/>
+                <w:webHidden/>
+              </w:rPr>
+              <w:tab/>
+            </w:r>
+            <w:r>
+              <w:rPr>
+                <w:noProof/>
+                <w:webHidden/>
+              </w:rPr>
+              <w:fldChar w:fldCharType="begin"/>
+            </w:r>
+            <w:r>
+              <w:rPr>
+                <w:noProof/>
+                <w:webHidden/>
+              </w:rPr>
+              <w:instrText xml:space="preserve"> PAGEREF _Toc226158439 \h </w:instrText>
+            </w:r>
+            <w:r>
+              <w:rPr>
+                <w:noProof/>
+                <w:webHidden/>
+              </w:rPr>
+            </w:r>
+            <w:r>
+              <w:rPr>
+                <w:noProof/>
+                <w:webHidden/>
+              </w:rPr>
+              <w:fldChar w:fldCharType="separate"/>
+            </w:r>
+            <w:r>
+              <w:rPr>
+                <w:noProof/>
+                <w:webHidden/>
+              </w:rPr>
+              <w:t>1</w:t>
+            </w:r>
+            <w:r>
+              <w:rPr>
+                <w:noProof/>
+                <w:webHidden/>
+              </w:rPr>
+              <w:fldChar w:fldCharType="end"/>
+            </w:r>
+          </w:hyperlink>
+        </w:p>
+        <w:p>
+          <w:pPr>
+            <w:pStyle w:val="TOC3"/>
+            <w:tabs>
+              <w:tab w:val="left" w:pos="1200"/>
+              <w:tab w:val="right" w:leader="dot" w:pos="8494"/>
+            </w:tabs>
+            <w:rPr>
+              <w:rFonts w:asciiTheme="minorHAnsi" w:eastAsiaTheme="minorEastAsia" w:hAnsiTheme="minorHAnsi" w:cstheme="minorBidi"/>
+              <w:noProof/>
+              <w:kern w:val="2"/>
+              <w:sz w:val="24"/>
+              <w:lang w:val="en-GB" w:eastAsia="en-GB"/>
+              <w14:ligatures w14:val="standardContextual"/>
+            </w:rPr>
+          </w:pPr>
+          <w:hyperlink w:anchor="_Toc226158440" w:history="1">
+            <w:r>
+              <w:rPr>
+                <w:rStyle w:val="Hyperlink"/>
+                <w:noProof/>
+              </w:rPr>
+              <w:t>1.2.3</w:t>
+            </w:r>
+            <w:r>
+              <w:rPr>
+                <w:rFonts w:asciiTheme="minorHAnsi" w:eastAsiaTheme="minorEastAsia" w:hAnsiTheme="minorHAnsi" w:cstheme="minorBidi"/>
+                <w:noProof/>
+                <w:kern w:val="2"/>
+                <w:sz w:val="24"/>
+                <w:lang w:val="en-GB" w:eastAsia="en-GB"/>
+                <w14:ligatures w14:val="standardContextual"/>
+              </w:rPr>
+              <w:tab/>
+            </w:r>
+            <w:r>
+              <w:rPr>
+                <w:rStyle w:val="Hyperlink"/>
+                <w:noProof/>
+              </w:rPr>
+              <w:t>Coste</w:t>
+            </w:r>
+            <w:r>
+              <w:rPr>
+                <w:noProof/>
+                <w:webHidden/>
+              </w:rPr>
+              <w:tab/>
+            </w:r>
+            <w:r>
+              <w:rPr>
+                <w:noProof/>
+                <w:webHidden/>
+              </w:rPr>
+              <w:fldChar w:fldCharType="begin"/>
+            </w:r>
+            <w:r>
+              <w:rPr>
+                <w:noProof/>
+                <w:webHidden/>
+              </w:rPr>
+              <w:instrText xml:space="preserve"> PAGEREF _Toc226158440 \h </w:instrText>
+            </w:r>
+            <w:r>
+              <w:rPr>
+                <w:noProof/>
+                <w:webHidden/>
+              </w:rPr>
+            </w:r>
+            <w:r>
+              <w:rPr>
+                <w:noProof/>
+                <w:webHidden/>
+              </w:rPr>
+              <w:fldChar w:fldCharType="separate"/>
+            </w:r>
+            <w:r>
+              <w:rPr>
+                <w:noProof/>
+                <w:webHidden/>
+              </w:rPr>
+              <w:t>2</w:t>
+            </w:r>
+            <w:r>
+              <w:rPr>
+                <w:noProof/>
+                <w:webHidden/>
+              </w:rPr>
+              <w:fldChar w:fldCharType="end"/>
+            </w:r>
+          </w:hyperlink>
+        </w:p>
+        <w:p>
+          <w:pPr>
+            <w:pStyle w:val="TOC3"/>
+            <w:tabs>
+              <w:tab w:val="left" w:pos="1200"/>
+              <w:tab w:val="right" w:leader="dot" w:pos="8494"/>
+            </w:tabs>
+            <w:rPr>
+              <w:rFonts w:asciiTheme="minorHAnsi" w:eastAsiaTheme="minorEastAsia" w:hAnsiTheme="minorHAnsi" w:cstheme="minorBidi"/>
+              <w:noProof/>
+              <w:kern w:val="2"/>
+              <w:sz w:val="24"/>
+              <w:lang w:val="en-GB" w:eastAsia="en-GB"/>
+              <w14:ligatures w14:val="standardContextual"/>
+            </w:rPr>
+          </w:pPr>
+          <w:hyperlink w:anchor="_Toc226158441" w:history="1">
+            <w:r>
+              <w:rPr>
+                <w:rStyle w:val="Hyperlink"/>
+                <w:noProof/>
+              </w:rPr>
+              <w:t>1.2.4</w:t>
+            </w:r>
+            <w:r>
+              <w:rPr>
+                <w:rFonts w:asciiTheme="minorHAnsi" w:eastAsiaTheme="minorEastAsia" w:hAnsiTheme="minorHAnsi" w:cstheme="minorBidi"/>
+                <w:noProof/>
+                <w:kern w:val="2"/>
+                <w:sz w:val="24"/>
+                <w:lang w:val="en-GB" w:eastAsia="en-GB"/>
+                <w14:ligatures w14:val="standardContextual"/>
+              </w:rPr>
+              <w:tab/>
+            </w:r>
+            <w:r>
+              <w:rPr>
+                <w:rStyle w:val="Hyperlink"/>
+                <w:noProof/>
+              </w:rPr>
+              <w:t>Calidad y compresión</w:t>
+            </w:r>
+            <w:r>
+              <w:rPr>
+                <w:noProof/>
+                <w:webHidden/>
+              </w:rPr>
+              <w:tab/>
+            </w:r>
+            <w:r>
+              <w:rPr>
+                <w:noProof/>
+                <w:webHidden/>
+              </w:rPr>
+              <w:fldChar w:fldCharType="begin"/>
+            </w:r>
+            <w:r>
+              <w:rPr>
+                <w:noProof/>
+                <w:webHidden/>
+              </w:rPr>
+              <w:instrText xml:space="preserve"> PAGEREF _Toc226158441 \h </w:instrText>
+            </w:r>
+            <w:r>
+              <w:rPr>
+                <w:noProof/>
+                <w:webHidden/>
+              </w:rPr>
+            </w:r>
+            <w:r>
+              <w:rPr>
+                <w:noProof/>
+                <w:webHidden/>
+              </w:rPr>
+              <w:fldChar w:fldCharType="separate"/>
+            </w:r>
+            <w:r>
+              <w:rPr>
+                <w:noProof/>
+                <w:webHidden/>
+              </w:rPr>
+              <w:t>2</w:t>
+            </w:r>
+            <w:r>
+              <w:rPr>
+                <w:noProof/>
+                <w:webHidden/>
+              </w:rPr>
+              <w:fldChar w:fldCharType="end"/>
+            </w:r>
+          </w:hyperlink>
+        </w:p>
+        <w:p>
+          <w:pPr>
+            <w:pStyle w:val="TOC2"/>
+            <w:tabs>
+              <w:tab w:val="left" w:pos="960"/>
+              <w:tab w:val="right" w:leader="dot" w:pos="8494"/>
+            </w:tabs>
+            <w:rPr>
+              <w:rFonts w:asciiTheme="minorHAnsi" w:eastAsiaTheme="minorEastAsia" w:hAnsiTheme="minorHAnsi" w:cstheme="minorBidi"/>
+              <w:noProof/>
+              <w:kern w:val="2"/>
+              <w:sz w:val="24"/>
+              <w:lang w:val="en-GB" w:eastAsia="en-GB"/>
+              <w14:ligatures w14:val="standardContextual"/>
+            </w:rPr>
+          </w:pPr>
+          <w:hyperlink w:anchor="_Toc226158442" w:history="1">
+            <w:r>
+              <w:rPr>
+                <w:rStyle w:val="Hyperlink"/>
+                <w:noProof/>
+              </w:rPr>
+              <w:t>1.3</w:t>
+            </w:r>
+            <w:r>
+              <w:rPr>
+                <w:rFonts w:asciiTheme="minorHAnsi" w:eastAsiaTheme="minorEastAsia" w:hAnsiTheme="minorHAnsi" w:cstheme="minorBidi"/>
+                <w:noProof/>
+                <w:kern w:val="2"/>
+                <w:sz w:val="24"/>
+                <w:lang w:val="en-GB" w:eastAsia="en-GB"/>
+                <w14:ligatures w14:val="standardContextual"/>
+              </w:rPr>
+              <w:tab/>
+            </w:r>
+            <w:r>
+              <w:rPr>
+                <w:rStyle w:val="Hyperlink"/>
+                <w:noProof/>
+              </w:rPr>
+              <w:t>Objetivos</w:t>
+            </w:r>
+            <w:r>
+              <w:rPr>
+                <w:noProof/>
+                <w:webHidden/>
+              </w:rPr>
+              <w:tab/>
+            </w:r>
+            <w:r>
+              <w:rPr>
+                <w:noProof/>
+                <w:webHidden/>
+              </w:rPr>
+              <w:fldChar w:fldCharType="begin"/>
+            </w:r>
+            <w:r>
+              <w:rPr>
+                <w:noProof/>
+                <w:webHidden/>
+              </w:rPr>
+              <w:instrText xml:space="preserve"> PAGEREF _Toc226158442 \h </w:instrText>
             </w:r>
             <w:r>
               <w:rPr>
@@ -2004,16 +2706,19 @@
           <w:pPr>
             <w:pStyle w:val="TOC1"/>
             <w:tabs>
-              <w:tab w:val="left" w:pos="1320"/>
+              <w:tab w:val="left" w:pos="1440"/>
               <w:tab w:val="right" w:leader="dot" w:pos="8494"/>
             </w:tabs>
             <w:rPr>
               <w:rFonts w:asciiTheme="minorHAnsi" w:eastAsiaTheme="minorEastAsia" w:hAnsiTheme="minorHAnsi" w:cstheme="minorBidi"/>
               <w:noProof/>
-              <w:szCs w:val="22"/>
+              <w:kern w:val="2"/>
+              <w:sz w:val="24"/>
+              <w:lang w:val="en-GB" w:eastAsia="en-GB"/>
+              <w14:ligatures w14:val="standardContextual"/>
             </w:rPr>
           </w:pPr>
-          <w:hyperlink w:anchor="_Toc98196062" w:history="1">
+          <w:hyperlink w:anchor="_Toc226158443" w:history="1">
             <w:r>
               <w:rPr>
                 <w:rStyle w:val="Hyperlink"/>
@@ -2025,7 +2730,10 @@
               <w:rPr>
                 <w:rFonts w:asciiTheme="minorHAnsi" w:eastAsiaTheme="minorEastAsia" w:hAnsiTheme="minorHAnsi" w:cstheme="minorBidi"/>
                 <w:noProof/>
-                <w:szCs w:val="22"/>
+                <w:kern w:val="2"/>
+                <w:sz w:val="24"/>
+                <w:lang w:val="en-GB" w:eastAsia="en-GB"/>
+                <w14:ligatures w14:val="standardContextual"/>
               </w:rPr>
               <w:tab/>
             </w:r>
@@ -2034,7 +2742,7 @@
                 <w:rStyle w:val="Hyperlink"/>
                 <w:noProof/>
               </w:rPr>
-              <w:t>Formato de la memoria</w:t>
+              <w:t>Definir la arquitectura necesaria</w:t>
             </w:r>
             <w:r>
               <w:rPr>
@@ -2055,609 +2763,7 @@
                 <w:noProof/>
                 <w:webHidden/>
               </w:rPr>
-              <w:instrText xml:space="preserve"> PAGEREF _Toc98196062 \h </w:instrText>
-            </w:r>
-            <w:r>
-              <w:rPr>
-                <w:noProof/>
-                <w:webHidden/>
-              </w:rPr>
-            </w:r>
-            <w:r>
-              <w:rPr>
-                <w:noProof/>
-                <w:webHidden/>
-              </w:rPr>
-              <w:fldChar w:fldCharType="separate"/>
-            </w:r>
-            <w:r>
-              <w:rPr>
-                <w:noProof/>
-                <w:webHidden/>
-              </w:rPr>
-              <w:t>3</w:t>
-            </w:r>
-            <w:r>
-              <w:rPr>
-                <w:noProof/>
-                <w:webHidden/>
-              </w:rPr>
-              <w:fldChar w:fldCharType="end"/>
-            </w:r>
-          </w:hyperlink>
-        </w:p>
-        <w:p>
-          <w:pPr>
-            <w:pStyle w:val="TOC2"/>
-            <w:tabs>
-              <w:tab w:val="left" w:pos="880"/>
-              <w:tab w:val="right" w:leader="dot" w:pos="8494"/>
-            </w:tabs>
-            <w:rPr>
-              <w:rFonts w:asciiTheme="minorHAnsi" w:eastAsiaTheme="minorEastAsia" w:hAnsiTheme="minorHAnsi" w:cstheme="minorBidi"/>
-              <w:noProof/>
-              <w:szCs w:val="22"/>
-            </w:rPr>
-          </w:pPr>
-          <w:hyperlink w:anchor="_Toc98196063" w:history="1">
-            <w:r>
-              <w:rPr>
-                <w:rStyle w:val="Hyperlink"/>
-                <w:noProof/>
-              </w:rPr>
-              <w:t>2.1</w:t>
-            </w:r>
-            <w:r>
-              <w:rPr>
-                <w:rFonts w:asciiTheme="minorHAnsi" w:eastAsiaTheme="minorEastAsia" w:hAnsiTheme="minorHAnsi" w:cstheme="minorBidi"/>
-                <w:noProof/>
-                <w:szCs w:val="22"/>
-              </w:rPr>
-              <w:tab/>
-            </w:r>
-            <w:r>
-              <w:rPr>
-                <w:rStyle w:val="Hyperlink"/>
-                <w:noProof/>
-              </w:rPr>
-              <w:t>Idioma</w:t>
-            </w:r>
-            <w:r>
-              <w:rPr>
-                <w:noProof/>
-                <w:webHidden/>
-              </w:rPr>
-              <w:tab/>
-            </w:r>
-            <w:r>
-              <w:rPr>
-                <w:noProof/>
-                <w:webHidden/>
-              </w:rPr>
-              <w:fldChar w:fldCharType="begin"/>
-            </w:r>
-            <w:r>
-              <w:rPr>
-                <w:noProof/>
-                <w:webHidden/>
-              </w:rPr>
-              <w:instrText xml:space="preserve"> PAGEREF _Toc98196063 \h </w:instrText>
-            </w:r>
-            <w:r>
-              <w:rPr>
-                <w:noProof/>
-                <w:webHidden/>
-              </w:rPr>
-            </w:r>
-            <w:r>
-              <w:rPr>
-                <w:noProof/>
-                <w:webHidden/>
-              </w:rPr>
-              <w:fldChar w:fldCharType="separate"/>
-            </w:r>
-            <w:r>
-              <w:rPr>
-                <w:noProof/>
-                <w:webHidden/>
-              </w:rPr>
-              <w:t>3</w:t>
-            </w:r>
-            <w:r>
-              <w:rPr>
-                <w:noProof/>
-                <w:webHidden/>
-              </w:rPr>
-              <w:fldChar w:fldCharType="end"/>
-            </w:r>
-          </w:hyperlink>
-        </w:p>
-        <w:p>
-          <w:pPr>
-            <w:pStyle w:val="TOC2"/>
-            <w:tabs>
-              <w:tab w:val="left" w:pos="880"/>
-              <w:tab w:val="right" w:leader="dot" w:pos="8494"/>
-            </w:tabs>
-            <w:rPr>
-              <w:rFonts w:asciiTheme="minorHAnsi" w:eastAsiaTheme="minorEastAsia" w:hAnsiTheme="minorHAnsi" w:cstheme="minorBidi"/>
-              <w:noProof/>
-              <w:szCs w:val="22"/>
-            </w:rPr>
-          </w:pPr>
-          <w:hyperlink w:anchor="_Toc98196064" w:history="1">
-            <w:r>
-              <w:rPr>
-                <w:rStyle w:val="Hyperlink"/>
-                <w:noProof/>
-              </w:rPr>
-              <w:t>2.2</w:t>
-            </w:r>
-            <w:r>
-              <w:rPr>
-                <w:rFonts w:asciiTheme="minorHAnsi" w:eastAsiaTheme="minorEastAsia" w:hAnsiTheme="minorHAnsi" w:cstheme="minorBidi"/>
-                <w:noProof/>
-                <w:szCs w:val="22"/>
-              </w:rPr>
-              <w:tab/>
-            </w:r>
-            <w:r>
-              <w:rPr>
-                <w:rStyle w:val="Hyperlink"/>
-                <w:noProof/>
-              </w:rPr>
-              <w:t>Tipo de letra</w:t>
-            </w:r>
-            <w:r>
-              <w:rPr>
-                <w:noProof/>
-                <w:webHidden/>
-              </w:rPr>
-              <w:tab/>
-            </w:r>
-            <w:r>
-              <w:rPr>
-                <w:noProof/>
-                <w:webHidden/>
-              </w:rPr>
-              <w:fldChar w:fldCharType="begin"/>
-            </w:r>
-            <w:r>
-              <w:rPr>
-                <w:noProof/>
-                <w:webHidden/>
-              </w:rPr>
-              <w:instrText xml:space="preserve"> PAGEREF _Toc98196064 \h </w:instrText>
-            </w:r>
-            <w:r>
-              <w:rPr>
-                <w:noProof/>
-                <w:webHidden/>
-              </w:rPr>
-            </w:r>
-            <w:r>
-              <w:rPr>
-                <w:noProof/>
-                <w:webHidden/>
-              </w:rPr>
-              <w:fldChar w:fldCharType="separate"/>
-            </w:r>
-            <w:r>
-              <w:rPr>
-                <w:noProof/>
-                <w:webHidden/>
-              </w:rPr>
-              <w:t>3</w:t>
-            </w:r>
-            <w:r>
-              <w:rPr>
-                <w:noProof/>
-                <w:webHidden/>
-              </w:rPr>
-              <w:fldChar w:fldCharType="end"/>
-            </w:r>
-          </w:hyperlink>
-        </w:p>
-        <w:p>
-          <w:pPr>
-            <w:pStyle w:val="TOC2"/>
-            <w:tabs>
-              <w:tab w:val="left" w:pos="880"/>
-              <w:tab w:val="right" w:leader="dot" w:pos="8494"/>
-            </w:tabs>
-            <w:rPr>
-              <w:rFonts w:asciiTheme="minorHAnsi" w:eastAsiaTheme="minorEastAsia" w:hAnsiTheme="minorHAnsi" w:cstheme="minorBidi"/>
-              <w:noProof/>
-              <w:szCs w:val="22"/>
-            </w:rPr>
-          </w:pPr>
-          <w:hyperlink w:anchor="_Toc98196065" w:history="1">
-            <w:r>
-              <w:rPr>
-                <w:rStyle w:val="Hyperlink"/>
-                <w:noProof/>
-              </w:rPr>
-              <w:t>2.3</w:t>
-            </w:r>
-            <w:r>
-              <w:rPr>
-                <w:rFonts w:asciiTheme="minorHAnsi" w:eastAsiaTheme="minorEastAsia" w:hAnsiTheme="minorHAnsi" w:cstheme="minorBidi"/>
-                <w:noProof/>
-                <w:szCs w:val="22"/>
-              </w:rPr>
-              <w:tab/>
-            </w:r>
-            <w:r>
-              <w:rPr>
-                <w:rStyle w:val="Hyperlink"/>
-                <w:noProof/>
-              </w:rPr>
-              <w:t>Estructura</w:t>
-            </w:r>
-            <w:r>
-              <w:rPr>
-                <w:noProof/>
-                <w:webHidden/>
-              </w:rPr>
-              <w:tab/>
-            </w:r>
-            <w:r>
-              <w:rPr>
-                <w:noProof/>
-                <w:webHidden/>
-              </w:rPr>
-              <w:fldChar w:fldCharType="begin"/>
-            </w:r>
-            <w:r>
-              <w:rPr>
-                <w:noProof/>
-                <w:webHidden/>
-              </w:rPr>
-              <w:instrText xml:space="preserve"> PAGEREF _Toc98196065 \h </w:instrText>
-            </w:r>
-            <w:r>
-              <w:rPr>
-                <w:noProof/>
-                <w:webHidden/>
-              </w:rPr>
-            </w:r>
-            <w:r>
-              <w:rPr>
-                <w:noProof/>
-                <w:webHidden/>
-              </w:rPr>
-              <w:fldChar w:fldCharType="separate"/>
-            </w:r>
-            <w:r>
-              <w:rPr>
-                <w:noProof/>
-                <w:webHidden/>
-              </w:rPr>
-              <w:t>3</w:t>
-            </w:r>
-            <w:r>
-              <w:rPr>
-                <w:noProof/>
-                <w:webHidden/>
-              </w:rPr>
-              <w:fldChar w:fldCharType="end"/>
-            </w:r>
-          </w:hyperlink>
-        </w:p>
-        <w:p>
-          <w:pPr>
-            <w:pStyle w:val="TOC3"/>
-            <w:tabs>
-              <w:tab w:val="left" w:pos="1320"/>
-              <w:tab w:val="right" w:leader="dot" w:pos="8494"/>
-            </w:tabs>
-            <w:rPr>
-              <w:rFonts w:asciiTheme="minorHAnsi" w:eastAsiaTheme="minorEastAsia" w:hAnsiTheme="minorHAnsi" w:cstheme="minorBidi"/>
-              <w:noProof/>
-              <w:szCs w:val="22"/>
-            </w:rPr>
-          </w:pPr>
-          <w:hyperlink w:anchor="_Toc98196066" w:history="1">
-            <w:r>
-              <w:rPr>
-                <w:rStyle w:val="Hyperlink"/>
-                <w:noProof/>
-              </w:rPr>
-              <w:t>2.3.1</w:t>
-            </w:r>
-            <w:r>
-              <w:rPr>
-                <w:rFonts w:asciiTheme="minorHAnsi" w:eastAsiaTheme="minorEastAsia" w:hAnsiTheme="minorHAnsi" w:cstheme="minorBidi"/>
-                <w:noProof/>
-                <w:szCs w:val="22"/>
-              </w:rPr>
-              <w:tab/>
-            </w:r>
-            <w:r>
-              <w:rPr>
-                <w:rStyle w:val="Hyperlink"/>
-                <w:noProof/>
-              </w:rPr>
-              <w:t>Párrafos</w:t>
-            </w:r>
-            <w:r>
-              <w:rPr>
-                <w:noProof/>
-                <w:webHidden/>
-              </w:rPr>
-              <w:tab/>
-            </w:r>
-            <w:r>
-              <w:rPr>
-                <w:noProof/>
-                <w:webHidden/>
-              </w:rPr>
-              <w:fldChar w:fldCharType="begin"/>
-            </w:r>
-            <w:r>
-              <w:rPr>
-                <w:noProof/>
-                <w:webHidden/>
-              </w:rPr>
-              <w:instrText xml:space="preserve"> PAGEREF _Toc98196066 \h </w:instrText>
-            </w:r>
-            <w:r>
-              <w:rPr>
-                <w:noProof/>
-                <w:webHidden/>
-              </w:rPr>
-            </w:r>
-            <w:r>
-              <w:rPr>
-                <w:noProof/>
-                <w:webHidden/>
-              </w:rPr>
-              <w:fldChar w:fldCharType="separate"/>
-            </w:r>
-            <w:r>
-              <w:rPr>
-                <w:noProof/>
-                <w:webHidden/>
-              </w:rPr>
-              <w:t>3</w:t>
-            </w:r>
-            <w:r>
-              <w:rPr>
-                <w:noProof/>
-                <w:webHidden/>
-              </w:rPr>
-              <w:fldChar w:fldCharType="end"/>
-            </w:r>
-          </w:hyperlink>
-        </w:p>
-        <w:p>
-          <w:pPr>
-            <w:pStyle w:val="TOC3"/>
-            <w:tabs>
-              <w:tab w:val="left" w:pos="1320"/>
-              <w:tab w:val="right" w:leader="dot" w:pos="8494"/>
-            </w:tabs>
-            <w:rPr>
-              <w:rFonts w:asciiTheme="minorHAnsi" w:eastAsiaTheme="minorEastAsia" w:hAnsiTheme="minorHAnsi" w:cstheme="minorBidi"/>
-              <w:noProof/>
-              <w:szCs w:val="22"/>
-            </w:rPr>
-          </w:pPr>
-          <w:hyperlink w:anchor="_Toc98196067" w:history="1">
-            <w:r>
-              <w:rPr>
-                <w:rStyle w:val="Hyperlink"/>
-                <w:noProof/>
-              </w:rPr>
-              <w:t>2.3.2</w:t>
-            </w:r>
-            <w:r>
-              <w:rPr>
-                <w:rFonts w:asciiTheme="minorHAnsi" w:eastAsiaTheme="minorEastAsia" w:hAnsiTheme="minorHAnsi" w:cstheme="minorBidi"/>
-                <w:noProof/>
-                <w:szCs w:val="22"/>
-              </w:rPr>
-              <w:tab/>
-            </w:r>
-            <w:r>
-              <w:rPr>
-                <w:rStyle w:val="Hyperlink"/>
-                <w:noProof/>
-              </w:rPr>
-              <w:t>Capítulos, secciones y subsecciones</w:t>
-            </w:r>
-            <w:r>
-              <w:rPr>
-                <w:noProof/>
-                <w:webHidden/>
-              </w:rPr>
-              <w:tab/>
-            </w:r>
-            <w:r>
-              <w:rPr>
-                <w:noProof/>
-                <w:webHidden/>
-              </w:rPr>
-              <w:fldChar w:fldCharType="begin"/>
-            </w:r>
-            <w:r>
-              <w:rPr>
-                <w:noProof/>
-                <w:webHidden/>
-              </w:rPr>
-              <w:instrText xml:space="preserve"> PAGEREF _Toc98196067 \h </w:instrText>
-            </w:r>
-            <w:r>
-              <w:rPr>
-                <w:noProof/>
-                <w:webHidden/>
-              </w:rPr>
-            </w:r>
-            <w:r>
-              <w:rPr>
-                <w:noProof/>
-                <w:webHidden/>
-              </w:rPr>
-              <w:fldChar w:fldCharType="separate"/>
-            </w:r>
-            <w:r>
-              <w:rPr>
-                <w:noProof/>
-                <w:webHidden/>
-              </w:rPr>
-              <w:t>3</w:t>
-            </w:r>
-            <w:r>
-              <w:rPr>
-                <w:noProof/>
-                <w:webHidden/>
-              </w:rPr>
-              <w:fldChar w:fldCharType="end"/>
-            </w:r>
-          </w:hyperlink>
-        </w:p>
-        <w:p>
-          <w:pPr>
-            <w:pStyle w:val="TOC2"/>
-            <w:tabs>
-              <w:tab w:val="left" w:pos="880"/>
-              <w:tab w:val="right" w:leader="dot" w:pos="8494"/>
-            </w:tabs>
-            <w:rPr>
-              <w:rFonts w:asciiTheme="minorHAnsi" w:eastAsiaTheme="minorEastAsia" w:hAnsiTheme="minorHAnsi" w:cstheme="minorBidi"/>
-              <w:noProof/>
-              <w:szCs w:val="22"/>
-            </w:rPr>
-          </w:pPr>
-          <w:hyperlink w:anchor="_Toc98196068" w:history="1">
-            <w:r>
-              <w:rPr>
-                <w:rStyle w:val="Hyperlink"/>
-                <w:noProof/>
-              </w:rPr>
-              <w:t>2.4</w:t>
-            </w:r>
-            <w:r>
-              <w:rPr>
-                <w:rFonts w:asciiTheme="minorHAnsi" w:eastAsiaTheme="minorEastAsia" w:hAnsiTheme="minorHAnsi" w:cstheme="minorBidi"/>
-                <w:noProof/>
-                <w:szCs w:val="22"/>
-              </w:rPr>
-              <w:tab/>
-            </w:r>
-            <w:r>
-              <w:rPr>
-                <w:rStyle w:val="Hyperlink"/>
-                <w:noProof/>
-              </w:rPr>
-              <w:t>Figuras, tablas y ecuaciones</w:t>
-            </w:r>
-            <w:r>
-              <w:rPr>
-                <w:noProof/>
-                <w:webHidden/>
-              </w:rPr>
-              <w:tab/>
-            </w:r>
-            <w:r>
-              <w:rPr>
-                <w:noProof/>
-                <w:webHidden/>
-              </w:rPr>
-              <w:fldChar w:fldCharType="begin"/>
-            </w:r>
-            <w:r>
-              <w:rPr>
-                <w:noProof/>
-                <w:webHidden/>
-              </w:rPr>
-              <w:instrText xml:space="preserve"> PAGEREF _Toc98196068 \h </w:instrText>
-            </w:r>
-            <w:r>
-              <w:rPr>
-                <w:noProof/>
-                <w:webHidden/>
-              </w:rPr>
-            </w:r>
-            <w:r>
-              <w:rPr>
-                <w:noProof/>
-                <w:webHidden/>
-              </w:rPr>
-              <w:fldChar w:fldCharType="separate"/>
-            </w:r>
-            <w:r>
-              <w:rPr>
-                <w:noProof/>
-                <w:webHidden/>
-              </w:rPr>
-              <w:t>3</w:t>
-            </w:r>
-            <w:r>
-              <w:rPr>
-                <w:noProof/>
-                <w:webHidden/>
-              </w:rPr>
-              <w:fldChar w:fldCharType="end"/>
-            </w:r>
-          </w:hyperlink>
-        </w:p>
-        <w:p>
-          <w:pPr>
-            <w:pStyle w:val="TOC2"/>
-            <w:tabs>
-              <w:tab w:val="left" w:pos="880"/>
-              <w:tab w:val="right" w:leader="dot" w:pos="8494"/>
-            </w:tabs>
-            <w:rPr>
-              <w:rFonts w:asciiTheme="minorHAnsi" w:eastAsiaTheme="minorEastAsia" w:hAnsiTheme="minorHAnsi" w:cstheme="minorBidi"/>
-              <w:noProof/>
-              <w:szCs w:val="22"/>
-            </w:rPr>
-          </w:pPr>
-          <w:hyperlink w:anchor="_Toc98196069" w:history="1">
-            <w:r>
-              <w:rPr>
-                <w:rStyle w:val="Hyperlink"/>
-                <w:noProof/>
-              </w:rPr>
-              <w:t>2.5</w:t>
-            </w:r>
-            <w:r>
-              <w:rPr>
-                <w:rFonts w:asciiTheme="minorHAnsi" w:eastAsiaTheme="minorEastAsia" w:hAnsiTheme="minorHAnsi" w:cstheme="minorBidi"/>
-                <w:noProof/>
-                <w:szCs w:val="22"/>
-              </w:rPr>
-              <w:tab/>
-            </w:r>
-            <w:r>
-              <w:rPr>
-                <w:rStyle w:val="Hyperlink"/>
-                <w:noProof/>
-              </w:rPr>
-              <w:t>Bibliografía</w:t>
-            </w:r>
-            <w:r>
-              <w:rPr>
-                <w:noProof/>
-                <w:webHidden/>
-              </w:rPr>
-              <w:tab/>
-            </w:r>
-            <w:r>
-              <w:rPr>
-                <w:noProof/>
-                <w:webHidden/>
-              </w:rPr>
-              <w:fldChar w:fldCharType="begin"/>
-            </w:r>
-            <w:r>
-              <w:rPr>
-                <w:noProof/>
-                <w:webHidden/>
-              </w:rPr>
-              <w:instrText xml:space="preserve"> PAGEREF _Toc98196069 \h </w:instrText>
+              <w:instrText xml:space="preserve"> PAGEREF _Toc226158443 \h </w:instrText>
             </w:r>
             <w:r>
               <w:rPr>
@@ -2692,16 +2798,19 @@
           <w:pPr>
             <w:pStyle w:val="TOC1"/>
             <w:tabs>
-              <w:tab w:val="left" w:pos="1320"/>
+              <w:tab w:val="left" w:pos="1440"/>
               <w:tab w:val="right" w:leader="dot" w:pos="8494"/>
             </w:tabs>
             <w:rPr>
               <w:rFonts w:asciiTheme="minorHAnsi" w:eastAsiaTheme="minorEastAsia" w:hAnsiTheme="minorHAnsi" w:cstheme="minorBidi"/>
               <w:noProof/>
-              <w:szCs w:val="22"/>
+              <w:kern w:val="2"/>
+              <w:sz w:val="24"/>
+              <w:lang w:val="en-GB" w:eastAsia="en-GB"/>
+              <w14:ligatures w14:val="standardContextual"/>
             </w:rPr>
           </w:pPr>
-          <w:hyperlink w:anchor="_Toc98196070" w:history="1">
+          <w:hyperlink w:anchor="_Toc226158444" w:history="1">
             <w:r>
               <w:rPr>
                 <w:rStyle w:val="Hyperlink"/>
@@ -2713,7 +2822,10 @@
               <w:rPr>
                 <w:rFonts w:asciiTheme="minorHAnsi" w:eastAsiaTheme="minorEastAsia" w:hAnsiTheme="minorHAnsi" w:cstheme="minorBidi"/>
                 <w:noProof/>
-                <w:szCs w:val="22"/>
+                <w:kern w:val="2"/>
+                <w:sz w:val="24"/>
+                <w:lang w:val="en-GB" w:eastAsia="en-GB"/>
+                <w14:ligatures w14:val="standardContextual"/>
               </w:rPr>
               <w:tab/>
             </w:r>
@@ -2722,6 +2834,98 @@
                 <w:rStyle w:val="Hyperlink"/>
                 <w:noProof/>
               </w:rPr>
+              <w:t>Protocolos de streaming</w:t>
+            </w:r>
+            <w:r>
+              <w:rPr>
+                <w:noProof/>
+                <w:webHidden/>
+              </w:rPr>
+              <w:tab/>
+            </w:r>
+            <w:r>
+              <w:rPr>
+                <w:noProof/>
+                <w:webHidden/>
+              </w:rPr>
+              <w:fldChar w:fldCharType="begin"/>
+            </w:r>
+            <w:r>
+              <w:rPr>
+                <w:noProof/>
+                <w:webHidden/>
+              </w:rPr>
+              <w:instrText xml:space="preserve"> PAGEREF _Toc226158444 \h </w:instrText>
+            </w:r>
+            <w:r>
+              <w:rPr>
+                <w:noProof/>
+                <w:webHidden/>
+              </w:rPr>
+            </w:r>
+            <w:r>
+              <w:rPr>
+                <w:noProof/>
+                <w:webHidden/>
+              </w:rPr>
+              <w:fldChar w:fldCharType="separate"/>
+            </w:r>
+            <w:r>
+              <w:rPr>
+                <w:noProof/>
+                <w:webHidden/>
+              </w:rPr>
+              <w:t>5</w:t>
+            </w:r>
+            <w:r>
+              <w:rPr>
+                <w:noProof/>
+                <w:webHidden/>
+              </w:rPr>
+              <w:fldChar w:fldCharType="end"/>
+            </w:r>
+          </w:hyperlink>
+        </w:p>
+        <w:p>
+          <w:pPr>
+            <w:pStyle w:val="TOC1"/>
+            <w:tabs>
+              <w:tab w:val="left" w:pos="1440"/>
+              <w:tab w:val="right" w:leader="dot" w:pos="8494"/>
+            </w:tabs>
+            <w:rPr>
+              <w:rFonts w:asciiTheme="minorHAnsi" w:eastAsiaTheme="minorEastAsia" w:hAnsiTheme="minorHAnsi" w:cstheme="minorBidi"/>
+              <w:noProof/>
+              <w:kern w:val="2"/>
+              <w:sz w:val="24"/>
+              <w:lang w:val="en-GB" w:eastAsia="en-GB"/>
+              <w14:ligatures w14:val="standardContextual"/>
+            </w:rPr>
+          </w:pPr>
+          <w:hyperlink w:anchor="_Toc226158445" w:history="1">
+            <w:r>
+              <w:rPr>
+                <w:rStyle w:val="Hyperlink"/>
+                <w:noProof/>
+              </w:rPr>
+              <w:t>Capítulo 4.</w:t>
+            </w:r>
+            <w:r>
+              <w:rPr>
+                <w:rFonts w:asciiTheme="minorHAnsi" w:eastAsiaTheme="minorEastAsia" w:hAnsiTheme="minorHAnsi" w:cstheme="minorBidi"/>
+                <w:noProof/>
+                <w:kern w:val="2"/>
+                <w:sz w:val="24"/>
+                <w:lang w:val="en-GB" w:eastAsia="en-GB"/>
+                <w14:ligatures w14:val="standardContextual"/>
+              </w:rPr>
+              <w:tab/>
+            </w:r>
+            <w:r>
+              <w:rPr>
+                <w:rStyle w:val="Hyperlink"/>
+                <w:noProof/>
+              </w:rPr>
               <w:t>Apartados de la memoria</w:t>
             </w:r>
             <w:r>
@@ -2743,7 +2947,7 @@
                 <w:noProof/>
                 <w:webHidden/>
               </w:rPr>
-              <w:instrText xml:space="preserve"> PAGEREF _Toc98196070 \h </w:instrText>
+              <w:instrText xml:space="preserve"> PAGEREF _Toc226158445 \h </w:instrText>
             </w:r>
             <w:r>
               <w:rPr>
@@ -2763,7 +2967,99 @@
                 <w:noProof/>
                 <w:webHidden/>
               </w:rPr>
-              <w:t>5</w:t>
+              <w:t>7</w:t>
+            </w:r>
+            <w:r>
+              <w:rPr>
+                <w:noProof/>
+                <w:webHidden/>
+              </w:rPr>
+              <w:fldChar w:fldCharType="end"/>
+            </w:r>
+          </w:hyperlink>
+        </w:p>
+        <w:p>
+          <w:pPr>
+            <w:pStyle w:val="TOC1"/>
+            <w:tabs>
+              <w:tab w:val="left" w:pos="1440"/>
+              <w:tab w:val="right" w:leader="dot" w:pos="8494"/>
+            </w:tabs>
+            <w:rPr>
+              <w:rFonts w:asciiTheme="minorHAnsi" w:eastAsiaTheme="minorEastAsia" w:hAnsiTheme="minorHAnsi" w:cstheme="minorBidi"/>
+              <w:noProof/>
+              <w:kern w:val="2"/>
+              <w:sz w:val="24"/>
+              <w:lang w:val="en-GB" w:eastAsia="en-GB"/>
+              <w14:ligatures w14:val="standardContextual"/>
+            </w:rPr>
+          </w:pPr>
+          <w:hyperlink w:anchor="_Toc226158446" w:history="1">
+            <w:r>
+              <w:rPr>
+                <w:rStyle w:val="Hyperlink"/>
+                <w:noProof/>
+              </w:rPr>
+              <w:t>Capítulo 5.</w:t>
+            </w:r>
+            <w:r>
+              <w:rPr>
+                <w:rFonts w:asciiTheme="minorHAnsi" w:eastAsiaTheme="minorEastAsia" w:hAnsiTheme="minorHAnsi" w:cstheme="minorBidi"/>
+                <w:noProof/>
+                <w:kern w:val="2"/>
+                <w:sz w:val="24"/>
+                <w:lang w:val="en-GB" w:eastAsia="en-GB"/>
+                <w14:ligatures w14:val="standardContextual"/>
+              </w:rPr>
+              <w:tab/>
+            </w:r>
+            <w:r>
+              <w:rPr>
+                <w:rStyle w:val="Hyperlink"/>
+                <w:noProof/>
+              </w:rPr>
+              <w:t>Bibliografía</w:t>
+            </w:r>
+            <w:r>
+              <w:rPr>
+                <w:noProof/>
+                <w:webHidden/>
+              </w:rPr>
+              <w:tab/>
+            </w:r>
+            <w:r>
+              <w:rPr>
+                <w:noProof/>
+                <w:webHidden/>
+              </w:rPr>
+              <w:fldChar w:fldCharType="begin"/>
+            </w:r>
+            <w:r>
+              <w:rPr>
+                <w:noProof/>
+                <w:webHidden/>
+              </w:rPr>
+              <w:instrText xml:space="preserve"> PAGEREF _Toc226158446 \h </w:instrText>
+            </w:r>
+            <w:r>
+              <w:rPr>
+                <w:noProof/>
+                <w:webHidden/>
+              </w:rPr>
+            </w:r>
+            <w:r>
+              <w:rPr>
+                <w:noProof/>
+                <w:webHidden/>
+              </w:rPr>
+              <w:fldChar w:fldCharType="separate"/>
+            </w:r>
+            <w:r>
+              <w:rPr>
+                <w:noProof/>
+                <w:webHidden/>
+              </w:rPr>
+              <w:t>9</w:t>
             </w:r>
             <w:r>
               <w:rPr>
@@ -2779,12 +3075,61 @@
             <w:rPr>
               <w:b/>
               <w:bCs/>
+              <w:noProof/>
             </w:rPr>
             <w:fldChar w:fldCharType="end"/>
           </w:r>
         </w:p>
       </w:sdtContent>
     </w:sdt>
+    <w:p>
+      <w:pPr>
+        <w:spacing w:before="0" w:after="200" w:line="276" w:lineRule="auto"/>
+        <w:jc w:val="left"/>
+        <w:rPr>
+          <w:rFonts w:eastAsiaTheme="majorEastAsia" w:cstheme="majorBidi"/>
+          <w:b/>
+          <w:spacing w:val="5"/>
+          <w:kern w:val="28"/>
+          <w:sz w:val="28"/>
+          <w:szCs w:val="52"/>
+          <w:lang w:val="en-US"/>
+        </w:rPr>
+      </w:pPr>
+      <w:r>
+        <w:rPr>
+          <w:lang w:val="en-US"/>
+        </w:rPr>
+        <w:br w:type="page"/>
+      </w:r>
+    </w:p>
+    <w:p>
+      <w:r>
+        <w:lastRenderedPageBreak/>
+        <w:t>Agradecer XYZ</w:t>
+      </w:r>
+    </w:p>
+    <w:p>
+      <w:pPr>
+        <w:spacing w:before="0" w:after="200" w:line="276" w:lineRule="auto"/>
+        <w:jc w:val="left"/>
+        <w:rPr>
+          <w:rFonts w:eastAsiaTheme="majorEastAsia" w:cstheme="majorBidi"/>
+          <w:b/>
+          <w:spacing w:val="5"/>
+          <w:kern w:val="28"/>
+          <w:sz w:val="28"/>
+          <w:szCs w:val="52"/>
+          <w:lang w:val="en-US"/>
+        </w:rPr>
+      </w:pPr>
+      <w:r>
+        <w:rPr>
+          <w:lang w:val="en-US"/>
+        </w:rPr>
+        <w:br w:type="page"/>
+      </w:r>
+    </w:p>
     <w:p>
       <w:pPr>
         <w:pStyle w:val="Title"/>
@@ -2805,1186 +3150,1376 @@
       <w:pPr>
         <w:pStyle w:val="Heading1"/>
       </w:pPr>
-      <w:bookmarkStart w:id="0" w:name="_Toc98196061"/>
       <w:r>
         <w:lastRenderedPageBreak/>
-        <w:t>Objet</w:t>
-      </w:r>
-      <w:r>
-        <w:t>ivo</w:t>
-      </w:r>
-      <w:r>
-        <w:t xml:space="preserve"> de este documento</w:t>
+        <w:t xml:space="preserve"> </w:t>
+      </w:r>
+      <w:bookmarkStart w:id="0" w:name="_Toc226158435"/>
+      <w:r>
+        <w:t>Introducción</w:t>
       </w:r>
       <w:bookmarkEnd w:id="0"/>
     </w:p>
     <w:p>
-      <w:r>
-        <w:t>El o</w:t>
-      </w:r>
-      <w:r>
-        <w:t>bjetivo de este documento es proporcionar</w:t>
-      </w:r>
-      <w:r>
-        <w:t xml:space="preserve"> unas directrices </w:t>
-      </w:r>
-      <w:r>
-        <w:t xml:space="preserve">generales </w:t>
-      </w:r>
-      <w:r>
-        <w:t xml:space="preserve">y un manual de estilo para la realización de la </w:t>
-      </w:r>
-      <w:r>
-        <w:t>m</w:t>
-      </w:r>
-      <w:r>
-        <w:t xml:space="preserve">emoria del Trabajo </w:t>
+      <w:pPr>
+        <w:pStyle w:val="Heading2"/>
+      </w:pPr>
+      <w:bookmarkStart w:id="1" w:name="_Toc226158436"/>
+      <w:r>
+        <w:t>Contexto</w:t>
+      </w:r>
+      <w:bookmarkEnd w:id="1"/>
+    </w:p>
+    <w:p>
+      <w:r>
+        <w:t xml:space="preserve">La realización de emisiones en directo requiere distintos elementos que permitan capturar, procesar y distribuir contenido audiovisual en tiempo real. Este proceso comienza con la obtención de fuentes de información, que pueden ser estáticas (como imágenes, vídeos pregrabados o </w:t>
+      </w:r>
+      <w:r>
+        <w:t>texto</w:t>
+      </w:r>
+      <w:r>
+        <w:t>) o dinámicas. Estas últimas son generadas por dispositivos de captura, como cámaras y micrófonos, que convierten los</w:t>
+      </w:r>
+      <w:r>
+        <w:t xml:space="preserve"> eventos</w:t>
+      </w:r>
+      <w:r>
+        <w:t xml:space="preserve"> del directo en señales digitales de audio y vídeo.</w:t>
+      </w:r>
+      <w:r>
+        <w:t xml:space="preserve"> </w:t>
+      </w:r>
+      <w:proofErr w:type="gramStart"/>
+      <w:r>
+        <w:t>¿¿¿¿</w:t>
+      </w:r>
+      <w:r>
+        <w:t>Estas fuentes se componen en escenas en</w:t>
+      </w:r>
+      <w:r>
+        <w:t xml:space="preserve"> un sistema de </w:t>
+      </w:r>
+      <w:r>
+        <w:t xml:space="preserve">realización </w:t>
+      </w:r>
+      <w:r>
+        <w:t>para</w:t>
+      </w:r>
+      <w:r>
+        <w:t xml:space="preserve"> </w:t>
+      </w:r>
+      <w:r>
+        <w:t>su transmisión a través de una conexión de red</w:t>
+      </w:r>
+      <w:r>
+        <w:t>.</w:t>
+      </w:r>
+      <w:proofErr w:type="gramEnd"/>
+      <w:r>
+        <w:t>????</w:t>
+      </w:r>
+    </w:p>
+    <w:p>
+      <w:r>
+        <w:t>U</w:t>
+      </w:r>
+      <w:r>
+        <w:t>no de los problemas principales durante el montaje de cámaras es la limitación física de</w:t>
+      </w:r>
+      <w:r>
+        <w:t xml:space="preserve">l cableado. Específicamente </w:t>
+      </w:r>
+      <w:r>
+        <w:t xml:space="preserve">cámaras que no estén instaladas </w:t>
+      </w:r>
+      <w:r>
+        <w:t xml:space="preserve">permanentemente </w:t>
+      </w:r>
+      <w:r>
+        <w:t xml:space="preserve">o </w:t>
+      </w:r>
+      <w:r>
+        <w:t>que necesitan desplazarse</w:t>
+      </w:r>
+      <w:r>
+        <w:t xml:space="preserve">.  </w:t>
+      </w:r>
+      <w:r>
+        <w:t>Estas d</w:t>
+      </w:r>
+      <w:r>
+        <w:t>eben estar lo suficientemente cerca del ordenador de realización</w:t>
+      </w:r>
+      <w:r>
+        <w:t xml:space="preserve"> para </w:t>
+      </w:r>
+      <w:r>
+        <w:t xml:space="preserve">poder </w:t>
+      </w:r>
+      <w:r>
+        <w:t xml:space="preserve">conectarse </w:t>
+      </w:r>
+      <w:r>
+        <w:t xml:space="preserve">y </w:t>
+      </w:r>
+      <w:r>
+        <w:t>proporcionar la señal</w:t>
+      </w:r>
+      <w:r>
+        <w:t>, lo cual restringe el área de cobertura y la variedad de planos disponibles.</w:t>
+      </w:r>
+      <w:r>
+        <w:t xml:space="preserve"> Si fuésemos a usar un cable de gran longitud</w:t>
+      </w:r>
+      <w:r>
+        <w:t>, este</w:t>
+      </w:r>
+      <w:r>
+        <w:t xml:space="preserve"> introduciría inconvenientes propios como interferencias, fragilidad, mayor coste y dificultades de movimiento</w:t>
+      </w:r>
+      <w:r>
+        <w:t xml:space="preserve"> entre otros</w:t>
+      </w:r>
+      <w:r>
+        <w:t xml:space="preserve"> problemas</w:t>
+      </w:r>
+      <w:r>
+        <w:t>.</w:t>
+      </w:r>
+    </w:p>
+    <w:p>
+      <w:r>
+        <w:t>Una solución es</w:t>
+      </w:r>
+      <w:r>
+        <w:t xml:space="preserve"> transmitir y recibir</w:t>
+      </w:r>
+      <w:r>
+        <w:t xml:space="preserve"> la señal de vídeo de forma inalámbrica</w:t>
+      </w:r>
+      <w:r>
+        <w:t xml:space="preserve"> con sistemas de radio</w:t>
+      </w:r>
+      <w:r>
+        <w:t>frecuencia</w:t>
+      </w:r>
+      <w:r>
+        <w:t xml:space="preserve">. Sin embargo, los sistemas profesionales comerciales tienen un coste de miles de euros, lo que los hace inviables para producciones sencillas. </w:t>
+      </w:r>
+    </w:p>
+    <w:p>
+      <w:r>
+        <w:t>Como alternativa, podemos usar una red local, mucho más barata y sencilla de desplegar</w:t>
+      </w:r>
+      <w:r>
+        <w:t xml:space="preserve">. Usando distintas </w:t>
+      </w:r>
+      <w:r>
+        <w:t>tecnologías</w:t>
+      </w:r>
+      <w:r>
+        <w:t xml:space="preserve"> web y </w:t>
+      </w:r>
+      <w:r>
+        <w:t>protocolos</w:t>
+      </w:r>
+      <w:r>
+        <w:t xml:space="preserve"> de streaming</w:t>
+      </w:r>
+      <w:r>
+        <w:t xml:space="preserve"> para la distribución de contenido</w:t>
+      </w:r>
+      <w:r>
+        <w:t xml:space="preserve">, </w:t>
+      </w:r>
+      <w:r>
+        <w:t>se podría distribuir las señales a través de IP, aprovechando dispositivos y redes ya existentes</w:t>
+      </w:r>
+      <w:r>
+        <w:t>, brindando mayor flexibilidad a la producción.</w:t>
+      </w:r>
+    </w:p>
+    <w:p>
+      <w:pPr>
+        <w:pStyle w:val="Heading2"/>
+      </w:pPr>
+      <w:bookmarkStart w:id="2" w:name="_Toc226158437"/>
+      <w:r>
+        <w:t>Problemas</w:t>
+      </w:r>
+      <w:bookmarkEnd w:id="2"/>
+      <w:r>
+        <w:t> </w:t>
+      </w:r>
+    </w:p>
+    <w:p>
+      <w:proofErr w:type="gramStart"/>
+      <w:r>
+        <w:t>Analógico VS Digital?</w:t>
+      </w:r>
+      <w:proofErr w:type="gramEnd"/>
+    </w:p>
+    <w:p>
+      <w:proofErr w:type="gramStart"/>
+      <w:r>
+        <w:t xml:space="preserve">Ethernet VS </w:t>
+      </w:r>
+      <w:proofErr w:type="spellStart"/>
+      <w:r>
+        <w:t>WiFi</w:t>
+      </w:r>
+      <w:proofErr w:type="spellEnd"/>
+      <w:r>
+        <w:t>?</w:t>
+      </w:r>
+      <w:proofErr w:type="gramEnd"/>
+    </w:p>
+    <w:p/>
+    <w:p>
+      <w:r>
+        <w:t>Frente a usar un cable, una distribución inalámbrica</w:t>
+      </w:r>
+      <w:r>
+        <w:t xml:space="preserve"> no tiene un ancho de banda dedicado y constante, teniendo que </w:t>
+      </w:r>
+      <w:r>
+        <w:t>convivir</w:t>
+      </w:r>
+      <w:r>
+        <w:t xml:space="preserve"> con el medio que le rodea</w:t>
+      </w:r>
+      <w:r>
+        <w:t>.</w:t>
+      </w:r>
+      <w:r>
+        <w:t xml:space="preserve"> </w:t>
+      </w:r>
+      <w:r>
+        <w:t xml:space="preserve">En </w:t>
+      </w:r>
+      <w:r>
+        <w:t>el</w:t>
+      </w:r>
+      <w:r>
+        <w:t xml:space="preserve"> ámbito inalámbrico, al no utilizar sistemas de radiofrecuencia especializados</w:t>
+      </w:r>
+      <w:r>
+        <w:t xml:space="preserve">, </w:t>
+      </w:r>
+      <w:r>
+        <w:t>que trabajan en bandas licenciadas o con protocolos propietarios de baja latencia, el uso de redes Wi</w:t>
+      </w:r>
+      <w:r>
+        <w:t>-</w:t>
+      </w:r>
+      <w:r>
+        <w:t xml:space="preserve">Fi estándar introduce sus propios problemas de congestión y colisiones de datos. </w:t>
+      </w:r>
+    </w:p>
+    <w:p>
+      <w:r>
+        <w:t>Los principales retos técnicos que afectan a la calidad y viabilidad del sistema son</w:t>
+      </w:r>
+      <w:r>
+        <w:t xml:space="preserve"> los siguientes:</w:t>
+      </w:r>
+    </w:p>
+    <w:p>
+      <w:pPr>
+        <w:pStyle w:val="Heading3"/>
+      </w:pPr>
+      <w:bookmarkStart w:id="3" w:name="_Toc226158438"/>
+      <w:r>
+        <w:t>Latencia</w:t>
+      </w:r>
+      <w:bookmarkEnd w:id="3"/>
+      <w:r>
+        <w:t xml:space="preserve"> </w:t>
+      </w:r>
+    </w:p>
+    <w:p>
+      <w:r>
+        <w:t xml:space="preserve">La latencia es </w:t>
+      </w:r>
+      <w:r>
+        <w:t xml:space="preserve">un factor </w:t>
+      </w:r>
+      <w:r>
+        <w:t>crítico en la producción en directo</w:t>
+      </w:r>
+      <w:r>
+        <w:t xml:space="preserve"> ya que los eventos no ocurren en diferido</w:t>
+      </w:r>
+      <w:r>
+        <w:t>. Los protocolos de streaming tradicionales, como RTMP o RTSP, priorizan la continuidad de la reproducción sobre la inmediatez. Para ello, utilizan buffers que pueden introducir retardos de entre 2 y 5 segundos.</w:t>
+      </w:r>
+    </w:p>
+    <w:p>
+      <w:r>
+        <w:t>En una realización multicámara</w:t>
+      </w:r>
+      <w:r>
+        <w:t xml:space="preserve"> o en un cambio de plano</w:t>
+      </w:r>
+      <w:r>
+        <w:t>, este retardo es inasumible</w:t>
+      </w:r>
+      <w:r>
+        <w:t>.</w:t>
+      </w:r>
+      <w:r>
+        <w:t xml:space="preserve"> </w:t>
+      </w:r>
+      <w:r>
+        <w:t xml:space="preserve">La diferencia </w:t>
+      </w:r>
+      <w:r>
+        <w:t xml:space="preserve">temporal rompería la narrativa audiovisual, desincronizando </w:t>
+      </w:r>
+      <w:r>
+        <w:t>los distintos planos o la imagen del</w:t>
+      </w:r>
+      <w:r>
+        <w:t xml:space="preserve"> </w:t>
+      </w:r>
+      <w:r>
+        <w:t>sonid</w:t>
+      </w:r>
+      <w:r>
+        <w:t>o.</w:t>
+      </w:r>
+    </w:p>
+    <w:p>
+      <w:r>
+        <w:t>Para que una solución sea viable en realización, la latencia debe ser lo suficientemente baja para permitir</w:t>
+      </w:r>
+      <w:r>
+        <w:t xml:space="preserve"> transiciones</w:t>
+      </w:r>
+      <w:r>
+        <w:t xml:space="preserve"> sin que el espectador perciba un salto en el tiempo</w:t>
+      </w:r>
+      <w:r>
+        <w:t xml:space="preserve"> o que sea </w:t>
+      </w:r>
+      <w:r>
+        <w:t>tan pequeña que sea imperceptible. En estos contextos, sería aceptable una latencia inferior al segundo.</w:t>
+      </w:r>
+    </w:p>
+    <w:p>
+      <w:pPr>
+        <w:pStyle w:val="Heading3"/>
+      </w:pPr>
+      <w:bookmarkStart w:id="4" w:name="_Toc226158439"/>
+      <w:r>
+        <w:lastRenderedPageBreak/>
+        <w:t>Inestabilidad</w:t>
+      </w:r>
+      <w:bookmarkEnd w:id="4"/>
+      <w:r>
+        <w:t xml:space="preserve"> </w:t>
+      </w:r>
+    </w:p>
+    <w:p>
+      <w:r>
+        <w:t>A diferencia del cable</w:t>
+      </w:r>
+      <w:r>
+        <w:t xml:space="preserve"> como HDMI o SDI</w:t>
+      </w:r>
+      <w:r>
+        <w:t xml:space="preserve">, el </w:t>
+      </w:r>
+      <w:r>
+        <w:t>aire es</w:t>
+      </w:r>
+      <w:r>
+        <w:t xml:space="preserve"> un medio compartido y por ende </w:t>
+      </w:r>
+      <w:r>
+        <w:t xml:space="preserve">puede haber </w:t>
+      </w:r>
+      <w:r>
+        <w:t xml:space="preserve">interferencias electromagnéticas. Al </w:t>
+      </w:r>
+      <w:r>
+        <w:t xml:space="preserve">trabajar con Wi-Fi, usamos </w:t>
+      </w:r>
+      <w:r>
+        <w:t>bandas comunes</w:t>
+      </w:r>
+      <w:r>
+        <w:t xml:space="preserve">: </w:t>
+      </w:r>
+      <w:r>
+        <w:t>2.4 o 5 GHz</w:t>
+      </w:r>
+      <w:r>
+        <w:t xml:space="preserve"> </w:t>
+      </w:r>
+      <w:r>
+        <w:t>y,</w:t>
+      </w:r>
+      <w:r>
+        <w:t xml:space="preserve"> </w:t>
+      </w:r>
+      <w:r>
+        <w:t>ad</w:t>
+      </w:r>
+      <w:r>
+        <w:t>emás, la señal es</w:t>
+      </w:r>
+      <w:r>
+        <w:t xml:space="preserve"> susceptible</w:t>
+      </w:r>
+      <w:r>
+        <w:t xml:space="preserve"> a </w:t>
+      </w:r>
+      <w:r>
+        <w:t xml:space="preserve">problemas </w:t>
+      </w:r>
+      <w:r>
+        <w:t>como atenuación, reflexión u obstáculos físicos</w:t>
+      </w:r>
+      <w:r>
+        <w:t>.</w:t>
+      </w:r>
+      <w:r>
+        <w:t xml:space="preserve"> El posicionamiento del punto de acceso también es de </w:t>
+      </w:r>
+      <w:r>
+        <w:t xml:space="preserve">alta </w:t>
+      </w:r>
+      <w:proofErr w:type="gramStart"/>
+      <w:r>
+        <w:t>relevancia</w:t>
+      </w:r>
+      <w:r>
+        <w:t xml:space="preserve"> </w:t>
+      </w:r>
+      <w:r>
+        <w:t>,</w:t>
+      </w:r>
+      <w:proofErr w:type="gramEnd"/>
+      <w:r>
+        <w:t xml:space="preserve"> dependiendo de tener </w:t>
+      </w:r>
+      <w:r>
+        <w:t xml:space="preserve">Line </w:t>
+      </w:r>
+      <w:proofErr w:type="spellStart"/>
+      <w:r>
+        <w:t>of</w:t>
+      </w:r>
+      <w:proofErr w:type="spellEnd"/>
+      <w:r>
+        <w:t xml:space="preserve"> </w:t>
+      </w:r>
+      <w:proofErr w:type="spellStart"/>
+      <w:r>
+        <w:t>Sight</w:t>
+      </w:r>
+      <w:proofErr w:type="spellEnd"/>
+      <w:r>
+        <w:t xml:space="preserve"> (LOS) o no</w:t>
+      </w:r>
+      <w:r>
+        <w:t>.</w:t>
+      </w:r>
+    </w:p>
+    <w:p>
+      <w:r>
+        <w:t>Como consecuencia, pueden ocurrir los siguientes eventos:</w:t>
+      </w:r>
+    </w:p>
+    <w:p>
+      <w:pPr>
+        <w:pStyle w:val="ListParagraph"/>
+        <w:numPr>
+          <w:ilvl w:val="0"/>
+          <w:numId w:val="15"/>
+        </w:numPr>
+        <w:rPr>
+          <w:u w:val="single"/>
+        </w:rPr>
+      </w:pPr>
+      <w:r>
+        <w:rPr>
+          <w:u w:val="single"/>
+        </w:rPr>
+        <w:t>Pérdida de paquetes</w:t>
+      </w:r>
+    </w:p>
+    <w:p>
+      <w:pPr>
+        <w:pStyle w:val="ListParagraph"/>
+      </w:pPr>
+      <w:r>
+        <w:t>Si se pierden paquetes, hay información que no va a llegar al receptor</w:t>
+      </w:r>
+      <w:r>
+        <w:t xml:space="preserve"> que podría no recuperarse</w:t>
+      </w:r>
+      <w:r>
+        <w:t>. Pueden aparecer artefactos</w:t>
+      </w:r>
+      <w:r>
+        <w:t xml:space="preserve"> en la imagen</w:t>
+      </w:r>
+      <w:r>
+        <w:t>, perder frames enteros y</w:t>
+      </w:r>
+      <w:r>
+        <w:t xml:space="preserve"> reproducirse interrumpidamente</w:t>
+      </w:r>
+      <w:r>
+        <w:t xml:space="preserve"> o incluso llegar a detenerse el video.</w:t>
+      </w:r>
+    </w:p>
+    <w:p>
+      <w:pPr>
+        <w:pStyle w:val="ListParagraph"/>
+        <w:numPr>
+          <w:ilvl w:val="0"/>
+          <w:numId w:val="15"/>
+        </w:numPr>
+        <w:rPr>
+          <w:u w:val="single"/>
+        </w:rPr>
+      </w:pPr>
+      <w:r>
+        <w:rPr>
+          <w:u w:val="single"/>
+        </w:rPr>
+        <w:t xml:space="preserve">Jitter </w:t>
+      </w:r>
+    </w:p>
+    <w:p>
+      <w:pPr>
+        <w:pStyle w:val="ListParagraph"/>
+      </w:pPr>
+      <w:r>
+        <w:t xml:space="preserve">El jitter es la variabilidad del retardo </w:t>
+      </w:r>
+      <w:r>
+        <w:t xml:space="preserve">de llegada </w:t>
+      </w:r>
+      <w:r>
+        <w:t>entre paquetes. Si</w:t>
+      </w:r>
+      <w:r>
+        <w:t xml:space="preserve"> no recibimos paquetes continuamente</w:t>
+      </w:r>
+      <w:r>
+        <w:t>, se</w:t>
+      </w:r>
+      <w:r>
+        <w:t xml:space="preserve"> interrumpiría la reproducción del video,</w:t>
+      </w:r>
+      <w:r>
+        <w:t xml:space="preserve"> congela</w:t>
+      </w:r>
+      <w:r>
+        <w:t>n</w:t>
+      </w:r>
+      <w:r>
+        <w:t>d</w:t>
+      </w:r>
+      <w:r>
+        <w:t>o</w:t>
+      </w:r>
+      <w:r>
+        <w:t xml:space="preserve"> la imagen. Esto se resuelve </w:t>
+      </w:r>
+      <w:r>
+        <w:t xml:space="preserve">esperando y guardando temporalmente en </w:t>
+      </w:r>
+      <w:r>
+        <w:t>un buffer</w:t>
+      </w:r>
+      <w:r>
+        <w:t xml:space="preserve"> los</w:t>
+      </w:r>
+      <w:r>
+        <w:t xml:space="preserve"> paquetes antes de reproducirlos, pero esto introduce latencia.</w:t>
+      </w:r>
+    </w:p>
+    <w:p>
+      <w:pPr>
+        <w:pStyle w:val="ListParagraph"/>
+        <w:numPr>
+          <w:ilvl w:val="0"/>
+          <w:numId w:val="15"/>
+        </w:numPr>
+        <w:rPr>
+          <w:u w:val="single"/>
+        </w:rPr>
+      </w:pPr>
+      <w:r>
+        <w:rPr>
+          <w:u w:val="single"/>
+        </w:rPr>
+        <w:t>Limitaciones de ancho de banda</w:t>
+      </w:r>
+    </w:p>
+    <w:p>
+      <w:pPr>
+        <w:pStyle w:val="ListParagraph"/>
+      </w:pPr>
+      <w:r>
+        <w:t xml:space="preserve">La capacidad efectiva depende de </w:t>
+      </w:r>
+      <w:r>
+        <w:t>factores</w:t>
+      </w:r>
+      <w:r>
+        <w:t xml:space="preserve"> como la distancia, los obstáculos, interferencias o la congestión del propio canal. Esto limita la capacidad de transmisión de datos, reduciéndola y directamente afectando a la calidad de la transmisión.</w:t>
+      </w:r>
+    </w:p>
+    <w:p>
+      <w:pPr>
+        <w:pStyle w:val="Heading3"/>
+      </w:pPr>
+      <w:bookmarkStart w:id="5" w:name="_Toc226158440"/>
+      <w:r>
+        <w:t>Coste</w:t>
+      </w:r>
+      <w:bookmarkEnd w:id="5"/>
+      <w:r>
+        <w:t xml:space="preserve"> </w:t>
+      </w:r>
+    </w:p>
+    <w:p>
+      <w:r>
+        <w:t xml:space="preserve">Las soluciones profesionales de transmisión inalámbrica de vídeo están pensadas para entornos broadcast </w:t>
+      </w:r>
+      <w:r>
+        <w:t xml:space="preserve">con </w:t>
+      </w:r>
+      <w:r>
+        <w:t>y utilizan hardware específico y protocolos propietarios para garantizar baja latencia y estabilidad. Esto hace que su precio sea elevado.</w:t>
+      </w:r>
+    </w:p>
+    <w:p>
+      <w:r>
+        <w:t>En la práctica, un</w:t>
+      </w:r>
+      <w:r>
+        <w:t>os emisores y receptores</w:t>
+      </w:r>
+      <w:r>
+        <w:t xml:space="preserve"> de vídeo inalámbrico de este tipo </w:t>
+      </w:r>
+      <w:r>
+        <w:t>pueden</w:t>
+      </w:r>
+      <w:r>
+        <w:t xml:space="preserve"> costar varios miles de euros, y el coste aumenta rápidamente si se necesitan varias cámaras o enlaces simultáneos.</w:t>
+      </w:r>
+    </w:p>
+    <w:p>
+      <w:r>
+        <w:t>Esto las hace poco accesibles para producciones pequeñas, entornos académicos o proyectos experimentales, donde no se puede asumir este tipo de inversión.</w:t>
+      </w:r>
+    </w:p>
+    <w:p>
+      <w:r>
+        <w:t xml:space="preserve">Por tanto, el coste se convierte en una limitación clara, lo que lleva a buscar alternativas más económicas basadas en infraestructuras ya disponibles, </w:t>
+      </w:r>
+      <w:r>
+        <w:t>como portátiles, teléfonos móviles o dispositivos con</w:t>
+      </w:r>
+      <w:r>
+        <w:t xml:space="preserve"> interfaces de red para</w:t>
+      </w:r>
+      <w:r>
+        <w:t xml:space="preserve"> acce</w:t>
+      </w:r>
+      <w:r>
+        <w:t>der</w:t>
+      </w:r>
+      <w:r>
+        <w:t xml:space="preserve"> a </w:t>
+      </w:r>
+      <w:r>
+        <w:t>redes IP.</w:t>
+      </w:r>
+    </w:p>
+    <w:p>
+      <w:pPr>
+        <w:pStyle w:val="Heading3"/>
+      </w:pPr>
+      <w:bookmarkStart w:id="6" w:name="_Toc226158441"/>
+      <w:r>
+        <w:t>Calidad</w:t>
+      </w:r>
+      <w:r>
+        <w:t xml:space="preserve"> y compresión</w:t>
+      </w:r>
+      <w:bookmarkEnd w:id="6"/>
+    </w:p>
+    <w:p>
+      <w:pPr>
+        <w:rPr>
+          <w:lang w:eastAsia="en-GB"/>
+        </w:rPr>
+      </w:pPr>
+      <w:r>
+        <w:rPr>
+          <w:lang w:eastAsia="en-GB"/>
+        </w:rPr>
+        <w:t xml:space="preserve">La mayoría de las emisiones actuales se realizan en resolución </w:t>
+      </w:r>
+      <w:r>
+        <w:rPr>
+          <w:lang w:eastAsia="en-GB"/>
+        </w:rPr>
+        <w:t>Full HD</w:t>
+      </w:r>
+      <w:r>
+        <w:rPr>
+          <w:lang w:eastAsia="en-GB"/>
+        </w:rPr>
+        <w:t xml:space="preserve"> (1920×1080 píxeles). Transmitir este vídeo sin compresión es inviable debido al enorme volumen de datos generado.</w:t>
+      </w:r>
+    </w:p>
+    <w:p>
+      <w:pPr>
+        <w:rPr>
+          <w:lang w:eastAsia="en-GB"/>
+        </w:rPr>
+      </w:pPr>
+      <w:r>
+        <w:rPr>
+          <w:lang w:eastAsia="en-GB"/>
+        </w:rPr>
+        <w:t>Tomando como ejemplo un segundo de vídeo RGB FHD a 25 FPS con una profundidad de color de 8 bits por canal:</w:t>
+      </w:r>
+    </w:p>
+    <w:p>
+      <w:pPr>
+        <w:pStyle w:val="ListParagraph"/>
+        <w:numPr>
+          <w:ilvl w:val="0"/>
+          <w:numId w:val="16"/>
+        </w:numPr>
+      </w:pPr>
+      <w:r>
+        <w:t>1920x1080 = 2 073 600 pixeles</w:t>
+      </w:r>
+      <w:r>
+        <w:t xml:space="preserve"> por </w:t>
+      </w:r>
+      <w:r>
+        <w:t>frame</w:t>
+      </w:r>
+    </w:p>
+    <w:p>
+      <w:pPr>
+        <w:pStyle w:val="ListParagraph"/>
+        <w:numPr>
+          <w:ilvl w:val="0"/>
+          <w:numId w:val="16"/>
+        </w:numPr>
+      </w:pPr>
+      <w:r>
+        <w:t>2 073 600 x 3 ca</w:t>
+      </w:r>
+      <w:r>
+        <w:t>nales (RGB)</w:t>
+      </w:r>
+      <w:r>
+        <w:t xml:space="preserve"> = 6 220 800 </w:t>
+      </w:r>
+      <w:r>
+        <w:t>muestras</w:t>
+      </w:r>
+    </w:p>
+    <w:p>
+      <w:pPr>
+        <w:pStyle w:val="ListParagraph"/>
+        <w:numPr>
+          <w:ilvl w:val="0"/>
+          <w:numId w:val="16"/>
+        </w:numPr>
+        <w:rPr>
+          <w:lang w:val="en-GB"/>
+        </w:rPr>
+      </w:pPr>
+      <w:r>
+        <w:rPr>
+          <w:lang w:val="en-GB"/>
+        </w:rPr>
+        <w:t xml:space="preserve">6 220 800 x 8 bits = 49 766 400 bits </w:t>
+      </w:r>
+      <w:proofErr w:type="spellStart"/>
+      <w:r>
+        <w:rPr>
+          <w:lang w:val="en-GB"/>
+        </w:rPr>
+        <w:t>por</w:t>
+      </w:r>
+      <w:proofErr w:type="spellEnd"/>
+      <w:r>
+        <w:rPr>
+          <w:lang w:val="en-GB"/>
+        </w:rPr>
+        <w:t xml:space="preserve"> frame</w:t>
+      </w:r>
+    </w:p>
+    <w:p>
+      <w:pPr>
+        <w:pStyle w:val="ListParagraph"/>
+        <w:numPr>
+          <w:ilvl w:val="0"/>
+          <w:numId w:val="16"/>
+        </w:numPr>
+        <w:rPr>
+          <w:lang w:val="en-GB"/>
+        </w:rPr>
+      </w:pPr>
+      <w:r>
+        <w:rPr>
+          <w:lang w:val="en-GB"/>
+        </w:rPr>
+        <w:t>49 766 400 x 25 = 1 244 160 000 bits</w:t>
+      </w:r>
+      <w:r>
+        <w:rPr>
+          <w:lang w:val="en-GB"/>
+        </w:rPr>
+        <w:t xml:space="preserve"> </w:t>
+      </w:r>
+      <w:proofErr w:type="spellStart"/>
+      <w:r>
+        <w:rPr>
+          <w:lang w:val="en-GB"/>
+        </w:rPr>
+        <w:t>por</w:t>
+      </w:r>
+      <w:proofErr w:type="spellEnd"/>
+      <w:r>
+        <w:rPr>
+          <w:lang w:val="en-GB"/>
+        </w:rPr>
+        <w:t xml:space="preserve"> </w:t>
+      </w:r>
+      <w:proofErr w:type="spellStart"/>
+      <w:r>
+        <w:rPr>
+          <w:lang w:val="en-GB"/>
+        </w:rPr>
+        <w:t>s</w:t>
+      </w:r>
+      <w:r>
+        <w:rPr>
+          <w:lang w:val="en-GB"/>
+        </w:rPr>
+        <w:t>egundo</w:t>
+      </w:r>
+      <w:proofErr w:type="spellEnd"/>
+      <w:r>
+        <w:rPr>
+          <w:lang w:val="en-GB"/>
+        </w:rPr>
+        <w:t xml:space="preserve"> </w:t>
+      </w:r>
+    </w:p>
+    <w:p>
+      <w:pPr>
+        <w:rPr>
+          <w:lang w:val="en-GB"/>
+        </w:rPr>
+      </w:pPr>
+      <w:r>
+        <w:rPr>
+          <w:lang w:val="en-GB"/>
+        </w:rPr>
+        <w:t>≈ 1.24 G</w:t>
+      </w:r>
+      <w:r>
+        <w:rPr>
+          <w:lang w:val="en-GB"/>
+        </w:rPr>
+        <w:t>b</w:t>
+      </w:r>
+      <w:r>
+        <w:rPr>
+          <w:lang w:val="en-GB"/>
+        </w:rPr>
+        <w:t>ps</w:t>
+      </w:r>
+    </w:p>
+    <w:p>
+      <w:r>
+        <w:t xml:space="preserve">Transmitir un flujo de 1.24 Gbps por un segundo de vídeo sin compresión saturaría cualquier red estándar. Por ello, el uso de </w:t>
+      </w:r>
+      <w:r>
+        <w:t xml:space="preserve">la </w:t>
+      </w:r>
+      <w:r>
+        <w:t>compresión</w:t>
+      </w:r>
+      <w:r>
+        <w:t xml:space="preserve"> con pérdidas</w:t>
+      </w:r>
+      <w:r>
+        <w:t xml:space="preserve">. El desafío reside en el balance: una compresión agresiva degrada la imagen, mientras que una de alta calidad requiere más recursos </w:t>
+      </w:r>
+      <w:r>
+        <w:lastRenderedPageBreak/>
+        <w:t>computacionales, lo que puede elevar la latencia de procesamiento. La elección del códec y su configuración (</w:t>
+      </w:r>
+      <w:proofErr w:type="spellStart"/>
+      <w:r>
+        <w:t>bitrate</w:t>
+      </w:r>
+      <w:proofErr w:type="spellEnd"/>
+      <w:r>
+        <w:t>, GOP, etc.) es clave para equilibrar visualización y rendimiento.</w:t>
+      </w:r>
+    </w:p>
+    <w:p>
+      <w:pPr>
+        <w:pStyle w:val="Heading2"/>
+      </w:pPr>
+      <w:bookmarkStart w:id="7" w:name="_Toc226158442"/>
+      <w:r>
+        <w:t>Objetivos</w:t>
+      </w:r>
+      <w:bookmarkEnd w:id="7"/>
+    </w:p>
+    <w:p>
+      <w:pPr>
+        <w:rPr>
+          <w:lang w:eastAsia="en-GB"/>
+        </w:rPr>
+      </w:pPr>
+      <w:r>
+        <w:rPr>
+          <w:lang w:eastAsia="en-GB"/>
+        </w:rPr>
+        <w:t>Este Trabajo Fin de Grado tiene como objetivo el diseño e implementación de un sistema de distribución de vídeo sobre IP con una latencia extremo a extremo inferior al segundo, complementado con herramientas web para el control, la emisión y la recepción de los flujos.</w:t>
+      </w:r>
+    </w:p>
+    <w:p>
+      <w:pPr>
+        <w:rPr>
+          <w:lang w:eastAsia="en-GB"/>
+        </w:rPr>
+      </w:pPr>
+      <w:r>
+        <w:rPr>
+          <w:lang w:eastAsia="en-GB"/>
+        </w:rPr>
+        <w:t>La solución plantea una arquitectura multimedia que cubre las fases de captura, codificación, publicación, enrutado y reproducción del flujo audiovisual.</w:t>
+      </w:r>
+    </w:p>
+    <w:p>
+      <w:pPr>
+        <w:rPr>
+          <w:lang w:eastAsia="en-GB"/>
+        </w:rPr>
+      </w:pPr>
+      <w:r>
+        <w:rPr>
+          <w:lang w:eastAsia="en-GB"/>
+        </w:rPr>
+        <w:t>Para ello, se adopta MediaMTX como servidor de medios y núcleo de gestión de sesiones, utilizando los protocolos WHIP (WebRTC-HTTP Ingestion Protocol) para la contribución de señal y WHEP (WebRTC-HTTP Egress Protocol) para la entrega a clientes web.</w:t>
+      </w:r>
+    </w:p>
+    <w:p>
+      <w:pPr>
+        <w:rPr>
+          <w:lang w:eastAsia="en-GB"/>
+        </w:rPr>
+      </w:pPr>
+      <w:r>
+        <w:rPr>
+          <w:lang w:eastAsia="en-GB"/>
+        </w:rPr>
+        <w:t xml:space="preserve">La aportación de este TFG reside en la </w:t>
+      </w:r>
+      <w:r>
+        <w:rPr>
+          <w:lang w:eastAsia="en-GB"/>
+        </w:rPr>
+        <w:t>integración de</w:t>
+      </w:r>
+      <w:r>
+        <w:rPr>
+          <w:lang w:eastAsia="en-GB"/>
+        </w:rPr>
+        <w:t xml:space="preserve"> estas tecnologías en una plataforma funcional y reproducible. El resultado es un prototipo operativo para entornos de producción audiovisual real, donde la baja latencia es un requisito crítico.</w:t>
+      </w:r>
+    </w:p>
+    <w:p>
+      <w:pPr>
+        <w:rPr>
+          <w:lang w:eastAsia="en-GB"/>
+        </w:rPr>
+      </w:pPr>
+      <w:r>
+        <w:rPr>
+          <w:lang w:eastAsia="en-GB"/>
+        </w:rPr>
+        <w:t>Para alcanzar este objetivo general, se plantean los siguientes objetivos específicos:</w:t>
+      </w:r>
+    </w:p>
+    <w:p>
+      <w:pPr>
+        <w:numPr>
+          <w:ilvl w:val="0"/>
+          <w:numId w:val="17"/>
+        </w:numPr>
+        <w:rPr>
+          <w:lang w:eastAsia="en-GB"/>
+        </w:rPr>
+      </w:pPr>
+      <w:r>
+        <w:rPr>
+          <w:lang w:eastAsia="en-GB"/>
+        </w:rPr>
+        <w:t xml:space="preserve">Diseñar una arquitectura de </w:t>
+      </w:r>
+      <w:r>
+        <w:rPr>
+          <w:lang w:eastAsia="en-GB"/>
+        </w:rPr>
+        <w:t>distribución</w:t>
+      </w:r>
+      <w:r>
+        <w:rPr>
+          <w:lang w:eastAsia="en-GB"/>
+        </w:rPr>
+        <w:t xml:space="preserve"> de vídeo basada en tecnologías IP. </w:t>
+      </w:r>
+    </w:p>
+    <w:p>
+      <w:pPr>
+        <w:numPr>
+          <w:ilvl w:val="0"/>
+          <w:numId w:val="17"/>
+        </w:numPr>
+        <w:rPr>
+          <w:lang w:eastAsia="en-GB"/>
+        </w:rPr>
+      </w:pPr>
+      <w:r>
+        <w:rPr>
+          <w:lang w:eastAsia="en-GB"/>
+        </w:rPr>
+        <w:t xml:space="preserve">Analizar las limitaciones de los protocolos de streaming tradicionales en entornos en directo. </w:t>
+      </w:r>
+    </w:p>
+    <w:p>
+      <w:pPr>
+        <w:numPr>
+          <w:ilvl w:val="0"/>
+          <w:numId w:val="17"/>
+        </w:numPr>
+        <w:rPr>
+          <w:lang w:eastAsia="en-GB"/>
+        </w:rPr>
+      </w:pPr>
+      <w:r>
+        <w:rPr>
+          <w:lang w:eastAsia="en-GB"/>
+        </w:rPr>
+        <w:t xml:space="preserve">Implementar un sistema de ingesta y distribución de vídeo de baja latencia mediante WebRTC. </w:t>
+      </w:r>
+    </w:p>
+    <w:p>
+      <w:pPr>
+        <w:numPr>
+          <w:ilvl w:val="0"/>
+          <w:numId w:val="17"/>
+        </w:numPr>
+        <w:rPr>
+          <w:lang w:eastAsia="en-GB"/>
+        </w:rPr>
+      </w:pPr>
+      <w:r>
+        <w:rPr>
+          <w:lang w:eastAsia="en-GB"/>
+        </w:rPr>
+        <w:t xml:space="preserve">Integrar MediaMTX como servidor de medios para la gestión de flujos. </w:t>
+      </w:r>
+    </w:p>
+    <w:p>
+      <w:pPr>
+        <w:numPr>
+          <w:ilvl w:val="0"/>
+          <w:numId w:val="17"/>
+        </w:numPr>
+        <w:rPr>
+          <w:lang w:eastAsia="en-GB"/>
+        </w:rPr>
+      </w:pPr>
+      <w:r>
+        <w:rPr>
+          <w:lang w:eastAsia="en-GB"/>
+        </w:rPr>
+        <w:t xml:space="preserve">Desarrollar herramientas web que permitan la emisión, control y recepción de los flujos de vídeo.  </w:t>
+      </w:r>
+    </w:p>
+    <w:p>
+      <w:pPr>
+        <w:numPr>
+          <w:ilvl w:val="0"/>
+          <w:numId w:val="17"/>
+        </w:numPr>
+        <w:rPr>
+          <w:lang w:eastAsia="en-GB"/>
+        </w:rPr>
+      </w:pPr>
+      <w:r>
+        <w:rPr>
+          <w:lang w:eastAsia="en-GB"/>
+        </w:rPr>
+        <w:t xml:space="preserve">Evaluar el sistema en términos de latencia, estabilidad y calidad de transmisión. </w:t>
+      </w:r>
+    </w:p>
+    <w:p>
+      <w:pPr>
+        <w:numPr>
+          <w:ilvl w:val="0"/>
+          <w:numId w:val="17"/>
+        </w:numPr>
+        <w:rPr>
+          <w:lang w:eastAsia="en-GB"/>
+        </w:rPr>
+      </w:pPr>
+      <w:r>
+        <w:rPr>
+          <w:lang w:eastAsia="en-GB"/>
+        </w:rPr>
+        <w:t>Validar el prototipo en entornos de producción audiovisual reales.</w:t>
+      </w:r>
+    </w:p>
+    <w:p>
+      <w:pPr>
+        <w:pStyle w:val="Heading2"/>
+      </w:pPr>
+      <w:r>
+        <w:t>Metodología</w:t>
+      </w:r>
+    </w:p>
+    <w:p>
+      <w:pPr>
+        <w:rPr>
+          <w:lang w:eastAsia="en-GB"/>
+        </w:rPr>
+      </w:pPr>
+      <w:r>
+        <w:rPr>
+          <w:lang w:eastAsia="en-GB"/>
+        </w:rPr>
+        <w:t xml:space="preserve">A lo largo del </w:t>
+      </w:r>
+      <w:proofErr w:type="spellStart"/>
+      <w:r>
+        <w:rPr>
+          <w:lang w:eastAsia="en-GB"/>
+        </w:rPr>
+        <w:t>doc</w:t>
+      </w:r>
+      <w:proofErr w:type="spellEnd"/>
+      <w:r>
+        <w:rPr>
+          <w:lang w:eastAsia="en-GB"/>
+        </w:rPr>
+        <w:t xml:space="preserve">, para cumplir los objetivos </w:t>
+      </w:r>
+      <w:proofErr w:type="gramStart"/>
+      <w:r>
+        <w:rPr>
+          <w:lang w:eastAsia="en-GB"/>
+        </w:rPr>
+        <w:t>puestos ,</w:t>
+      </w:r>
+      <w:proofErr w:type="gramEnd"/>
+      <w:r>
+        <w:rPr>
+          <w:lang w:eastAsia="en-GB"/>
+        </w:rPr>
+        <w:t xml:space="preserve"> se seguirá tal que:</w:t>
+      </w:r>
+    </w:p>
+    <w:p>
+      <w:pPr>
+        <w:pStyle w:val="ListParagraph"/>
+        <w:numPr>
+          <w:ilvl w:val="0"/>
+          <w:numId w:val="18"/>
+        </w:numPr>
+        <w:rPr>
+          <w:lang w:eastAsia="en-GB"/>
+        </w:rPr>
+      </w:pPr>
+      <w:r>
+        <w:rPr>
+          <w:lang w:eastAsia="en-GB"/>
+        </w:rPr>
+        <w:t>Arquitectura</w:t>
+      </w:r>
+    </w:p>
+    <w:p>
+      <w:pPr>
+        <w:pStyle w:val="ListParagraph"/>
+        <w:numPr>
+          <w:ilvl w:val="0"/>
+          <w:numId w:val="18"/>
+        </w:numPr>
+        <w:rPr>
+          <w:lang w:eastAsia="en-GB"/>
+        </w:rPr>
+      </w:pPr>
+      <w:r>
+        <w:rPr>
+          <w:lang w:eastAsia="en-GB"/>
+        </w:rPr>
+        <w:t>Valoración y Estudio tecnologías</w:t>
+      </w:r>
+    </w:p>
+    <w:p>
+      <w:pPr>
+        <w:pStyle w:val="ListParagraph"/>
+        <w:numPr>
+          <w:ilvl w:val="0"/>
+          <w:numId w:val="18"/>
+        </w:numPr>
+        <w:rPr>
+          <w:lang w:eastAsia="en-GB"/>
+        </w:rPr>
+      </w:pPr>
+      <w:r>
+        <w:rPr>
+          <w:lang w:eastAsia="en-GB"/>
+        </w:rPr>
+        <w:t>Implementación</w:t>
+      </w:r>
+    </w:p>
+    <w:p>
+      <w:pPr>
+        <w:pStyle w:val="ListParagraph"/>
+        <w:numPr>
+          <w:ilvl w:val="0"/>
+          <w:numId w:val="18"/>
+        </w:numPr>
+        <w:rPr>
+          <w:lang w:eastAsia="en-GB"/>
+        </w:rPr>
+      </w:pPr>
+      <w:r>
+        <w:rPr>
+          <w:lang w:eastAsia="en-GB"/>
+        </w:rPr>
+        <w:t>Herramientas desarrolladas</w:t>
+      </w:r>
+    </w:p>
+    <w:p>
+      <w:pPr>
+        <w:pStyle w:val="ListParagraph"/>
+        <w:numPr>
+          <w:ilvl w:val="0"/>
+          <w:numId w:val="18"/>
+        </w:numPr>
+        <w:rPr>
+          <w:lang w:eastAsia="en-GB"/>
+        </w:rPr>
+      </w:pPr>
+      <w:r>
+        <w:rPr>
+          <w:lang w:eastAsia="en-GB"/>
+        </w:rPr>
+        <w:t>Casos de uso</w:t>
+      </w:r>
+    </w:p>
+    <w:p>
+      <w:pPr>
+        <w:pStyle w:val="ListParagraph"/>
+        <w:numPr>
+          <w:ilvl w:val="0"/>
+          <w:numId w:val="18"/>
+        </w:numPr>
+        <w:rPr>
+          <w:lang w:eastAsia="en-GB"/>
+        </w:rPr>
+      </w:pPr>
+      <w:r>
+        <w:rPr>
+          <w:lang w:eastAsia="en-GB"/>
+        </w:rPr>
+        <w:t>Resultados</w:t>
+      </w:r>
+    </w:p>
+    <w:p>
+      <w:pPr>
+        <w:pStyle w:val="ListParagraph"/>
+        <w:numPr>
+          <w:ilvl w:val="0"/>
+          <w:numId w:val="18"/>
+        </w:numPr>
+        <w:rPr>
+          <w:lang w:eastAsia="en-GB"/>
+        </w:rPr>
+      </w:pPr>
+      <w:r>
+        <w:rPr>
+          <w:lang w:eastAsia="en-GB"/>
+        </w:rPr>
+        <w:t>Conclusiones y líneas futuras</w:t>
+      </w:r>
+    </w:p>
+    <w:p>
+      <w:pPr>
+        <w:pStyle w:val="Heading1"/>
+      </w:pPr>
+      <w:r>
+        <w:lastRenderedPageBreak/>
+        <w:t xml:space="preserve"> </w:t>
+      </w:r>
+      <w:bookmarkStart w:id="8" w:name="_Toc226158443"/>
+      <w:r>
+        <w:t>Definir la arquitectura necesaria</w:t>
+      </w:r>
+      <w:bookmarkEnd w:id="8"/>
+      <w:r>
+        <w:t xml:space="preserve"> </w:t>
+      </w:r>
+    </w:p>
+    <w:p>
+      <w:pPr>
+        <w:pStyle w:val="Heading1"/>
+      </w:pPr>
+      <w:bookmarkStart w:id="9" w:name="_Toc226158444"/>
+      <w:r>
+        <w:lastRenderedPageBreak/>
+        <w:t xml:space="preserve">Protocolos </w:t>
       </w:r>
       <w:r>
         <w:t xml:space="preserve">de </w:t>
       </w:r>
       <w:r>
-        <w:t>Fin de Grado</w:t>
-      </w:r>
-      <w:r>
-        <w:t>/Máster</w:t>
-      </w:r>
-      <w:r>
-        <w:t>.</w:t>
-      </w:r>
+        <w:t>streaming</w:t>
+      </w:r>
+      <w:bookmarkEnd w:id="9"/>
     </w:p>
     <w:p>
       <w:pPr>
         <w:pStyle w:val="Heading1"/>
-      </w:pPr>
-      <w:bookmarkStart w:id="1" w:name="_Toc98196062"/>
-      <w:r>
-        <w:lastRenderedPageBreak/>
-        <w:t xml:space="preserve">Formato </w:t>
-      </w:r>
-      <w:r>
-        <w:t>de</w:t>
-      </w:r>
-      <w:r>
-        <w:t xml:space="preserve"> la </w:t>
-      </w:r>
-      <w:r>
-        <w:t>m</w:t>
-      </w:r>
-      <w:r>
-        <w:t>emoria</w:t>
-      </w:r>
-      <w:bookmarkEnd w:id="1"/>
-    </w:p>
-    <w:p>
-      <w:pPr>
-        <w:pStyle w:val="Heading2"/>
-      </w:pPr>
-      <w:bookmarkStart w:id="2" w:name="_Toc98196063"/>
-      <w:r>
-        <w:t>Idioma</w:t>
-      </w:r>
-      <w:bookmarkEnd w:id="2"/>
-    </w:p>
-    <w:p>
-      <w:r>
-        <w:t>La memoria se podrá escribir en castellano, valenciano o inglés.</w:t>
-      </w:r>
-    </w:p>
-    <w:p>
-      <w:pPr>
-        <w:pStyle w:val="Heading2"/>
-      </w:pPr>
-      <w:bookmarkStart w:id="3" w:name="_Toc98196064"/>
-      <w:r>
-        <w:t>Tipo de letra</w:t>
-      </w:r>
-      <w:bookmarkEnd w:id="3"/>
-    </w:p>
-    <w:p>
-      <w:r>
-        <w:t>S</w:t>
-      </w:r>
-      <w:r>
-        <w:t xml:space="preserve">e usará </w:t>
-      </w:r>
-      <w:r>
-        <w:t xml:space="preserve">la fuente </w:t>
-      </w:r>
-      <w:r>
-        <w:t xml:space="preserve">Times New </w:t>
-      </w:r>
-      <w:proofErr w:type="spellStart"/>
-      <w:r>
-        <w:t>Roman</w:t>
-      </w:r>
-      <w:proofErr w:type="spellEnd"/>
-      <w:r>
-        <w:t xml:space="preserve"> o</w:t>
-      </w:r>
-      <w:r>
-        <w:t xml:space="preserve"> una</w:t>
-      </w:r>
-      <w:r>
-        <w:t xml:space="preserve"> similar</w:t>
-      </w:r>
-      <w:r>
-        <w:t>, con un tamaño</w:t>
-      </w:r>
-      <w:r>
-        <w:t xml:space="preserve"> </w:t>
-      </w:r>
-      <w:r>
-        <w:t xml:space="preserve">mínimo de </w:t>
-      </w:r>
-      <w:r>
-        <w:t>11</w:t>
-      </w:r>
-      <w:r>
-        <w:t xml:space="preserve"> </w:t>
-      </w:r>
-      <w:r>
-        <w:t>puntos</w:t>
-      </w:r>
-      <w:r>
-        <w:t xml:space="preserve"> para el texto principal y 9 puntos para los pies de figura/tabla y las notas al pie de página.</w:t>
-      </w:r>
-    </w:p>
-    <w:p>
-      <w:pPr>
-        <w:pStyle w:val="Heading2"/>
-      </w:pPr>
-      <w:bookmarkStart w:id="4" w:name="_Toc98196065"/>
-      <w:r>
-        <w:t>Estructura</w:t>
-      </w:r>
-      <w:bookmarkEnd w:id="4"/>
-    </w:p>
-    <w:p>
-      <w:pPr>
-        <w:pStyle w:val="Heading3"/>
-      </w:pPr>
-      <w:bookmarkStart w:id="5" w:name="_Toc98196066"/>
-      <w:r>
-        <w:t>Párrafos</w:t>
-      </w:r>
-      <w:bookmarkEnd w:id="5"/>
-    </w:p>
-    <w:p>
-      <w:r>
-        <w:t xml:space="preserve">La memoria se escribirá en párrafos </w:t>
-      </w:r>
-      <w:r>
-        <w:t>justificados</w:t>
-      </w:r>
-      <w:r>
-        <w:t>.</w:t>
-      </w:r>
-    </w:p>
-    <w:p>
-      <w:r>
-        <w:t xml:space="preserve">La separación entre párrafos </w:t>
-      </w:r>
-      <w:r>
-        <w:t xml:space="preserve">mínima </w:t>
-      </w:r>
-      <w:r>
-        <w:t xml:space="preserve">será de 6 </w:t>
-      </w:r>
-      <w:r>
-        <w:t>puntos</w:t>
-      </w:r>
-      <w:r>
-        <w:t>.</w:t>
-      </w:r>
-    </w:p>
-    <w:p>
-      <w:pPr>
-        <w:pStyle w:val="Heading3"/>
-      </w:pPr>
-      <w:bookmarkStart w:id="6" w:name="_Toc98196067"/>
-      <w:r>
-        <w:t xml:space="preserve">Capítulos, </w:t>
-      </w:r>
-      <w:r>
-        <w:t>s</w:t>
-      </w:r>
-      <w:r>
-        <w:t xml:space="preserve">ecciones y </w:t>
-      </w:r>
-      <w:r>
-        <w:t>s</w:t>
-      </w:r>
-      <w:r>
-        <w:t>ub</w:t>
-      </w:r>
-      <w:r>
-        <w:t>secciones</w:t>
-      </w:r>
-      <w:bookmarkEnd w:id="6"/>
-      <w:r>
-        <w:t xml:space="preserve"> </w:t>
-      </w:r>
-    </w:p>
-    <w:p>
-      <w:r>
-        <w:t xml:space="preserve">Los </w:t>
-      </w:r>
-      <w:r>
-        <w:t xml:space="preserve">capítulos irán numerados y el texto se estructurará en secciones y subsecciones adecuadamente numeradas.  </w:t>
-      </w:r>
-    </w:p>
-    <w:p>
-      <w:pPr>
-        <w:pStyle w:val="Heading2"/>
-      </w:pPr>
-      <w:bookmarkStart w:id="7" w:name="_Toc98196068"/>
-      <w:r>
-        <w:t>Figuras, tablas y ecuaciones</w:t>
-      </w:r>
-      <w:bookmarkEnd w:id="7"/>
-    </w:p>
-    <w:p>
-      <w:r>
-        <w:t xml:space="preserve">Las figuras </w:t>
-      </w:r>
-      <w:r>
-        <w:t xml:space="preserve">y las tablas </w:t>
-      </w:r>
-      <w:r>
-        <w:t xml:space="preserve">tendrán su correspondiente numeración y texto descriptivo </w:t>
-      </w:r>
-      <w:r>
-        <w:t>al pie</w:t>
-      </w:r>
-      <w:r>
-        <w:t>.</w:t>
-      </w:r>
-      <w:r>
-        <w:t xml:space="preserve"> Las tablas tendrán una numeración independiente de la de las figuras. </w:t>
-      </w:r>
-      <w:r>
-        <w:t xml:space="preserve"> Las ecuaciones que </w:t>
-      </w:r>
-      <w:r>
-        <w:t>se muestren en una línea independiente del texto</w:t>
-      </w:r>
-      <w:r>
-        <w:t xml:space="preserve"> también irán numeradas.</w:t>
-      </w:r>
-      <w:r>
-        <w:t xml:space="preserve"> Tanto las figur</w:t>
-      </w:r>
-      <w:r>
-        <w:t>as, ecuaciones y tablas deben estar</w:t>
-      </w:r>
-      <w:r>
-        <w:t xml:space="preserve"> adecuadamente </w:t>
-      </w:r>
-      <w:r>
-        <w:t>citadas</w:t>
-      </w:r>
-      <w:r>
-        <w:t xml:space="preserve"> en el texto</w:t>
-      </w:r>
-      <w:r>
-        <w:t xml:space="preserve">. Además, las primeras referencias a las figuras y tablas deben estar en orden numérico (por ejemplo, en el texto no puede aparecer una referencia a la figura 2 antes de que haya aparecido la primera referencia a la figura 1). </w:t>
-      </w:r>
-    </w:p>
-    <w:p>
-      <w:r>
-        <w:rPr>
-          <w:b/>
-          <w:bCs/>
-          <w:color w:val="EE0000"/>
-        </w:rPr>
-        <w:t>ADVERTENCIA</w:t>
-      </w:r>
-      <w:r>
-        <w:t xml:space="preserve">: Para </w:t>
-      </w:r>
-      <w:r>
-        <w:t>utilizar</w:t>
-      </w:r>
-      <w:r>
-        <w:t xml:space="preserve"> imágenes de las que no se es autor (por ejemplo, las obtenidas de libros, publicaciones periódicas o páginas web) es necesario contar con la licencia correspondiente. Por tanto, salvo que las imágenes utilizadas estén sujetas a una licencia CC0 o CC BY, para su reproducción será necesario disponer de la licencia de uso emitida por el titular de los derechos de autor y adjuntarla como anexo a la memoria. El autor del TFG/M es responsable de las consecuencias que puedan derivarse del uso de imágenes sin la licencia correspondiente.</w:t>
-      </w:r>
-    </w:p>
-    <w:p>
-      <w:pPr>
-        <w:jc w:val="center"/>
-      </w:pPr>
-      <w:r>
-        <w:rPr>
-          <w:noProof/>
-        </w:rPr>
-        <w:drawing>
-          <wp:inline distT="0" distB="0" distL="0" distR="0" wp14:anchorId="4FA56909" wp14:editId="2C2B2CC7">
-            <wp:extent cx="2553057" cy="1816925"/>
-            <wp:effectExtent l="0" t="0" r="0" b="0"/>
-            <wp:docPr id="701977871" name="Picture 1"/>
-            <wp:cNvGraphicFramePr>
-              <a:graphicFrameLocks xmlns:a="http://schemas.openxmlformats.org/drawingml/2006/main" noChangeAspect="1"/>
-            </wp:cNvGraphicFramePr>
-            <a:graphic xmlns:a="http://schemas.openxmlformats.org/drawingml/2006/main">
-              <a:graphicData uri="http://schemas.openxmlformats.org/drawingml/2006/picture">
-                <pic:pic xmlns:pic="http://schemas.openxmlformats.org/drawingml/2006/picture">
-                  <pic:nvPicPr>
-                    <pic:cNvPr id="701977871" name="Picture 701977871"/>
-                    <pic:cNvPicPr/>
-                  </pic:nvPicPr>
-                  <pic:blipFill>
-                    <a:blip r:embed="rId12" cstate="screen">
-                      <a:extLst>
-                        <a:ext uri="{28A0092B-C50C-407E-A947-70E740481C1C}">
-                          <a14:useLocalDpi xmlns:a14="http://schemas.microsoft.com/office/drawing/2010/main"/>
-                        </a:ext>
-                      </a:extLst>
-                    </a:blip>
-                    <a:stretch>
-                      <a:fillRect/>
-                    </a:stretch>
-                  </pic:blipFill>
-                  <pic:spPr>
-                    <a:xfrm>
-                      <a:off x="0" y="0"/>
-                      <a:ext cx="2571497" cy="1830048"/>
-                    </a:xfrm>
-                    <a:prstGeom prst="rect">
-                      <a:avLst/>
-                    </a:prstGeom>
-                  </pic:spPr>
-                </pic:pic>
-              </a:graphicData>
-            </a:graphic>
-          </wp:inline>
-        </w:drawing>
-      </w:r>
-    </w:p>
-    <w:p>
-      <w:pPr>
-        <w:pStyle w:val="Caption"/>
-      </w:pPr>
-      <w:r>
-        <w:t>Figura</w:t>
-      </w:r>
-      <w:r>
-        <w:t xml:space="preserve"> </w:t>
-      </w:r>
-      <w:r>
-        <w:fldChar w:fldCharType="begin"/>
-      </w:r>
-      <w:r>
-        <w:instrText xml:space="preserve"> SEQ Ilustración \* ARABIC </w:instrText>
-      </w:r>
-      <w:r>
-        <w:fldChar w:fldCharType="separate"/>
-      </w:r>
-      <w:r>
-        <w:rPr>
-          <w:noProof/>
-        </w:rPr>
-        <w:t>1</w:t>
-      </w:r>
-      <w:r>
-        <w:rPr>
-          <w:noProof/>
-        </w:rPr>
-        <w:fldChar w:fldCharType="end"/>
-      </w:r>
-      <w:r>
-        <w:t>.</w:t>
-      </w:r>
-      <w:r>
-        <w:t xml:space="preserve"> </w:t>
-      </w:r>
-      <w:r>
-        <w:t>Ejemplo de figura.</w:t>
-      </w:r>
-    </w:p>
-    <w:tbl>
-      <w:tblPr>
-        <w:tblStyle w:val="TableGrid"/>
-        <w:tblW w:w="0" w:type="auto"/>
-        <w:jc w:val="center"/>
-        <w:tblLook w:val="04A0" w:firstRow="1" w:lastRow="0" w:firstColumn="1" w:lastColumn="0" w:noHBand="0" w:noVBand="1"/>
-      </w:tblPr>
-      <w:tblGrid>
-        <w:gridCol w:w="1728"/>
-        <w:gridCol w:w="1729"/>
-        <w:gridCol w:w="1729"/>
-        <w:gridCol w:w="1729"/>
-      </w:tblGrid>
-      <w:tr>
-        <w:trPr>
-          <w:jc w:val="center"/>
-        </w:trPr>
-        <w:tc>
-          <w:tcPr>
-            <w:tcW w:w="1728" w:type="dxa"/>
-            <w:tcBorders>
-              <w:bottom w:val="single" w:sz="12" w:space="0" w:color="auto"/>
-            </w:tcBorders>
-            <w:shd w:val="clear" w:color="auto" w:fill="D9D9D9" w:themeFill="background1" w:themeFillShade="D9"/>
-          </w:tcPr>
-          <w:p>
-            <w:r>
-              <w:t>Columna 1</w:t>
-            </w:r>
-          </w:p>
-        </w:tc>
-        <w:tc>
-          <w:tcPr>
-            <w:tcW w:w="1729" w:type="dxa"/>
-            <w:tcBorders>
-              <w:bottom w:val="single" w:sz="12" w:space="0" w:color="auto"/>
-            </w:tcBorders>
-            <w:shd w:val="clear" w:color="auto" w:fill="D9D9D9" w:themeFill="background1" w:themeFillShade="D9"/>
-          </w:tcPr>
-          <w:p>
-            <w:r>
-              <w:t>Columna 2</w:t>
-            </w:r>
-          </w:p>
-        </w:tc>
-        <w:tc>
-          <w:tcPr>
-            <w:tcW w:w="1729" w:type="dxa"/>
-            <w:tcBorders>
-              <w:bottom w:val="single" w:sz="12" w:space="0" w:color="auto"/>
-            </w:tcBorders>
-            <w:shd w:val="clear" w:color="auto" w:fill="D9D9D9" w:themeFill="background1" w:themeFillShade="D9"/>
-          </w:tcPr>
-          <w:p>
-            <w:r>
-              <w:t>Columna 3</w:t>
-            </w:r>
-          </w:p>
-        </w:tc>
-        <w:tc>
-          <w:tcPr>
-            <w:tcW w:w="1729" w:type="dxa"/>
-            <w:tcBorders>
-              <w:bottom w:val="single" w:sz="12" w:space="0" w:color="auto"/>
-            </w:tcBorders>
-            <w:shd w:val="clear" w:color="auto" w:fill="D9D9D9" w:themeFill="background1" w:themeFillShade="D9"/>
-          </w:tcPr>
-          <w:p>
-            <w:r>
-              <w:t>Columna 4</w:t>
-            </w:r>
-          </w:p>
-        </w:tc>
-      </w:tr>
-      <w:tr>
-        <w:trPr>
-          <w:jc w:val="center"/>
-        </w:trPr>
-        <w:tc>
-          <w:tcPr>
-            <w:tcW w:w="1728" w:type="dxa"/>
-            <w:tcBorders>
-              <w:top w:val="single" w:sz="12" w:space="0" w:color="auto"/>
-            </w:tcBorders>
-          </w:tcPr>
-          <w:p/>
-        </w:tc>
-        <w:tc>
-          <w:tcPr>
-            <w:tcW w:w="1729" w:type="dxa"/>
-            <w:tcBorders>
-              <w:top w:val="single" w:sz="12" w:space="0" w:color="auto"/>
-            </w:tcBorders>
-          </w:tcPr>
-          <w:p/>
-        </w:tc>
-        <w:tc>
-          <w:tcPr>
-            <w:tcW w:w="1729" w:type="dxa"/>
-            <w:tcBorders>
-              <w:top w:val="single" w:sz="12" w:space="0" w:color="auto"/>
-            </w:tcBorders>
-          </w:tcPr>
-          <w:p/>
-        </w:tc>
-        <w:tc>
-          <w:tcPr>
-            <w:tcW w:w="1729" w:type="dxa"/>
-            <w:tcBorders>
-              <w:top w:val="single" w:sz="12" w:space="0" w:color="auto"/>
-            </w:tcBorders>
-          </w:tcPr>
-          <w:p/>
-        </w:tc>
-      </w:tr>
-      <w:tr>
-        <w:trPr>
-          <w:jc w:val="center"/>
-        </w:trPr>
-        <w:tc>
-          <w:tcPr>
-            <w:tcW w:w="1728" w:type="dxa"/>
-          </w:tcPr>
-          <w:p/>
-        </w:tc>
-        <w:tc>
-          <w:tcPr>
-            <w:tcW w:w="1729" w:type="dxa"/>
-          </w:tcPr>
-          <w:p/>
-        </w:tc>
-        <w:tc>
-          <w:tcPr>
-            <w:tcW w:w="1729" w:type="dxa"/>
-          </w:tcPr>
-          <w:p/>
-        </w:tc>
-        <w:tc>
-          <w:tcPr>
-            <w:tcW w:w="1729" w:type="dxa"/>
-          </w:tcPr>
-          <w:p/>
-        </w:tc>
-      </w:tr>
-      <w:tr>
-        <w:trPr>
-          <w:jc w:val="center"/>
-        </w:trPr>
-        <w:tc>
-          <w:tcPr>
-            <w:tcW w:w="1728" w:type="dxa"/>
-          </w:tcPr>
-          <w:p/>
-        </w:tc>
-        <w:tc>
-          <w:tcPr>
-            <w:tcW w:w="1729" w:type="dxa"/>
-          </w:tcPr>
-          <w:p/>
-        </w:tc>
-        <w:tc>
-          <w:tcPr>
-            <w:tcW w:w="1729" w:type="dxa"/>
-          </w:tcPr>
-          <w:p/>
-        </w:tc>
-        <w:tc>
-          <w:tcPr>
-            <w:tcW w:w="1729" w:type="dxa"/>
-          </w:tcPr>
-          <w:p/>
-        </w:tc>
-      </w:tr>
-      <w:tr>
-        <w:trPr>
-          <w:jc w:val="center"/>
-        </w:trPr>
-        <w:tc>
-          <w:tcPr>
-            <w:tcW w:w="1728" w:type="dxa"/>
-          </w:tcPr>
-          <w:p/>
-        </w:tc>
-        <w:tc>
-          <w:tcPr>
-            <w:tcW w:w="1729" w:type="dxa"/>
-          </w:tcPr>
-          <w:p/>
-        </w:tc>
-        <w:tc>
-          <w:tcPr>
-            <w:tcW w:w="1729" w:type="dxa"/>
-          </w:tcPr>
-          <w:p/>
-        </w:tc>
-        <w:tc>
-          <w:tcPr>
-            <w:tcW w:w="1729" w:type="dxa"/>
-          </w:tcPr>
-          <w:p/>
-        </w:tc>
-      </w:tr>
-    </w:tbl>
-    <w:p>
-      <w:pPr>
-        <w:pStyle w:val="Caption"/>
-      </w:pPr>
-      <w:r>
-        <w:t xml:space="preserve">Tabla </w:t>
-      </w:r>
-      <w:r>
-        <w:fldChar w:fldCharType="begin"/>
-      </w:r>
-      <w:r>
-        <w:instrText xml:space="preserve"> SEQ Tabla \* ARABIC </w:instrText>
-      </w:r>
-      <w:r>
-        <w:fldChar w:fldCharType="separate"/>
-      </w:r>
-      <w:r>
-        <w:rPr>
-          <w:noProof/>
-        </w:rPr>
-        <w:t>1</w:t>
-      </w:r>
-      <w:r>
-        <w:rPr>
-          <w:noProof/>
-        </w:rPr>
-        <w:fldChar w:fldCharType="end"/>
-      </w:r>
-      <w:r>
-        <w:t>. Ejemplo de tabla</w:t>
-      </w:r>
-      <w:r>
-        <w:t>.</w:t>
-      </w:r>
-    </w:p>
-    <w:p>
-      <w:r>
-        <w:t>A continuación un ejemplo de ecuación:</w:t>
-      </w:r>
-    </w:p>
-    <w:p/>
-    <w:p>
-      <w:pPr>
-        <w:pStyle w:val="Caption"/>
-        <w:jc w:val="right"/>
-      </w:pPr>
-      <m:oMath>
-        <m:sSup>
-          <m:sSupPr>
-            <m:ctrlPr>
-              <w:rPr>
-                <w:rFonts w:ascii="Cambria Math" w:hAnsi="Cambria Math"/>
-              </w:rPr>
-            </m:ctrlPr>
-          </m:sSupPr>
-          <m:e>
-            <m:d>
-              <m:dPr>
-                <m:ctrlPr>
-                  <w:rPr>
-                    <w:rFonts w:ascii="Cambria Math" w:hAnsi="Cambria Math"/>
-                  </w:rPr>
-                </m:ctrlPr>
-              </m:dPr>
-              <m:e>
-                <m:r>
-                  <m:rPr>
-                    <m:sty m:val="bi"/>
-                  </m:rPr>
-                  <w:rPr>
-                    <w:rFonts w:ascii="Cambria Math" w:hAnsi="Cambria Math"/>
-                  </w:rPr>
-                  <m:t>1+x</m:t>
-                </m:r>
-              </m:e>
-            </m:d>
-          </m:e>
-          <m:sup>
-            <m:r>
-              <m:rPr>
-                <m:sty m:val="bi"/>
-              </m:rPr>
-              <w:rPr>
-                <w:rFonts w:ascii="Cambria Math" w:hAnsi="Cambria Math"/>
-              </w:rPr>
-              <m:t>n</m:t>
-            </m:r>
-          </m:sup>
-        </m:sSup>
-        <m:r>
-          <m:rPr>
-            <m:sty m:val="bi"/>
-          </m:rPr>
-          <w:rPr>
-            <w:rFonts w:ascii="Cambria Math" w:hAnsi="Cambria Math"/>
-          </w:rPr>
-          <m:t>=1+</m:t>
-        </m:r>
-        <m:f>
-          <m:fPr>
-            <m:ctrlPr>
-              <w:rPr>
-                <w:rFonts w:ascii="Cambria Math" w:hAnsi="Cambria Math"/>
-              </w:rPr>
-            </m:ctrlPr>
-          </m:fPr>
-          <m:num>
-            <m:r>
-              <m:rPr>
-                <m:sty m:val="bi"/>
-              </m:rPr>
-              <w:rPr>
-                <w:rFonts w:ascii="Cambria Math" w:hAnsi="Cambria Math"/>
-              </w:rPr>
-              <m:t>nx</m:t>
-            </m:r>
-          </m:num>
-          <m:den>
-            <m:r>
-              <m:rPr>
-                <m:sty m:val="bi"/>
-              </m:rPr>
-              <w:rPr>
-                <w:rFonts w:ascii="Cambria Math" w:hAnsi="Cambria Math"/>
-              </w:rPr>
-              <m:t>1!</m:t>
-            </m:r>
-          </m:den>
-        </m:f>
-        <m:r>
-          <m:rPr>
-            <m:sty m:val="bi"/>
-          </m:rPr>
-          <w:rPr>
-            <w:rFonts w:ascii="Cambria Math" w:hAnsi="Cambria Math"/>
-          </w:rPr>
-          <m:t>+</m:t>
-        </m:r>
-        <m:f>
-          <m:fPr>
-            <m:ctrlPr>
-              <w:rPr>
-                <w:rFonts w:ascii="Cambria Math" w:hAnsi="Cambria Math"/>
-              </w:rPr>
-            </m:ctrlPr>
-          </m:fPr>
-          <m:num>
-            <m:r>
-              <m:rPr>
-                <m:sty m:val="bi"/>
-              </m:rPr>
-              <w:rPr>
-                <w:rFonts w:ascii="Cambria Math" w:hAnsi="Cambria Math"/>
-              </w:rPr>
-              <m:t>n</m:t>
-            </m:r>
-            <m:d>
-              <m:dPr>
-                <m:ctrlPr>
-                  <w:rPr>
-                    <w:rFonts w:ascii="Cambria Math" w:hAnsi="Cambria Math"/>
-                  </w:rPr>
-                </m:ctrlPr>
-              </m:dPr>
-              <m:e>
-                <m:r>
-                  <m:rPr>
-                    <m:sty m:val="bi"/>
-                  </m:rPr>
-                  <w:rPr>
-                    <w:rFonts w:ascii="Cambria Math" w:hAnsi="Cambria Math"/>
-                  </w:rPr>
-                  <m:t>n-1</m:t>
-                </m:r>
-              </m:e>
-            </m:d>
-            <m:sSup>
-              <m:sSupPr>
-                <m:ctrlPr>
-                  <w:rPr>
-                    <w:rFonts w:ascii="Cambria Math" w:hAnsi="Cambria Math"/>
-                  </w:rPr>
-                </m:ctrlPr>
-              </m:sSupPr>
-              <m:e>
-                <m:r>
-                  <m:rPr>
-                    <m:sty m:val="bi"/>
-                  </m:rPr>
-                  <w:rPr>
-                    <w:rFonts w:ascii="Cambria Math" w:hAnsi="Cambria Math"/>
-                  </w:rPr>
-                  <m:t>x</m:t>
-                </m:r>
-              </m:e>
-              <m:sup>
-                <m:r>
-                  <m:rPr>
-                    <m:sty m:val="bi"/>
-                  </m:rPr>
-                  <w:rPr>
-                    <w:rFonts w:ascii="Cambria Math" w:hAnsi="Cambria Math"/>
-                  </w:rPr>
-                  <m:t>2</m:t>
-                </m:r>
-              </m:sup>
-            </m:sSup>
-          </m:num>
-          <m:den>
-            <m:r>
-              <m:rPr>
-                <m:sty m:val="bi"/>
-              </m:rPr>
-              <w:rPr>
-                <w:rFonts w:ascii="Cambria Math" w:hAnsi="Cambria Math"/>
-              </w:rPr>
-              <m:t>2!</m:t>
-            </m:r>
-          </m:den>
-        </m:f>
-        <m:r>
-          <m:rPr>
-            <m:sty m:val="bi"/>
-          </m:rPr>
-          <w:rPr>
-            <w:rFonts w:ascii="Cambria Math" w:hAnsi="Cambria Math"/>
-          </w:rPr>
-          <m:t>+…</m:t>
-        </m:r>
-      </m:oMath>
-      <w:r>
-        <w:t xml:space="preserve"> </w:t>
-      </w:r>
-      <w:r>
-        <w:t xml:space="preserve">                                                                   </w:t>
-      </w:r>
-      <w:r>
-        <w:t>(</w:t>
-      </w:r>
-      <w:r>
-        <w:fldChar w:fldCharType="begin"/>
-      </w:r>
-      <w:r>
-        <w:instrText xml:space="preserve"> STYLEREF 1 \s </w:instrText>
-      </w:r>
-      <w:r>
-        <w:fldChar w:fldCharType="separate"/>
-      </w:r>
-      <w:r>
-        <w:rPr>
-          <w:noProof/>
-        </w:rPr>
-        <w:t>2</w:t>
-      </w:r>
-      <w:r>
-        <w:rPr>
-          <w:noProof/>
-        </w:rPr>
-        <w:fldChar w:fldCharType="end"/>
-      </w:r>
-      <w:r>
-        <w:t>.</w:t>
-      </w:r>
-      <w:r>
-        <w:fldChar w:fldCharType="begin"/>
-      </w:r>
-      <w:r>
-        <w:instrText xml:space="preserve"> SEQ Ecuación \* ARABIC \s 1 </w:instrText>
-      </w:r>
-      <w:r>
-        <w:fldChar w:fldCharType="separate"/>
-      </w:r>
-      <w:r>
-        <w:rPr>
-          <w:noProof/>
-        </w:rPr>
-        <w:t>1</w:t>
-      </w:r>
-      <w:r>
-        <w:rPr>
-          <w:noProof/>
-        </w:rPr>
-        <w:fldChar w:fldCharType="end"/>
-      </w:r>
-      <w:r>
-        <w:t>)</w:t>
-      </w:r>
-    </w:p>
-    <w:p>
-      <w:pPr>
-        <w:pStyle w:val="Heading2"/>
-      </w:pPr>
-      <w:bookmarkStart w:id="8" w:name="_Toc98196069"/>
-      <w:r>
-        <w:t>Bibliografía</w:t>
-      </w:r>
-      <w:bookmarkEnd w:id="8"/>
-    </w:p>
-    <w:p>
-      <w:r>
-        <w:t xml:space="preserve">La </w:t>
-      </w:r>
-      <w:r>
-        <w:t>m</w:t>
-      </w:r>
-      <w:r>
-        <w:t>emoria debe incluir una relación bibliográfica de las fuentes consultadas</w:t>
-      </w:r>
-      <w:r>
-        <w:t>. Las referencias b</w:t>
-      </w:r>
-      <w:r>
-        <w:t>ibliográficas siempre deberán estar convenientemente</w:t>
-      </w:r>
-      <w:r>
-        <w:t xml:space="preserve"> citadas en el texto de la memoria. Se deberá dedicar una sección de la misma para listarlas con la </w:t>
-      </w:r>
-      <w:r>
-        <w:t>siguiente notación:</w:t>
-      </w:r>
-    </w:p>
-    <w:p>
-      <w:pPr>
-        <w:rPr>
-          <w:szCs w:val="22"/>
-          <w:lang w:val="en-US"/>
-        </w:rPr>
-      </w:pPr>
-      <w:r>
-        <w:rPr>
-          <w:szCs w:val="22"/>
-          <w:lang w:val="en-US" w:eastAsia="en-US"/>
-        </w:rPr>
-        <w:t>[</w:t>
-      </w:r>
-      <w:r>
-        <w:rPr>
-          <w:szCs w:val="22"/>
-          <w:lang w:val="en-US" w:eastAsia="en-US"/>
-        </w:rPr>
-        <w:t>1</w:t>
-      </w:r>
-      <w:r>
-        <w:rPr>
-          <w:szCs w:val="22"/>
-          <w:lang w:val="en-US" w:eastAsia="en-US"/>
-        </w:rPr>
-        <w:t xml:space="preserve">] </w:t>
-      </w:r>
-      <w:r>
-        <w:rPr>
-          <w:szCs w:val="22"/>
-          <w:lang w:val="en-US" w:eastAsia="en-US"/>
-        </w:rPr>
-        <w:t>Wilkins, R.; Little, J.</w:t>
-      </w:r>
-      <w:r>
-        <w:rPr>
-          <w:szCs w:val="22"/>
-          <w:lang w:val="en-US" w:eastAsia="en-US"/>
-        </w:rPr>
-        <w:t xml:space="preserve"> “</w:t>
-      </w:r>
-      <w:r>
-        <w:rPr>
-          <w:szCs w:val="22"/>
-          <w:lang w:val="en-US" w:eastAsia="en-US"/>
-        </w:rPr>
-        <w:t>Solution of electrostatic field problems using Sander's function</w:t>
-      </w:r>
-      <w:r>
-        <w:rPr>
-          <w:szCs w:val="22"/>
-          <w:lang w:val="en-US" w:eastAsia="en-US"/>
-        </w:rPr>
-        <w:t xml:space="preserve">,” </w:t>
-      </w:r>
-      <w:r>
-        <w:rPr>
-          <w:i/>
-          <w:szCs w:val="22"/>
-          <w:lang w:val="en-US" w:eastAsia="en-US"/>
-        </w:rPr>
-        <w:t xml:space="preserve">IEEE Transactions on Microwave Theory and Techniques, </w:t>
-      </w:r>
-      <w:r>
-        <w:rPr>
-          <w:szCs w:val="22"/>
-          <w:lang w:val="en-US" w:eastAsia="en-US"/>
-        </w:rPr>
-        <w:t>vol. 55, no. 9, pp. 1880–1886, September 2007.</w:t>
-      </w:r>
-    </w:p>
-    <w:p>
-      <w:pPr>
-        <w:rPr>
-          <w:szCs w:val="22"/>
-          <w:lang w:val="en-US" w:eastAsia="en-US"/>
-        </w:rPr>
-      </w:pPr>
-      <w:r>
-        <w:rPr>
-          <w:color w:val="000000"/>
-          <w:szCs w:val="22"/>
-          <w:lang w:val="en-US" w:eastAsia="en-US"/>
-        </w:rPr>
-        <w:t>[</w:t>
-      </w:r>
-      <w:r>
-        <w:rPr>
-          <w:color w:val="000000"/>
-          <w:szCs w:val="22"/>
-          <w:lang w:val="en-US" w:eastAsia="en-US"/>
-        </w:rPr>
-        <w:t>2</w:t>
-      </w:r>
-      <w:r>
-        <w:rPr>
-          <w:color w:val="000000"/>
-          <w:szCs w:val="22"/>
-          <w:lang w:val="en-US" w:eastAsia="en-US"/>
-        </w:rPr>
-        <w:t xml:space="preserve">] </w:t>
-      </w:r>
-      <w:proofErr w:type="spellStart"/>
-      <w:r>
-        <w:rPr>
-          <w:color w:val="000000"/>
-          <w:szCs w:val="22"/>
-          <w:lang w:val="en-US" w:eastAsia="en-US"/>
-        </w:rPr>
-        <w:t>Ansoft</w:t>
-      </w:r>
-      <w:proofErr w:type="spellEnd"/>
-      <w:r>
-        <w:rPr>
-          <w:color w:val="000000"/>
-          <w:szCs w:val="22"/>
-          <w:lang w:val="en-US" w:eastAsia="en-US"/>
-        </w:rPr>
-        <w:t xml:space="preserve"> Corporation, “HFSS: 3D high-frequency electromagnetic simulation,”</w:t>
-      </w:r>
-      <w:r>
-        <w:rPr>
-          <w:color w:val="000000"/>
-          <w:szCs w:val="22"/>
-          <w:lang w:val="en-US" w:eastAsia="en-US"/>
-        </w:rPr>
-        <w:t xml:space="preserve"> </w:t>
-      </w:r>
-      <w:r>
-        <w:rPr>
-          <w:color w:val="000000"/>
-          <w:szCs w:val="22"/>
-          <w:lang w:val="en-US" w:eastAsia="en-US"/>
-        </w:rPr>
-        <w:t xml:space="preserve">http://www.ansoft.com/products/hf/hfss/index.cfm. [Online]. </w:t>
-      </w:r>
-    </w:p>
-    <w:p>
-      <w:pPr>
-        <w:rPr>
-          <w:szCs w:val="22"/>
-          <w:lang w:val="en-US" w:eastAsia="en-US"/>
-        </w:rPr>
-      </w:pPr>
-      <w:r>
-        <w:rPr>
-          <w:szCs w:val="22"/>
-          <w:lang w:val="en-US" w:eastAsia="en-US"/>
-        </w:rPr>
-        <w:t>[</w:t>
-      </w:r>
-      <w:r>
-        <w:rPr>
-          <w:szCs w:val="22"/>
-          <w:lang w:val="en-US" w:eastAsia="en-US"/>
-        </w:rPr>
-        <w:t>3</w:t>
-      </w:r>
-      <w:r>
-        <w:rPr>
-          <w:szCs w:val="22"/>
-          <w:lang w:val="en-US" w:eastAsia="en-US"/>
-        </w:rPr>
-        <w:t>] Matthaei</w:t>
-      </w:r>
-      <w:r>
-        <w:rPr>
-          <w:szCs w:val="22"/>
-          <w:lang w:val="en-US" w:eastAsia="en-US"/>
-        </w:rPr>
-        <w:t>,</w:t>
-      </w:r>
-      <w:r>
-        <w:rPr>
-          <w:szCs w:val="22"/>
-          <w:lang w:val="en-US" w:eastAsia="en-US"/>
-        </w:rPr>
-        <w:t xml:space="preserve"> </w:t>
-      </w:r>
-      <w:r>
-        <w:rPr>
-          <w:szCs w:val="22"/>
-          <w:lang w:val="en-US" w:eastAsia="en-US"/>
-        </w:rPr>
-        <w:t>G.</w:t>
-      </w:r>
-      <w:r>
-        <w:rPr>
-          <w:szCs w:val="22"/>
-          <w:lang w:val="en-US" w:eastAsia="en-US"/>
-        </w:rPr>
-        <w:t xml:space="preserve">; </w:t>
-      </w:r>
-      <w:r>
-        <w:rPr>
-          <w:szCs w:val="22"/>
-          <w:lang w:val="en-US" w:eastAsia="en-US"/>
-        </w:rPr>
-        <w:t xml:space="preserve">Young, </w:t>
-      </w:r>
-      <w:r>
-        <w:rPr>
-          <w:szCs w:val="22"/>
-          <w:lang w:val="en-US" w:eastAsia="en-US"/>
-        </w:rPr>
-        <w:t xml:space="preserve">L. </w:t>
-      </w:r>
-      <w:r>
-        <w:rPr>
-          <w:szCs w:val="22"/>
-          <w:lang w:val="en-US" w:eastAsia="en-US"/>
-        </w:rPr>
-        <w:t xml:space="preserve">and Jones, </w:t>
-      </w:r>
-      <w:r>
-        <w:rPr>
-          <w:szCs w:val="22"/>
-          <w:lang w:val="en-US" w:eastAsia="en-US"/>
-        </w:rPr>
-        <w:t xml:space="preserve">E. M. T. </w:t>
-      </w:r>
-      <w:r>
-        <w:rPr>
-          <w:i/>
-          <w:szCs w:val="22"/>
-          <w:lang w:val="en-US" w:eastAsia="en-US"/>
-        </w:rPr>
-        <w:t>Microwave Filters, Impedance-Matching Networks, and Coupling Structures</w:t>
-      </w:r>
-      <w:r>
-        <w:rPr>
-          <w:szCs w:val="22"/>
-          <w:lang w:val="en-US" w:eastAsia="en-US"/>
-        </w:rPr>
-        <w:t xml:space="preserve">. </w:t>
-      </w:r>
-      <w:proofErr w:type="spellStart"/>
-      <w:r>
-        <w:rPr>
-          <w:szCs w:val="22"/>
-          <w:lang w:eastAsia="en-US"/>
-        </w:rPr>
-        <w:t>Artech</w:t>
-      </w:r>
-      <w:proofErr w:type="spellEnd"/>
-      <w:r>
-        <w:rPr>
-          <w:szCs w:val="22"/>
-          <w:lang w:eastAsia="en-US"/>
-        </w:rPr>
-        <w:t xml:space="preserve"> House Inc., 1980.</w:t>
-      </w:r>
+        <w:numPr>
+          <w:ilvl w:val="0"/>
+          <w:numId w:val="0"/>
+        </w:numPr>
+      </w:pPr>
     </w:p>
     <w:p>
       <w:pPr>
         <w:pStyle w:val="Heading1"/>
       </w:pPr>
-      <w:bookmarkStart w:id="9" w:name="_Toc98196070"/>
+      <w:bookmarkStart w:id="10" w:name="_Toc226158445"/>
       <w:r>
         <w:lastRenderedPageBreak/>
         <w:t xml:space="preserve">Apartados de la </w:t>
@@ -3995,7 +4530,7 @@
       <w:r>
         <w:t>emoria</w:t>
       </w:r>
-      <w:bookmarkEnd w:id="9"/>
+      <w:bookmarkEnd w:id="10"/>
     </w:p>
     <w:p>
       <w:r>
@@ -4268,6 +4803,304 @@
         <w:t xml:space="preserve"> (en su caso)</w:t>
       </w:r>
     </w:p>
+    <w:p>
+      <w:pPr>
+        <w:ind w:left="360"/>
+        <w:rPr>
+          <w:bCs/>
+        </w:rPr>
+      </w:pPr>
+    </w:p>
+    <w:p>
+      <w:pPr>
+        <w:spacing w:before="0" w:after="200" w:line="276" w:lineRule="auto"/>
+        <w:jc w:val="left"/>
+        <w:rPr>
+          <w:bCs/>
+        </w:rPr>
+      </w:pPr>
+      <w:r>
+        <w:rPr>
+          <w:bCs/>
+        </w:rPr>
+        <w:br w:type="page"/>
+      </w:r>
+    </w:p>
+    <w:p>
+      <w:pPr>
+        <w:spacing w:before="0" w:after="200" w:line="276" w:lineRule="auto"/>
+        <w:jc w:val="left"/>
+      </w:pPr>
+      <w:r>
+        <w:lastRenderedPageBreak/>
+        <w:br w:type="page"/>
+      </w:r>
+    </w:p>
+    <w:p>
+      <w:pPr>
+        <w:pStyle w:val="Heading1"/>
+      </w:pPr>
+      <w:bookmarkStart w:id="11" w:name="_Toc226158446"/>
+      <w:r>
+        <w:lastRenderedPageBreak/>
+        <w:t>Bibliografía</w:t>
+      </w:r>
+      <w:bookmarkEnd w:id="11"/>
+    </w:p>
+    <w:p>
+      <w:r>
+        <w:t xml:space="preserve">La memoria debe incluir una relación bibliográfica de las fuentes consultadas. Las referencias bibliográficas siempre deberán estar convenientemente citadas en el texto de la memoria. Se deberá dedicar una sección de </w:t>
+      </w:r>
+      <w:proofErr w:type="gramStart"/>
+      <w:r>
+        <w:t>la misma</w:t>
+      </w:r>
+      <w:proofErr w:type="gramEnd"/>
+      <w:r>
+        <w:t xml:space="preserve"> para listarlas con la siguiente notación:</w:t>
+      </w:r>
+    </w:p>
+    <w:p>
+      <w:pPr>
+        <w:rPr>
+          <w:szCs w:val="22"/>
+          <w:lang w:val="en-US"/>
+        </w:rPr>
+      </w:pPr>
+      <w:r>
+        <w:rPr>
+          <w:szCs w:val="22"/>
+          <w:lang w:val="en-US" w:eastAsia="en-US"/>
+        </w:rPr>
+        <w:t>[</w:t>
+      </w:r>
+      <w:r>
+        <w:rPr>
+          <w:szCs w:val="22"/>
+          <w:lang w:val="en-US" w:eastAsia="en-US"/>
+        </w:rPr>
+        <w:t>1</w:t>
+      </w:r>
+      <w:r>
+        <w:rPr>
+          <w:szCs w:val="22"/>
+          <w:lang w:val="en-US" w:eastAsia="en-US"/>
+        </w:rPr>
+        <w:t xml:space="preserve">] </w:t>
+      </w:r>
+      <w:r>
+        <w:rPr>
+          <w:szCs w:val="22"/>
+          <w:lang w:val="en-US" w:eastAsia="en-US"/>
+        </w:rPr>
+        <w:t>Wilkins, R.; Little, J.</w:t>
+      </w:r>
+      <w:r>
+        <w:rPr>
+          <w:szCs w:val="22"/>
+          <w:lang w:val="en-US" w:eastAsia="en-US"/>
+        </w:rPr>
+        <w:t xml:space="preserve"> “Solution of electrostatic field problems using Sander's function</w:t>
+      </w:r>
+      <w:r>
+        <w:rPr>
+          <w:szCs w:val="22"/>
+          <w:lang w:val="en-US" w:eastAsia="en-US"/>
+        </w:rPr>
+        <w:t xml:space="preserve">,” </w:t>
+      </w:r>
+      <w:r>
+        <w:rPr>
+          <w:i/>
+          <w:szCs w:val="22"/>
+          <w:lang w:val="en-US" w:eastAsia="en-US"/>
+        </w:rPr>
+        <w:t xml:space="preserve">IEEE Transactions on Microwave Theory and Techniques, </w:t>
+      </w:r>
+      <w:r>
+        <w:rPr>
+          <w:szCs w:val="22"/>
+          <w:lang w:val="en-US" w:eastAsia="en-US"/>
+        </w:rPr>
+        <w:t>vol. 55, no. 9, pp. 1880–1886, September 2007.</w:t>
+      </w:r>
+    </w:p>
+    <w:p>
+      <w:pPr>
+        <w:rPr>
+          <w:szCs w:val="22"/>
+          <w:lang w:val="en-US" w:eastAsia="en-US"/>
+        </w:rPr>
+      </w:pPr>
+      <w:r>
+        <w:rPr>
+          <w:color w:val="000000"/>
+          <w:szCs w:val="22"/>
+          <w:lang w:val="en-US" w:eastAsia="en-US"/>
+        </w:rPr>
+        <w:t>[</w:t>
+      </w:r>
+      <w:r>
+        <w:rPr>
+          <w:color w:val="000000"/>
+          <w:szCs w:val="22"/>
+          <w:lang w:val="en-US" w:eastAsia="en-US"/>
+        </w:rPr>
+        <w:t>2</w:t>
+      </w:r>
+      <w:r>
+        <w:rPr>
+          <w:color w:val="000000"/>
+          <w:szCs w:val="22"/>
+          <w:lang w:val="en-US" w:eastAsia="en-US"/>
+        </w:rPr>
+        <w:t xml:space="preserve">] </w:t>
+      </w:r>
+      <w:proofErr w:type="spellStart"/>
+      <w:r>
+        <w:rPr>
+          <w:color w:val="000000"/>
+          <w:szCs w:val="22"/>
+          <w:lang w:val="en-US" w:eastAsia="en-US"/>
+        </w:rPr>
+        <w:t>Ansoft</w:t>
+      </w:r>
+      <w:proofErr w:type="spellEnd"/>
+      <w:r>
+        <w:rPr>
+          <w:color w:val="000000"/>
+          <w:szCs w:val="22"/>
+          <w:lang w:val="en-US" w:eastAsia="en-US"/>
+        </w:rPr>
+        <w:t xml:space="preserve"> Corporation, “HFSS: 3D high-frequency electromagnetic simulation,”</w:t>
+      </w:r>
+      <w:r>
+        <w:rPr>
+          <w:color w:val="000000"/>
+          <w:szCs w:val="22"/>
+          <w:lang w:val="en-US" w:eastAsia="en-US"/>
+        </w:rPr>
+        <w:t xml:space="preserve"> </w:t>
+      </w:r>
+      <w:r>
+        <w:rPr>
+          <w:color w:val="000000"/>
+          <w:szCs w:val="22"/>
+          <w:lang w:val="en-US" w:eastAsia="en-US"/>
+        </w:rPr>
+        <w:t xml:space="preserve">http://www.ansoft.com/products/hf/hfss/index.cfm. [Online]. </w:t>
+      </w:r>
+    </w:p>
+    <w:p>
+      <w:pPr>
+        <w:rPr>
+          <w:szCs w:val="22"/>
+          <w:lang w:val="en-US" w:eastAsia="en-US"/>
+        </w:rPr>
+      </w:pPr>
+      <w:r>
+        <w:rPr>
+          <w:szCs w:val="22"/>
+          <w:lang w:val="en-US" w:eastAsia="en-US"/>
+        </w:rPr>
+        <w:t>[</w:t>
+      </w:r>
+      <w:r>
+        <w:rPr>
+          <w:szCs w:val="22"/>
+          <w:lang w:val="en-US" w:eastAsia="en-US"/>
+        </w:rPr>
+        <w:t>3</w:t>
+      </w:r>
+      <w:r>
+        <w:rPr>
+          <w:szCs w:val="22"/>
+          <w:lang w:val="en-US" w:eastAsia="en-US"/>
+        </w:rPr>
+        <w:t>] Matthaei</w:t>
+      </w:r>
+      <w:r>
+        <w:rPr>
+          <w:szCs w:val="22"/>
+          <w:lang w:val="en-US" w:eastAsia="en-US"/>
+        </w:rPr>
+        <w:t>,</w:t>
+      </w:r>
+      <w:r>
+        <w:rPr>
+          <w:szCs w:val="22"/>
+          <w:lang w:val="en-US" w:eastAsia="en-US"/>
+        </w:rPr>
+        <w:t xml:space="preserve"> </w:t>
+      </w:r>
+      <w:r>
+        <w:rPr>
+          <w:szCs w:val="22"/>
+          <w:lang w:val="en-US" w:eastAsia="en-US"/>
+        </w:rPr>
+        <w:t>G.</w:t>
+      </w:r>
+      <w:r>
+        <w:rPr>
+          <w:szCs w:val="22"/>
+          <w:lang w:val="en-US" w:eastAsia="en-US"/>
+        </w:rPr>
+        <w:t xml:space="preserve">; </w:t>
+      </w:r>
+      <w:r>
+        <w:rPr>
+          <w:szCs w:val="22"/>
+          <w:lang w:val="en-US" w:eastAsia="en-US"/>
+        </w:rPr>
+        <w:t xml:space="preserve">Young, </w:t>
+      </w:r>
+      <w:r>
+        <w:rPr>
+          <w:szCs w:val="22"/>
+          <w:lang w:val="en-US" w:eastAsia="en-US"/>
+        </w:rPr>
+        <w:t xml:space="preserve">L. </w:t>
+      </w:r>
+      <w:r>
+        <w:rPr>
+          <w:szCs w:val="22"/>
+          <w:lang w:val="en-US" w:eastAsia="en-US"/>
+        </w:rPr>
+        <w:t xml:space="preserve">and Jones, E. M. T. </w:t>
+      </w:r>
+      <w:r>
+        <w:rPr>
+          <w:i/>
+          <w:szCs w:val="22"/>
+          <w:lang w:val="en-US" w:eastAsia="en-US"/>
+        </w:rPr>
+        <w:t>Microwave Filters, Impedance-Matching Networks, and Coupling Structures</w:t>
+      </w:r>
+      <w:r>
+        <w:rPr>
+          <w:szCs w:val="22"/>
+          <w:lang w:val="en-US" w:eastAsia="en-US"/>
+        </w:rPr>
+        <w:t xml:space="preserve">. </w:t>
+      </w:r>
+      <w:proofErr w:type="spellStart"/>
+      <w:r>
+        <w:rPr>
+          <w:szCs w:val="22"/>
+          <w:lang w:eastAsia="en-US"/>
+        </w:rPr>
+        <w:t>Artech</w:t>
+      </w:r>
+      <w:proofErr w:type="spellEnd"/>
+      <w:r>
+        <w:rPr>
+          <w:szCs w:val="22"/>
+          <w:lang w:eastAsia="en-US"/>
+        </w:rPr>
+        <w:t xml:space="preserve"> House Inc., 1980.</w:t>
+      </w:r>
+    </w:p>
+    <w:p/>
     <w:sectPr>
       <w:headerReference w:type="default" r:id="rId13"/>
       <w:footerReference w:type="default" r:id="rId14"/>
@@ -4471,6 +5304,7 @@
       </w:rPr>
       <w:t xml:space="preserve">Universitat </w:t>
     </w:r>
+    <w:proofErr w:type="spellStart"/>
     <w:r>
       <w:rPr>
         <w:rFonts w:ascii="Arial" w:eastAsia="Arial" w:hAnsi="Arial" w:cs="Arial"/>
@@ -4487,7 +5321,17 @@
         <w:sz w:val="14"/>
         <w:szCs w:val="14"/>
       </w:rPr>
-      <w:t>olitècnica de València</w:t>
+      <w:t>olitècnica</w:t>
+    </w:r>
+    <w:proofErr w:type="spellEnd"/>
+    <w:r>
+      <w:rPr>
+        <w:rFonts w:ascii="Arial" w:eastAsia="Arial" w:hAnsi="Arial" w:cs="Arial"/>
+        <w:spacing w:val="1"/>
+        <w:sz w:val="14"/>
+        <w:szCs w:val="14"/>
+      </w:rPr>
+      <w:t xml:space="preserve"> de València</w:t>
     </w:r>
   </w:p>
   <w:p>
@@ -5150,7 +5994,7 @@
             <w:ind w:left="-184"/>
             <w:jc w:val="left"/>
           </w:pPr>
-          <w:bookmarkStart w:id="10" w:name="_Hlk98199623"/>
+          <w:bookmarkStart w:id="12" w:name="_Hlk98199623"/>
           <w:r>
             <w:rPr>
               <w:noProof/>
@@ -5273,7 +6117,7 @@
         </w:p>
       </w:tc>
     </w:tr>
-    <w:bookmarkEnd w:id="10"/>
+    <w:bookmarkEnd w:id="12"/>
   </w:tbl>
   <w:p>
     <w:pPr>
@@ -5372,6 +6216,155 @@
     </w:lvl>
   </w:abstractNum>
   <w:abstractNum w:abstractNumId="1" w15:restartNumberingAfterBreak="0">
+    <w:nsid w:val="0E417C8F"/>
+    <w:multiLevelType w:val="multilevel"/>
+    <w:tmpl w:val="B12A2AF2"/>
+    <w:lvl w:ilvl="0">
+      <w:start w:val="1"/>
+      <w:numFmt w:val="bullet"/>
+      <w:lvlText w:val=""/>
+      <w:lvlJc w:val="left"/>
+      <w:pPr>
+        <w:tabs>
+          <w:tab w:val="num" w:pos="720"/>
+        </w:tabs>
+        <w:ind w:left="720" w:hanging="360"/>
+      </w:pPr>
+      <w:rPr>
+        <w:rFonts w:ascii="Symbol" w:hAnsi="Symbol" w:hint="default"/>
+        <w:sz w:val="20"/>
+      </w:rPr>
+    </w:lvl>
+    <w:lvl w:ilvl="1" w:tentative="1">
+      <w:start w:val="1"/>
+      <w:numFmt w:val="bullet"/>
+      <w:lvlText w:val="o"/>
+      <w:lvlJc w:val="left"/>
+      <w:pPr>
+        <w:tabs>
+          <w:tab w:val="num" w:pos="1440"/>
+        </w:tabs>
+        <w:ind w:left="1440" w:hanging="360"/>
+      </w:pPr>
+      <w:rPr>
+        <w:rFonts w:ascii="Courier New" w:hAnsi="Courier New" w:hint="default"/>
+        <w:sz w:val="20"/>
+      </w:rPr>
+    </w:lvl>
+    <w:lvl w:ilvl="2" w:tentative="1">
+      <w:start w:val="1"/>
+      <w:numFmt w:val="bullet"/>
+      <w:lvlText w:val=""/>
+      <w:lvlJc w:val="left"/>
+      <w:pPr>
+        <w:tabs>
+          <w:tab w:val="num" w:pos="2160"/>
+        </w:tabs>
+        <w:ind w:left="2160" w:hanging="360"/>
+      </w:pPr>
+      <w:rPr>
+        <w:rFonts w:ascii="Wingdings" w:hAnsi="Wingdings" w:hint="default"/>
+        <w:sz w:val="20"/>
+      </w:rPr>
+    </w:lvl>
+    <w:lvl w:ilvl="3" w:tentative="1">
+      <w:start w:val="1"/>
+      <w:numFmt w:val="bullet"/>
+      <w:lvlText w:val=""/>
+      <w:lvlJc w:val="left"/>
+      <w:pPr>
+        <w:tabs>
+          <w:tab w:val="num" w:pos="2880"/>
+        </w:tabs>
+        <w:ind w:left="2880" w:hanging="360"/>
+      </w:pPr>
+      <w:rPr>
+        <w:rFonts w:ascii="Wingdings" w:hAnsi="Wingdings" w:hint="default"/>
+        <w:sz w:val="20"/>
+      </w:rPr>
+    </w:lvl>
+    <w:lvl w:ilvl="4" w:tentative="1">
+      <w:start w:val="1"/>
+      <w:numFmt w:val="bullet"/>
+      <w:lvlText w:val=""/>
+      <w:lvlJc w:val="left"/>
+      <w:pPr>
+        <w:tabs>
+          <w:tab w:val="num" w:pos="3600"/>
+        </w:tabs>
+        <w:ind w:left="3600" w:hanging="360"/>
+      </w:pPr>
+      <w:rPr>
+        <w:rFonts w:ascii="Wingdings" w:hAnsi="Wingdings" w:hint="default"/>
+        <w:sz w:val="20"/>
+      </w:rPr>
+    </w:lvl>
+    <w:lvl w:ilvl="5" w:tentative="1">
+      <w:start w:val="1"/>
+      <w:numFmt w:val="bullet"/>
+      <w:lvlText w:val=""/>
+      <w:lvlJc w:val="left"/>
+      <w:pPr>
+        <w:tabs>
+          <w:tab w:val="num" w:pos="4320"/>
+        </w:tabs>
+        <w:ind w:left="4320" w:hanging="360"/>
+      </w:pPr>
+      <w:rPr>
+        <w:rFonts w:ascii="Wingdings" w:hAnsi="Wingdings" w:hint="default"/>
+        <w:sz w:val="20"/>
+      </w:rPr>
+    </w:lvl>
+    <w:lvl w:ilvl="6" w:tentative="1">
+      <w:start w:val="1"/>
+      <w:numFmt w:val="bullet"/>
+      <w:lvlText w:val=""/>
+      <w:lvlJc w:val="left"/>
+      <w:pPr>
+        <w:tabs>
+          <w:tab w:val="num" w:pos="5040"/>
+        </w:tabs>
+        <w:ind w:left="5040" w:hanging="360"/>
+      </w:pPr>
+      <w:rPr>
+        <w:rFonts w:ascii="Wingdings" w:hAnsi="Wingdings" w:hint="default"/>
+        <w:sz w:val="20"/>
+      </w:rPr>
+    </w:lvl>
+    <w:lvl w:ilvl="7" w:tentative="1">
+      <w:start w:val="1"/>
+      <w:numFmt w:val="bullet"/>
+      <w:lvlText w:val=""/>
+      <w:lvlJc w:val="left"/>
+      <w:pPr>
+        <w:tabs>
+          <w:tab w:val="num" w:pos="5760"/>
+        </w:tabs>
+        <w:ind w:left="5760" w:hanging="360"/>
+      </w:pPr>
+      <w:rPr>
+        <w:rFonts w:ascii="Wingdings" w:hAnsi="Wingdings" w:hint="default"/>
+        <w:sz w:val="20"/>
+      </w:rPr>
+    </w:lvl>
+    <w:lvl w:ilvl="8" w:tentative="1">
+      <w:start w:val="1"/>
+      <w:numFmt w:val="bullet"/>
+      <w:lvlText w:val=""/>
+      <w:lvlJc w:val="left"/>
+      <w:pPr>
+        <w:tabs>
+          <w:tab w:val="num" w:pos="6480"/>
+        </w:tabs>
+        <w:ind w:left="6480" w:hanging="360"/>
+      </w:pPr>
+      <w:rPr>
+        <w:rFonts w:ascii="Wingdings" w:hAnsi="Wingdings" w:hint="default"/>
+        <w:sz w:val="20"/>
+      </w:rPr>
+    </w:lvl>
+  </w:abstractNum>
+  <w:abstractNum w:abstractNumId="2" w15:restartNumberingAfterBreak="0">
     <w:nsid w:val="14261B02"/>
     <w:multiLevelType w:val="hybridMultilevel"/>
     <w:tmpl w:val="A0C88644"/>
@@ -5457,7 +6450,185 @@
       </w:pPr>
     </w:lvl>
   </w:abstractNum>
-  <w:abstractNum w:abstractNumId="2" w15:restartNumberingAfterBreak="0">
+  <w:abstractNum w:abstractNumId="3" w15:restartNumberingAfterBreak="0">
+    <w:nsid w:val="1448405A"/>
+    <w:multiLevelType w:val="hybridMultilevel"/>
+    <w:tmpl w:val="D85E0F36"/>
+    <w:lvl w:ilvl="0" w:tplc="0809000F">
+      <w:start w:val="1"/>
+      <w:numFmt w:val="decimal"/>
+      <w:lvlText w:val="%1."/>
+      <w:lvlJc w:val="left"/>
+      <w:pPr>
+        <w:ind w:left="720" w:hanging="360"/>
+      </w:pPr>
+      <w:rPr>
+        <w:rFonts w:hint="default"/>
+      </w:rPr>
+    </w:lvl>
+    <w:lvl w:ilvl="1" w:tplc="08090019" w:tentative="1">
+      <w:start w:val="1"/>
+      <w:numFmt w:val="lowerLetter"/>
+      <w:lvlText w:val="%2."/>
+      <w:lvlJc w:val="left"/>
+      <w:pPr>
+        <w:ind w:left="1440" w:hanging="360"/>
+      </w:pPr>
+    </w:lvl>
+    <w:lvl w:ilvl="2" w:tplc="0809001B" w:tentative="1">
+      <w:start w:val="1"/>
+      <w:numFmt w:val="lowerRoman"/>
+      <w:lvlText w:val="%3."/>
+      <w:lvlJc w:val="right"/>
+      <w:pPr>
+        <w:ind w:left="2160" w:hanging="180"/>
+      </w:pPr>
+    </w:lvl>
+    <w:lvl w:ilvl="3" w:tplc="0809000F" w:tentative="1">
+      <w:start w:val="1"/>
+      <w:numFmt w:val="decimal"/>
+      <w:lvlText w:val="%4."/>
+      <w:lvlJc w:val="left"/>
+      <w:pPr>
+        <w:ind w:left="2880" w:hanging="360"/>
+      </w:pPr>
+    </w:lvl>
+    <w:lvl w:ilvl="4" w:tplc="08090019" w:tentative="1">
+      <w:start w:val="1"/>
+      <w:numFmt w:val="lowerLetter"/>
+      <w:lvlText w:val="%5."/>
+      <w:lvlJc w:val="left"/>
+      <w:pPr>
+        <w:ind w:left="3600" w:hanging="360"/>
+      </w:pPr>
+    </w:lvl>
+    <w:lvl w:ilvl="5" w:tplc="0809001B" w:tentative="1">
+      <w:start w:val="1"/>
+      <w:numFmt w:val="lowerRoman"/>
+      <w:lvlText w:val="%6."/>
+      <w:lvlJc w:val="right"/>
+      <w:pPr>
+        <w:ind w:left="4320" w:hanging="180"/>
+      </w:pPr>
+    </w:lvl>
+    <w:lvl w:ilvl="6" w:tplc="0809000F" w:tentative="1">
+      <w:start w:val="1"/>
+      <w:numFmt w:val="decimal"/>
+      <w:lvlText w:val="%7."/>
+      <w:lvlJc w:val="left"/>
+      <w:pPr>
+        <w:ind w:left="5040" w:hanging="360"/>
+      </w:pPr>
+    </w:lvl>
+    <w:lvl w:ilvl="7" w:tplc="08090019" w:tentative="1">
+      <w:start w:val="1"/>
+      <w:numFmt w:val="lowerLetter"/>
+      <w:lvlText w:val="%8."/>
+      <w:lvlJc w:val="left"/>
+      <w:pPr>
+        <w:ind w:left="5760" w:hanging="360"/>
+      </w:pPr>
+    </w:lvl>
+    <w:lvl w:ilvl="8" w:tplc="0809001B" w:tentative="1">
+      <w:start w:val="1"/>
+      <w:numFmt w:val="lowerRoman"/>
+      <w:lvlText w:val="%9."/>
+      <w:lvlJc w:val="right"/>
+      <w:pPr>
+        <w:ind w:left="6480" w:hanging="180"/>
+      </w:pPr>
+    </w:lvl>
+  </w:abstractNum>
+  <w:abstractNum w:abstractNumId="4" w15:restartNumberingAfterBreak="0">
+    <w:nsid w:val="262767AE"/>
+    <w:multiLevelType w:val="hybridMultilevel"/>
+    <w:tmpl w:val="AC58226E"/>
+    <w:lvl w:ilvl="0" w:tplc="0809000F">
+      <w:start w:val="1"/>
+      <w:numFmt w:val="decimal"/>
+      <w:lvlText w:val="%1."/>
+      <w:lvlJc w:val="left"/>
+      <w:pPr>
+        <w:ind w:left="720" w:hanging="360"/>
+      </w:pPr>
+      <w:rPr>
+        <w:rFonts w:hint="default"/>
+      </w:rPr>
+    </w:lvl>
+    <w:lvl w:ilvl="1" w:tplc="08090019" w:tentative="1">
+      <w:start w:val="1"/>
+      <w:numFmt w:val="lowerLetter"/>
+      <w:lvlText w:val="%2."/>
+      <w:lvlJc w:val="left"/>
+      <w:pPr>
+        <w:ind w:left="1440" w:hanging="360"/>
+      </w:pPr>
+    </w:lvl>
+    <w:lvl w:ilvl="2" w:tplc="0809001B" w:tentative="1">
+      <w:start w:val="1"/>
+      <w:numFmt w:val="lowerRoman"/>
+      <w:lvlText w:val="%3."/>
+      <w:lvlJc w:val="right"/>
+      <w:pPr>
+        <w:ind w:left="2160" w:hanging="180"/>
+      </w:pPr>
+    </w:lvl>
+    <w:lvl w:ilvl="3" w:tplc="0809000F" w:tentative="1">
+      <w:start w:val="1"/>
+      <w:numFmt w:val="decimal"/>
+      <w:lvlText w:val="%4."/>
+      <w:lvlJc w:val="left"/>
+      <w:pPr>
+        <w:ind w:left="2880" w:hanging="360"/>
+      </w:pPr>
+    </w:lvl>
+    <w:lvl w:ilvl="4" w:tplc="08090019" w:tentative="1">
+      <w:start w:val="1"/>
+      <w:numFmt w:val="lowerLetter"/>
+      <w:lvlText w:val="%5."/>
+      <w:lvlJc w:val="left"/>
+      <w:pPr>
+        <w:ind w:left="3600" w:hanging="360"/>
+      </w:pPr>
+    </w:lvl>
+    <w:lvl w:ilvl="5" w:tplc="0809001B" w:tentative="1">
+      <w:start w:val="1"/>
+      <w:numFmt w:val="lowerRoman"/>
+      <w:lvlText w:val="%6."/>
+      <w:lvlJc w:val="right"/>
+      <w:pPr>
+        <w:ind w:left="4320" w:hanging="180"/>
+      </w:pPr>
+    </w:lvl>
+    <w:lvl w:ilvl="6" w:tplc="0809000F" w:tentative="1">
+      <w:start w:val="1"/>
+      <w:numFmt w:val="decimal"/>
+      <w:lvlText w:val="%7."/>
+      <w:lvlJc w:val="left"/>
+      <w:pPr>
+        <w:ind w:left="5040" w:hanging="360"/>
+      </w:pPr>
+    </w:lvl>
+    <w:lvl w:ilvl="7" w:tplc="08090019" w:tentative="1">
+      <w:start w:val="1"/>
+      <w:numFmt w:val="lowerLetter"/>
+      <w:lvlText w:val="%8."/>
+      <w:lvlJc w:val="left"/>
+      <w:pPr>
+        <w:ind w:left="5760" w:hanging="360"/>
+      </w:pPr>
+    </w:lvl>
+    <w:lvl w:ilvl="8" w:tplc="0809001B" w:tentative="1">
+      <w:start w:val="1"/>
+      <w:numFmt w:val="lowerRoman"/>
+      <w:lvlText w:val="%9."/>
+      <w:lvlJc w:val="right"/>
+      <w:pPr>
+        <w:ind w:left="6480" w:hanging="180"/>
+      </w:pPr>
+    </w:lvl>
+  </w:abstractNum>
+  <w:abstractNum w:abstractNumId="5" w15:restartNumberingAfterBreak="0">
     <w:nsid w:val="28B55D9C"/>
     <w:multiLevelType w:val="hybridMultilevel"/>
     <w:tmpl w:val="CACA2948"/>
@@ -5543,7 +6714,7 @@
       </w:pPr>
     </w:lvl>
   </w:abstractNum>
-  <w:abstractNum w:abstractNumId="3" w15:restartNumberingAfterBreak="0">
+  <w:abstractNum w:abstractNumId="6" w15:restartNumberingAfterBreak="0">
     <w:nsid w:val="2A733798"/>
     <w:multiLevelType w:val="hybridMultilevel"/>
     <w:tmpl w:val="35C420E6"/>
@@ -5682,7 +6853,209 @@
       </w:pPr>
     </w:lvl>
   </w:abstractNum>
-  <w:abstractNum w:abstractNumId="4" w15:restartNumberingAfterBreak="0">
+  <w:abstractNum w:abstractNumId="7" w15:restartNumberingAfterBreak="0">
+    <w:nsid w:val="31A828D3"/>
+    <w:multiLevelType w:val="hybridMultilevel"/>
+    <w:tmpl w:val="333AB56A"/>
+    <w:lvl w:ilvl="0" w:tplc="96BAE78A">
+      <w:start w:val="49"/>
+      <w:numFmt w:val="bullet"/>
+      <w:lvlText w:val=""/>
+      <w:lvlJc w:val="left"/>
+      <w:pPr>
+        <w:ind w:left="720" w:hanging="360"/>
+      </w:pPr>
+      <w:rPr>
+        <w:rFonts w:ascii="Symbol" w:eastAsiaTheme="minorHAnsi" w:hAnsi="Symbol" w:cs="Times New Roman" w:hint="default"/>
+      </w:rPr>
+    </w:lvl>
+    <w:lvl w:ilvl="1" w:tplc="08090003" w:tentative="1">
+      <w:start w:val="1"/>
+      <w:numFmt w:val="bullet"/>
+      <w:lvlText w:val="o"/>
+      <w:lvlJc w:val="left"/>
+      <w:pPr>
+        <w:ind w:left="1440" w:hanging="360"/>
+      </w:pPr>
+      <w:rPr>
+        <w:rFonts w:ascii="Courier New" w:hAnsi="Courier New" w:cs="Courier New" w:hint="default"/>
+      </w:rPr>
+    </w:lvl>
+    <w:lvl w:ilvl="2" w:tplc="08090005" w:tentative="1">
+      <w:start w:val="1"/>
+      <w:numFmt w:val="bullet"/>
+      <w:lvlText w:val=""/>
+      <w:lvlJc w:val="left"/>
+      <w:pPr>
+        <w:ind w:left="2160" w:hanging="360"/>
+      </w:pPr>
+      <w:rPr>
+        <w:rFonts w:ascii="Wingdings" w:hAnsi="Wingdings" w:hint="default"/>
+      </w:rPr>
+    </w:lvl>
+    <w:lvl w:ilvl="3" w:tplc="08090001" w:tentative="1">
+      <w:start w:val="1"/>
+      <w:numFmt w:val="bullet"/>
+      <w:lvlText w:val=""/>
+      <w:lvlJc w:val="left"/>
+      <w:pPr>
+        <w:ind w:left="2880" w:hanging="360"/>
+      </w:pPr>
+      <w:rPr>
+        <w:rFonts w:ascii="Symbol" w:hAnsi="Symbol" w:hint="default"/>
+      </w:rPr>
+    </w:lvl>
+    <w:lvl w:ilvl="4" w:tplc="08090003" w:tentative="1">
+      <w:start w:val="1"/>
+      <w:numFmt w:val="bullet"/>
+      <w:lvlText w:val="o"/>
+      <w:lvlJc w:val="left"/>
+      <w:pPr>
+        <w:ind w:left="3600" w:hanging="360"/>
+      </w:pPr>
+      <w:rPr>
+        <w:rFonts w:ascii="Courier New" w:hAnsi="Courier New" w:cs="Courier New" w:hint="default"/>
+      </w:rPr>
+    </w:lvl>
+    <w:lvl w:ilvl="5" w:tplc="08090005" w:tentative="1">
+      <w:start w:val="1"/>
+      <w:numFmt w:val="bullet"/>
+      <w:lvlText w:val=""/>
+      <w:lvlJc w:val="left"/>
+      <w:pPr>
+        <w:ind w:left="4320" w:hanging="360"/>
+      </w:pPr>
+      <w:rPr>
+        <w:rFonts w:ascii="Wingdings" w:hAnsi="Wingdings" w:hint="default"/>
+      </w:rPr>
+    </w:lvl>
+    <w:lvl w:ilvl="6" w:tplc="08090001" w:tentative="1">
+      <w:start w:val="1"/>
+      <w:numFmt w:val="bullet"/>
+      <w:lvlText w:val=""/>
+      <w:lvlJc w:val="left"/>
+      <w:pPr>
+        <w:ind w:left="5040" w:hanging="360"/>
+      </w:pPr>
+      <w:rPr>
+        <w:rFonts w:ascii="Symbol" w:hAnsi="Symbol" w:hint="default"/>
+      </w:rPr>
+    </w:lvl>
+    <w:lvl w:ilvl="7" w:tplc="08090003" w:tentative="1">
+      <w:start w:val="1"/>
+      <w:numFmt w:val="bullet"/>
+      <w:lvlText w:val="o"/>
+      <w:lvlJc w:val="left"/>
+      <w:pPr>
+        <w:ind w:left="5760" w:hanging="360"/>
+      </w:pPr>
+      <w:rPr>
+        <w:rFonts w:ascii="Courier New" w:hAnsi="Courier New" w:cs="Courier New" w:hint="default"/>
+      </w:rPr>
+    </w:lvl>
+    <w:lvl w:ilvl="8" w:tplc="08090005" w:tentative="1">
+      <w:start w:val="1"/>
+      <w:numFmt w:val="bullet"/>
+      <w:lvlText w:val=""/>
+      <w:lvlJc w:val="left"/>
+      <w:pPr>
+        <w:ind w:left="6480" w:hanging="360"/>
+      </w:pPr>
+      <w:rPr>
+        <w:rFonts w:ascii="Wingdings" w:hAnsi="Wingdings" w:hint="default"/>
+      </w:rPr>
+    </w:lvl>
+  </w:abstractNum>
+  <w:abstractNum w:abstractNumId="8" w15:restartNumberingAfterBreak="0">
+    <w:nsid w:val="3275751E"/>
+    <w:multiLevelType w:val="hybridMultilevel"/>
+    <w:tmpl w:val="72C6772E"/>
+    <w:lvl w:ilvl="0" w:tplc="0809000F">
+      <w:start w:val="1"/>
+      <w:numFmt w:val="decimal"/>
+      <w:lvlText w:val="%1."/>
+      <w:lvlJc w:val="left"/>
+      <w:pPr>
+        <w:ind w:left="720" w:hanging="360"/>
+      </w:pPr>
+      <w:rPr>
+        <w:rFonts w:hint="default"/>
+      </w:rPr>
+    </w:lvl>
+    <w:lvl w:ilvl="1" w:tplc="08090019" w:tentative="1">
+      <w:start w:val="1"/>
+      <w:numFmt w:val="lowerLetter"/>
+      <w:lvlText w:val="%2."/>
+      <w:lvlJc w:val="left"/>
+      <w:pPr>
+        <w:ind w:left="1440" w:hanging="360"/>
+      </w:pPr>
+    </w:lvl>
+    <w:lvl w:ilvl="2" w:tplc="0809001B" w:tentative="1">
+      <w:start w:val="1"/>
+      <w:numFmt w:val="lowerRoman"/>
+      <w:lvlText w:val="%3."/>
+      <w:lvlJc w:val="right"/>
+      <w:pPr>
+        <w:ind w:left="2160" w:hanging="180"/>
+      </w:pPr>
+    </w:lvl>
+    <w:lvl w:ilvl="3" w:tplc="0809000F" w:tentative="1">
+      <w:start w:val="1"/>
+      <w:numFmt w:val="decimal"/>
+      <w:lvlText w:val="%4."/>
+      <w:lvlJc w:val="left"/>
+      <w:pPr>
+        <w:ind w:left="2880" w:hanging="360"/>
+      </w:pPr>
+    </w:lvl>
+    <w:lvl w:ilvl="4" w:tplc="08090019" w:tentative="1">
+      <w:start w:val="1"/>
+      <w:numFmt w:val="lowerLetter"/>
+      <w:lvlText w:val="%5."/>
+      <w:lvlJc w:val="left"/>
+      <w:pPr>
+        <w:ind w:left="3600" w:hanging="360"/>
+      </w:pPr>
+    </w:lvl>
+    <w:lvl w:ilvl="5" w:tplc="0809001B" w:tentative="1">
+      <w:start w:val="1"/>
+      <w:numFmt w:val="lowerRoman"/>
+      <w:lvlText w:val="%6."/>
+      <w:lvlJc w:val="right"/>
+      <w:pPr>
+        <w:ind w:left="4320" w:hanging="180"/>
+      </w:pPr>
+    </w:lvl>
+    <w:lvl w:ilvl="6" w:tplc="0809000F" w:tentative="1">
+      <w:start w:val="1"/>
+      <w:numFmt w:val="decimal"/>
+      <w:lvlText w:val="%7."/>
+      <w:lvlJc w:val="left"/>
+      <w:pPr>
+        <w:ind w:left="5040" w:hanging="360"/>
+      </w:pPr>
+    </w:lvl>
+    <w:lvl w:ilvl="7" w:tplc="08090019" w:tentative="1">
+      <w:start w:val="1"/>
+      <w:numFmt w:val="lowerLetter"/>
+      <w:lvlText w:val="%8."/>
+      <w:lvlJc w:val="left"/>
+      <w:pPr>
+        <w:ind w:left="5760" w:hanging="360"/>
+      </w:pPr>
+    </w:lvl>
+    <w:lvl w:ilvl="8" w:tplc="0809001B" w:tentative="1">
+      <w:start w:val="1"/>
+      <w:numFmt w:val="lowerRoman"/>
+      <w:lvlText w:val="%9."/>
+      <w:lvlJc w:val="right"/>
+      <w:pPr>
+        <w:ind w:left="6480" w:hanging="180"/>
+      </w:pPr>
+    </w:lvl>
+  </w:abstractNum>
+  <w:abstractNum w:abstractNumId="9" w15:restartNumberingAfterBreak="0">
     <w:nsid w:val="3AA32F6E"/>
     <w:multiLevelType w:val="multilevel"/>
     <w:tmpl w:val="B534FC18"/>
@@ -5780,7 +7153,7 @@
       </w:pPr>
     </w:lvl>
   </w:abstractNum>
-  <w:abstractNum w:abstractNumId="5" w15:restartNumberingAfterBreak="0">
+  <w:abstractNum w:abstractNumId="10" w15:restartNumberingAfterBreak="0">
     <w:nsid w:val="542F6875"/>
     <w:multiLevelType w:val="hybridMultilevel"/>
     <w:tmpl w:val="B4C8F72A"/>
@@ -5892,7 +7265,7 @@
       </w:rPr>
     </w:lvl>
   </w:abstractNum>
-  <w:abstractNum w:abstractNumId="6" w15:restartNumberingAfterBreak="0">
+  <w:abstractNum w:abstractNumId="11" w15:restartNumberingAfterBreak="0">
     <w:nsid w:val="5F0464A9"/>
     <w:multiLevelType w:val="multilevel"/>
     <w:tmpl w:val="0C0A001F"/>
@@ -5978,7 +7351,7 @@
       </w:pPr>
     </w:lvl>
   </w:abstractNum>
-  <w:abstractNum w:abstractNumId="7" w15:restartNumberingAfterBreak="0">
+  <w:abstractNum w:abstractNumId="12" w15:restartNumberingAfterBreak="0">
     <w:nsid w:val="66312C32"/>
     <w:multiLevelType w:val="multilevel"/>
     <w:tmpl w:val="0C0A001F"/>
@@ -6067,7 +7440,7 @@
       </w:pPr>
     </w:lvl>
   </w:abstractNum>
-  <w:abstractNum w:abstractNumId="8" w15:restartNumberingAfterBreak="0">
+  <w:abstractNum w:abstractNumId="13" w15:restartNumberingAfterBreak="0">
     <w:nsid w:val="66DE15AC"/>
     <w:multiLevelType w:val="hybridMultilevel"/>
     <w:tmpl w:val="E4146D4C"/>
@@ -6206,7 +7579,7 @@
       </w:pPr>
     </w:lvl>
   </w:abstractNum>
-  <w:abstractNum w:abstractNumId="9" w15:restartNumberingAfterBreak="0">
+  <w:abstractNum w:abstractNumId="14" w15:restartNumberingAfterBreak="0">
     <w:nsid w:val="74485107"/>
     <w:multiLevelType w:val="multilevel"/>
     <w:tmpl w:val="0C0A001F"/>
@@ -6292,7 +7665,7 @@
       </w:pPr>
     </w:lvl>
   </w:abstractNum>
-  <w:abstractNum w:abstractNumId="10" w15:restartNumberingAfterBreak="0">
+  <w:abstractNum w:abstractNumId="15" w15:restartNumberingAfterBreak="0">
     <w:nsid w:val="7A60073B"/>
     <w:multiLevelType w:val="hybridMultilevel"/>
     <w:tmpl w:val="79123262"/>
@@ -6409,7 +7782,7 @@
       </w:pPr>
     </w:lvl>
   </w:abstractNum>
-  <w:abstractNum w:abstractNumId="11" w15:restartNumberingAfterBreak="0">
+  <w:abstractNum w:abstractNumId="16" w15:restartNumberingAfterBreak="0">
     <w:nsid w:val="7F9716F3"/>
     <w:multiLevelType w:val="hybridMultilevel"/>
     <w:tmpl w:val="035E71D4"/>
@@ -6496,46 +7869,61 @@
     </w:lvl>
   </w:abstractNum>
   <w:num w:numId="1" w16cid:durableId="244001276">
-    <w:abstractNumId w:val="4"/>
+    <w:abstractNumId w:val="9"/>
   </w:num>
   <w:num w:numId="2" w16cid:durableId="1038164851">
-    <w:abstractNumId w:val="4"/>
+    <w:abstractNumId w:val="9"/>
     <w:lvlOverride w:ilvl="0">
       <w:startOverride w:val="1"/>
     </w:lvlOverride>
   </w:num>
   <w:num w:numId="3" w16cid:durableId="1960604445">
+    <w:abstractNumId w:val="15"/>
+  </w:num>
+  <w:num w:numId="4" w16cid:durableId="492523886">
     <w:abstractNumId w:val="10"/>
   </w:num>
-  <w:num w:numId="4" w16cid:durableId="492523886">
+  <w:num w:numId="5" w16cid:durableId="1329282458">
     <w:abstractNumId w:val="5"/>
   </w:num>
-  <w:num w:numId="5" w16cid:durableId="1329282458">
+  <w:num w:numId="6" w16cid:durableId="867907799">
+    <w:abstractNumId w:val="6"/>
+  </w:num>
+  <w:num w:numId="7" w16cid:durableId="798299497">
     <w:abstractNumId w:val="2"/>
   </w:num>
-  <w:num w:numId="6" w16cid:durableId="867907799">
-    <w:abstractNumId w:val="3"/>
-  </w:num>
-  <w:num w:numId="7" w16cid:durableId="798299497">
-    <w:abstractNumId w:val="1"/>
-  </w:num>
   <w:num w:numId="8" w16cid:durableId="423380111">
-    <w:abstractNumId w:val="8"/>
+    <w:abstractNumId w:val="13"/>
   </w:num>
   <w:num w:numId="9" w16cid:durableId="1348092357">
-    <w:abstractNumId w:val="7"/>
+    <w:abstractNumId w:val="12"/>
   </w:num>
   <w:num w:numId="10" w16cid:durableId="1308825139">
-    <w:abstractNumId w:val="11"/>
+    <w:abstractNumId w:val="16"/>
   </w:num>
   <w:num w:numId="11" w16cid:durableId="2067948146">
-    <w:abstractNumId w:val="6"/>
+    <w:abstractNumId w:val="11"/>
   </w:num>
   <w:num w:numId="12" w16cid:durableId="735015024">
     <w:abstractNumId w:val="0"/>
   </w:num>
   <w:num w:numId="13" w16cid:durableId="12540127">
-    <w:abstractNumId w:val="9"/>
+    <w:abstractNumId w:val="14"/>
+  </w:num>
+  <w:num w:numId="14" w16cid:durableId="666593946">
+    <w:abstractNumId w:val="4"/>
+  </w:num>
+  <w:num w:numId="15" w16cid:durableId="1028801194">
+    <w:abstractNumId w:val="8"/>
+  </w:num>
+  <w:num w:numId="16" w16cid:durableId="1924679542">
+    <w:abstractNumId w:val="7"/>
+  </w:num>
+  <w:num w:numId="17" w16cid:durableId="2034527118">
+    <w:abstractNumId w:val="1"/>
+  </w:num>
+  <w:num w:numId="18" w16cid:durableId="1887714477">
+    <w:abstractNumId w:val="3"/>
   </w:num>
 </w:numbering>
 </file>
@@ -7792,6 +9180,13 @@
 
 <file path=word/glossary/fontTable.xml><?xml version="1.0" encoding="utf-8"?>
 <w:fonts xmlns:mc="http://schemas.openxmlformats.org/markup-compatibility/2006" xmlns:r="http://schemas.openxmlformats.org/officeDocument/2006/relationships" xmlns:w="http://schemas.openxmlformats.org/wordprocessingml/2006/main" xmlns:w14="http://schemas.microsoft.com/office/word/2010/wordml" xmlns:w15="http://schemas.microsoft.com/office/word/2012/wordml" xmlns:w16cex="http://schemas.microsoft.com/office/word/2018/wordml/cex" xmlns:w16cid="http://schemas.microsoft.com/office/word/2016/wordml/cid" xmlns:w16="http://schemas.microsoft.com/office/word/2018/wordml" xmlns:w16du="http://schemas.microsoft.com/office/word/2023/wordml/word16du" xmlns:w16sdtdh="http://schemas.microsoft.com/office/word/2020/wordml/sdtdatahash" xmlns:w16sdtfl="http://schemas.microsoft.com/office/word/2024/wordml/sdtformatlock" xmlns:w16se="http://schemas.microsoft.com/office/word/2015/wordml/symex" mc:Ignorable="w14 w15 w16se w16cid w16 w16cex w16sdtdh w16sdtfl w16du">
+  <w:font w:name="Symbol">
+    <w:panose1 w:val="05050102010706020507"/>
+    <w:charset w:val="02"/>
+    <w:family w:val="roman"/>
+    <w:pitch w:val="variable"/>
+    <w:sig w:usb0="00000000" w:usb1="10000000" w:usb2="00000000" w:usb3="00000000" w:csb0="80000000" w:csb1="00000000"/>
+  </w:font>
   <w:font w:name="Times New Roman">
     <w:panose1 w:val="02020603050405020304"/>
     <w:charset w:val="00"/>
@@ -7799,20 +9194,12 @@
     <w:pitch w:val="variable"/>
     <w:sig w:usb0="E0002EFF" w:usb1="C000785B" w:usb2="00000009" w:usb3="00000000" w:csb0="000001FF" w:csb1="00000000"/>
   </w:font>
-  <w:font w:name="Symbol">
-    <w:panose1 w:val="05050102010706020507"/>
-    <w:charset w:val="02"/>
-    <w:family w:val="roman"/>
-    <w:pitch w:val="variable"/>
-    <w:sig w:usb0="00000000" w:usb1="10000000" w:usb2="00000000" w:usb3="00000000" w:csb0="80000000" w:csb1="00000000"/>
-  </w:font>
-  <w:font w:name="Calibri">
-    <w:altName w:val="Calibri"/>
-    <w:panose1 w:val="020F0502020204030204"/>
+  <w:font w:name="Courier New">
+    <w:panose1 w:val="02070309020205020404"/>
     <w:charset w:val="00"/>
-    <w:family w:val="swiss"/>
-    <w:pitch w:val="variable"/>
-    <w:sig w:usb0="E4002EFF" w:usb1="C200247B" w:usb2="00000009" w:usb3="00000000" w:csb0="000001FF" w:csb1="00000000"/>
+    <w:family w:val="modern"/>
+    <w:pitch w:val="fixed"/>
+    <w:sig w:usb0="E0002EFF" w:usb1="C0007843" w:usb2="00000009" w:usb3="00000000" w:csb0="000001FF" w:csb1="00000000"/>
   </w:font>
   <w:font w:name="Wingdings">
     <w:panose1 w:val="05000000000000000000"/>
@@ -7821,12 +9208,12 @@
     <w:pitch w:val="variable"/>
     <w:sig w:usb0="00000000" w:usb1="10000000" w:usb2="00000000" w:usb3="00000000" w:csb0="80000000" w:csb1="00000000"/>
   </w:font>
-  <w:font w:name="Courier New">
-    <w:panose1 w:val="02070309020205020404"/>
+  <w:font w:name="Calibri">
+    <w:panose1 w:val="020F0502020204030204"/>
     <w:charset w:val="00"/>
-    <w:family w:val="modern"/>
-    <w:pitch w:val="fixed"/>
-    <w:sig w:usb0="E0002EFF" w:usb1="C0007843" w:usb2="00000009" w:usb3="00000000" w:csb0="000001FF" w:csb1="00000000"/>
+    <w:family w:val="swiss"/>
+    <w:pitch w:val="variable"/>
+    <w:sig w:usb0="E4002EFF" w:usb1="C200247B" w:usb2="00000009" w:usb3="00000000" w:csb0="000001FF" w:csb1="00000000"/>
   </w:font>
   <w:font w:name="Cambria">
     <w:panose1 w:val="02040503050406030204"/>
@@ -7849,22 +9236,13 @@
     <w:pitch w:val="variable"/>
     <w:sig w:usb0="E0002EFF" w:usb1="C000785B" w:usb2="00000009" w:usb3="00000000" w:csb0="000001FF" w:csb1="00000000"/>
   </w:font>
-  <w:font w:name="Cambria Math">
-    <w:panose1 w:val="02040503050406030204"/>
-    <w:charset w:val="00"/>
-    <w:family w:val="roman"/>
-    <w:pitch w:val="variable"/>
-    <w:sig w:usb0="E00006FF" w:usb1="420024FF" w:usb2="02000000" w:usb3="00000000" w:csb0="0000019F" w:csb1="00000000"/>
-  </w:font>
   <w:font w:name="Aptos">
-    <w:panose1 w:val="020B0004020202020204"/>
     <w:charset w:val="00"/>
     <w:family w:val="swiss"/>
     <w:pitch w:val="variable"/>
     <w:sig w:usb0="20000287" w:usb1="00000003" w:usb2="00000000" w:usb3="00000000" w:csb0="0000019F" w:csb1="00000000"/>
   </w:font>
   <w:font w:name="Aptos Display">
-    <w:panose1 w:val="020B0004020202020204"/>
     <w:charset w:val="00"/>
     <w:family w:val="swiss"/>
     <w:pitch w:val="variable"/>
@@ -7893,7 +9271,9 @@
     <w:rsid w:val="00032A17"/>
     <w:rsid w:val="00575DD4"/>
     <w:rsid w:val="00642509"/>
+    <w:rsid w:val="007721EF"/>
     <w:rsid w:val="007E1DDE"/>
+    <w:rsid w:val="00B5780A"/>
     <w:rsid w:val="00CC2566"/>
     <w:rsid w:val="00D74131"/>
   </w:rsids>
@@ -7913,7 +9293,7 @@
   <w:themeFontLang w:val="es-ES"/>
   <w:clrSchemeMapping w:bg1="light1" w:t1="dark1" w:bg2="light2" w:t2="dark2" w:accent1="accent1" w:accent2="accent2" w:accent3="accent3" w:accent4="accent4" w:accent5="accent5" w:accent6="accent6" w:hyperlink="hyperlink" w:followedHyperlink="followedHyperlink"/>
   <w:decimalSymbol w:val="."/>
-  <w:listSeparator w:val=";"/>
+  <w:listSeparator w:val=","/>
   <w15:chartTrackingRefBased/>
 </w:settings>
 </file>
